--- a/docs/part-1/Online_Exam_Portal_Test_Plan.docx
+++ b/docs/part-1/Online_Exam_Portal_Test_Plan.docx
@@ -23,61 +23,51 @@
         <w:rPr>
           <w:b/>
         </w:rPr>
-        <w:t xml:space="preserve">Project: </w:t>
-      </w:r>
-      <w:r>
-        <w:t>Online Exam Portal</w:t>
-      </w:r>
-      <w:r>
+        <w:t>Project: Online Exam Portal</w:t>
+        <w:br/>
+        <w:t>Version: 1.1</w:t>
+        <w:br/>
+        <w:t>Authors: Tanusha Prakash, Guntupalli Manaswi, Vidimalla Guru Teja</w:t>
+        <w:br/>
+        <w:t>Date: 19 October 2026</w:t>
+        <w:br/>
+        <w:t>Status: Pending team review</w:t>
         <w:br/>
       </w:r>
+      <w:r/>
+      <w:r/>
       <w:r>
         <w:rPr>
           <w:b/>
         </w:rPr>
-        <w:t xml:space="preserve">Version: </w:t>
       </w:r>
-      <w:r>
-        <w:t>1.0</w:t>
-      </w:r>
-      <w:r>
-        <w:br/>
-      </w:r>
+      <w:r/>
+      <w:r/>
       <w:r>
         <w:rPr>
           <w:b/>
         </w:rPr>
-        <w:t xml:space="preserve">Authors: </w:t>
       </w:r>
-      <w:r>
-        <w:t>Tanusha, Manaswi, Gururaj</w:t>
-      </w:r>
-      <w:r>
-        <w:br/>
-      </w:r>
+      <w:r/>
+      <w:r/>
       <w:r>
         <w:rPr>
           <w:b/>
         </w:rPr>
-        <w:t xml:space="preserve">Date: </w:t>
       </w:r>
-      <w:r>
-        <w:t>09 October 2026</w:t>
-      </w:r>
-      <w:r>
-        <w:br/>
-      </w:r>
+      <w:r/>
+      <w:r/>
       <w:r>
         <w:rPr>
           <w:b/>
         </w:rPr>
-        <w:t xml:space="preserve">Status: </w:t>
       </w:r>
+      <w:r/>
+      <w:r/>
+    </w:p>
+    <w:p>
       <w:r>
-        <w:t>Initial Test Planning Baseline</w:t>
-      </w:r>
-      <w:r>
-        <w:br/>
+        <w:t>Revision 1.1, 19 October 2026: Manaswi (Codex assisted preparation). Align planned checks and scope with #17/#19; correct team names. Team approval and runtime execution remain pending.</w:t>
       </w:r>
     </w:p>
     <w:p>
@@ -85,6 +75,10 @@
         <w:pStyle w:val="Heading1"/>
       </w:pPr>
       <w:r>
+        <w:rPr>
+          <w:color w:val="000000"/>
+          <w:u w:val="none"/>
+        </w:rPr>
         <w:t>1. Introduction</w:t>
       </w:r>
     </w:p>
@@ -96,7 +90,7 @@
         <w:t>Scope: Testing covers authentication/authorization, exam and question management, student attempts/timing/submission, automatic evaluation, results and defined non-functional/security requirements. Out-of-scope future features are not tested.</w:t>
         <w:br/>
         <w:br/>
-        <w:t>References: Online Exam Portal SRS v1.0, SAD v1.0, Project Plan, RTM.</w:t>
+        <w:t>References: Online Exam Portal SRS v1.1, SAD v1.1, Project Plan, RTM.</w:t>
         <w:br/>
         <w:br/>
         <w:t>Definitions: SRS - Software Requirements Specification; SAD - Software Architecture and Design Specification; STP - Software Test Plan; RTM - Requirements Traceability Matrix; API - Application Programming Interface; RBAC - Role-Based Access Control.</w:t>
@@ -107,6 +101,10 @@
         <w:pStyle w:val="Heading1"/>
       </w:pPr>
       <w:r>
+        <w:rPr>
+          <w:color w:val="000000"/>
+          <w:u w:val="none"/>
+        </w:rPr>
         <w:t>2. Test Items</w:t>
       </w:r>
     </w:p>
@@ -171,6 +169,10 @@
         <w:pStyle w:val="Heading1"/>
       </w:pPr>
       <w:r>
+        <w:rPr>
+          <w:color w:val="000000"/>
+          <w:u w:val="none"/>
+        </w:rPr>
         <w:t>3. Features to be Tested</w:t>
       </w:r>
     </w:p>
@@ -231,6 +233,11 @@
       </w:r>
     </w:p>
     <w:p>
+      <w:r>
+        <w:t>Primary FR-08 also covers the owned-exam dashboard (#37). The complete 17-primary-to-21-functional requirement crosswalk and TC-RBAC-01 through TC-RBAC-26 specifications are in docs/RELEASE_1_AGREEMENT.md (#17/#19), pending team review. This supplements the existing cases without renumbering their IDs.</w:t>
+      </w:r>
+    </w:p>
+    <w:p>
       <w:pPr>
         <w:pStyle w:val="ListBullet"/>
       </w:pPr>
@@ -251,6 +258,10 @@
         <w:pStyle w:val="Heading1"/>
       </w:pPr>
       <w:r>
+        <w:rPr>
+          <w:color w:val="000000"/>
+          <w:u w:val="none"/>
+        </w:rPr>
         <w:t>4. Features Not to be Tested</w:t>
       </w:r>
     </w:p>
@@ -311,6 +322,11 @@
       </w:r>
     </w:p>
     <w:p>
+      <w:r>
+        <w:t>Multiple result-release modes; public self-registration, retakes and answer-key disclosure beyond the minimal release are not required.</w:t>
+      </w:r>
+    </w:p>
+    <w:p>
       <w:pPr>
         <w:pStyle w:val="ListBullet"/>
       </w:pPr>
@@ -323,6 +339,10 @@
         <w:pStyle w:val="Heading1"/>
       </w:pPr>
       <w:r>
+        <w:rPr>
+          <w:color w:val="000000"/>
+          <w:u w:val="none"/>
+        </w:rPr>
         <w:t>5. Test Approach / Strategy</w:t>
       </w:r>
     </w:p>
@@ -395,6 +415,10 @@
         <w:pStyle w:val="Heading2"/>
       </w:pPr>
       <w:r>
+        <w:rPr>
+          <w:color w:val="000000"/>
+          <w:u w:val="none"/>
+        </w:rPr>
         <w:t>5.1 Security Validation</w:t>
       </w:r>
     </w:p>
@@ -439,6 +463,11 @@
       </w:r>
     </w:p>
     <w:p>
+      <w:r>
+        <w:t>Use the shared permission matrix to test every active role, anonymous/inactive access, valid foreign IDs, Admin non-inheritance, non-Admin escalation, current-session role/deactivation effects, logout replay, CSRF and retained historical references. TC-RBAC-01 through TC-RBAC-26 give fixtures, actions and expected outcomes; all remain Not Executed until real runs are recorded.</w:t>
+      </w:r>
+    </w:p>
+    <w:p>
       <w:pPr>
         <w:pStyle w:val="ListBullet"/>
       </w:pPr>
@@ -451,6 +480,10 @@
         <w:pStyle w:val="Heading1"/>
       </w:pPr>
       <w:r>
+        <w:rPr>
+          <w:color w:val="000000"/>
+          <w:u w:val="none"/>
+        </w:rPr>
         <w:t>6. Test Environment</w:t>
       </w:r>
     </w:p>
@@ -460,7 +493,7 @@
         <w:br/>
         <w:t>Software: React client, Node.js/Express server, MongoDB test/development database.</w:t>
         <w:br/>
-        <w:t>Tools: Jest, Supertest, React Testing Library, browser developer tools/Postman as needed, GitHub Actions or Jenkins for CI, SonarQube for static analysis, Jira/GitHub for defect/backlog tracking.</w:t>
+        <w:t>Tools: Jest, Supertest, React Testing Library, browser developer tools/Postman as needed, GitHub Actions and Jenkins for CI, SonarQube for static analysis, GitHub Issues/Projects for defect/backlog tracking.</w:t>
         <w:br/>
         <w:t>Test Data: dummy Student/Instructor/Admin accounts, draft/published exams, MCQs, attempts and expected scores. No real personal data is required.</w:t>
       </w:r>
@@ -470,6 +503,10 @@
         <w:pStyle w:val="Heading1"/>
       </w:pPr>
       <w:r>
+        <w:rPr>
+          <w:color w:val="000000"/>
+          <w:u w:val="none"/>
+        </w:rPr>
         <w:t>7. Test Schedule</w:t>
       </w:r>
     </w:p>
@@ -478,25 +515,49 @@
         <w:tblStyle w:val="TableGrid"/>
         <w:tblW w:type="auto" w:w="0"/>
         <w:jc w:val="center"/>
+        <w:tblLayout w:type="fixed"/>
         <w:tblLook w:firstColumn="1" w:firstRow="1" w:lastColumn="0" w:lastRow="0" w:noHBand="0" w:noVBand="1" w:val="04A0"/>
+        <w:tblBorders>
+          <w:top w:val="single" w:sz="4" w:color="D9D9D9"/>
+          <w:left w:val="single" w:sz="4" w:color="D9D9D9"/>
+          <w:bottom w:val="single" w:sz="4" w:color="D9D9D9"/>
+          <w:right w:val="single" w:sz="4" w:color="D9D9D9"/>
+          <w:insideH w:val="single" w:sz="4" w:color="D9D9D9"/>
+          <w:insideV w:val="single" w:sz="4" w:color="D9D9D9"/>
+        </w:tblBorders>
+        <w:tblCellMar>
+          <w:top w:w="70" w:type="dxa"/>
+          <w:bottom w:w="70" w:type="dxa"/>
+          <w:left w:w="70" w:type="dxa"/>
+          <w:right w:w="70" w:type="dxa"/>
+        </w:tblCellMar>
       </w:tblPr>
       <w:tblGrid>
-        <w:gridCol w:w="5040"/>
-        <w:gridCol w:w="5040"/>
+        <w:gridCol w:w="4464"/>
+        <w:gridCol w:w="5616"/>
       </w:tblGrid>
       <w:tr>
         <w:trPr>
           <w:tblHeader w:val="true"/>
+          <w:cantSplit/>
         </w:trPr>
         <w:tc>
           <w:tcPr>
-            <w:tcW w:type="dxa" w:w="5040"/>
+            <w:tcW w:type="dxa" w:w="4464"/>
             <w:vAlign w:val="center"/>
+            <w:shd w:fill="F1F1F1"/>
           </w:tcPr>
           <w:p>
+            <w:pPr>
+              <w:keepNext/>
+              <w:spacing w:before="0" w:after="0" w:line="252" w:lineRule="auto"/>
+              <w:jc w:val="left"/>
+            </w:pPr>
             <w:r>
               <w:rPr>
                 <w:b/>
+                <w:color w:val="000000"/>
+                <w:sz w:val="20"/>
               </w:rPr>
               <w:t>Milestone</w:t>
             </w:r>
@@ -504,13 +565,21 @@
         </w:tc>
         <w:tc>
           <w:tcPr>
-            <w:tcW w:type="dxa" w:w="5040"/>
+            <w:tcW w:type="dxa" w:w="5616"/>
             <w:vAlign w:val="center"/>
+            <w:shd w:fill="F1F1F1"/>
           </w:tcPr>
           <w:p>
+            <w:pPr>
+              <w:keepNext/>
+              <w:spacing w:before="0" w:after="0" w:line="252" w:lineRule="auto"/>
+              <w:jc w:val="left"/>
+            </w:pPr>
             <w:r>
               <w:rPr>
                 <w:b/>
+                <w:color w:val="000000"/>
+                <w:sz w:val="20"/>
               </w:rPr>
               <w:t>Planned Period</w:t>
             </w:r>
@@ -518,110 +587,225 @@
         </w:tc>
       </w:tr>
       <w:tr>
+        <w:trPr>
+          <w:cantSplit/>
+        </w:trPr>
         <w:tc>
           <w:tcPr>
-            <w:tcW w:type="dxa" w:w="5040"/>
+            <w:tcW w:type="dxa" w:w="4464"/>
+            <w:vAlign w:val="center"/>
           </w:tcPr>
           <w:p>
+            <w:pPr>
+              <w:keepNext w:val="0"/>
+              <w:spacing w:before="0" w:after="0" w:line="252" w:lineRule="auto"/>
+              <w:jc w:val="left"/>
+            </w:pPr>
             <w:r>
+              <w:rPr>
+                <w:color w:val="000000"/>
+                <w:sz w:val="20"/>
+              </w:rPr>
               <w:t>Test case design / backlog mapping</w:t>
             </w:r>
           </w:p>
         </w:tc>
         <w:tc>
           <w:tcPr>
-            <w:tcW w:type="dxa" w:w="5040"/>
+            <w:tcW w:type="dxa" w:w="5616"/>
+            <w:vAlign w:val="center"/>
           </w:tcPr>
           <w:p>
+            <w:pPr>
+              <w:keepNext w:val="0"/>
+              <w:spacing w:before="0" w:after="0" w:line="252" w:lineRule="auto"/>
+              <w:jc w:val="left"/>
+            </w:pPr>
             <w:r>
+              <w:rPr>
+                <w:color w:val="000000"/>
+                <w:sz w:val="20"/>
+              </w:rPr>
               <w:t>Before and during Sprint 1</w:t>
             </w:r>
           </w:p>
         </w:tc>
       </w:tr>
       <w:tr>
+        <w:trPr>
+          <w:cantSplit/>
+        </w:trPr>
         <w:tc>
           <w:tcPr>
-            <w:tcW w:type="dxa" w:w="5040"/>
+            <w:tcW w:type="dxa" w:w="4464"/>
+            <w:vAlign w:val="center"/>
           </w:tcPr>
           <w:p>
+            <w:pPr>
+              <w:keepNext w:val="0"/>
+              <w:spacing w:before="0" w:after="0" w:line="252" w:lineRule="auto"/>
+              <w:jc w:val="left"/>
+            </w:pPr>
             <w:r>
+              <w:rPr>
+                <w:color w:val="000000"/>
+                <w:sz w:val="20"/>
+              </w:rPr>
               <w:t>Sprint 1 execution</w:t>
             </w:r>
           </w:p>
         </w:tc>
         <w:tc>
           <w:tcPr>
-            <w:tcW w:type="dxa" w:w="5040"/>
+            <w:tcW w:type="dxa" w:w="5616"/>
+            <w:vAlign w:val="center"/>
           </w:tcPr>
           <w:p>
+            <w:pPr>
+              <w:keepNext w:val="0"/>
+              <w:spacing w:before="0" w:after="0" w:line="252" w:lineRule="auto"/>
+              <w:jc w:val="left"/>
+            </w:pPr>
             <w:r>
+              <w:rPr>
+                <w:color w:val="000000"/>
+                <w:sz w:val="20"/>
+              </w:rPr>
               <w:t>19 Oct - 23 Oct 2026</w:t>
             </w:r>
           </w:p>
         </w:tc>
       </w:tr>
       <w:tr>
+        <w:trPr>
+          <w:cantSplit/>
+        </w:trPr>
         <w:tc>
           <w:tcPr>
-            <w:tcW w:type="dxa" w:w="5040"/>
+            <w:tcW w:type="dxa" w:w="4464"/>
+            <w:vAlign w:val="center"/>
           </w:tcPr>
           <w:p>
+            <w:pPr>
+              <w:keepNext w:val="0"/>
+              <w:spacing w:before="0" w:after="0" w:line="252" w:lineRule="auto"/>
+              <w:jc w:val="left"/>
+            </w:pPr>
             <w:r>
+              <w:rPr>
+                <w:color w:val="000000"/>
+                <w:sz w:val="20"/>
+              </w:rPr>
               <w:t>Sprint 1 regression / video evidence</w:t>
             </w:r>
           </w:p>
         </w:tc>
         <w:tc>
           <w:tcPr>
-            <w:tcW w:type="dxa" w:w="5040"/>
+            <w:tcW w:type="dxa" w:w="5616"/>
+            <w:vAlign w:val="center"/>
           </w:tcPr>
           <w:p>
+            <w:pPr>
+              <w:keepNext w:val="0"/>
+              <w:spacing w:before="0" w:after="0" w:line="252" w:lineRule="auto"/>
+              <w:jc w:val="left"/>
+            </w:pPr>
             <w:r>
+              <w:rPr>
+                <w:color w:val="000000"/>
+                <w:sz w:val="20"/>
+              </w:rPr>
               <w:t>By 23 Oct 2026</w:t>
             </w:r>
           </w:p>
         </w:tc>
       </w:tr>
       <w:tr>
+        <w:trPr>
+          <w:cantSplit/>
+        </w:trPr>
         <w:tc>
           <w:tcPr>
-            <w:tcW w:type="dxa" w:w="5040"/>
+            <w:tcW w:type="dxa" w:w="4464"/>
+            <w:vAlign w:val="center"/>
           </w:tcPr>
           <w:p>
+            <w:pPr>
+              <w:keepNext w:val="0"/>
+              <w:spacing w:before="0" w:after="0" w:line="252" w:lineRule="auto"/>
+              <w:jc w:val="left"/>
+            </w:pPr>
             <w:r>
+              <w:rPr>
+                <w:color w:val="000000"/>
+                <w:sz w:val="20"/>
+              </w:rPr>
               <w:t>Sprint 2 execution</w:t>
             </w:r>
           </w:p>
         </w:tc>
         <w:tc>
           <w:tcPr>
-            <w:tcW w:type="dxa" w:w="5040"/>
+            <w:tcW w:type="dxa" w:w="5616"/>
+            <w:vAlign w:val="center"/>
           </w:tcPr>
           <w:p>
+            <w:pPr>
+              <w:keepNext w:val="0"/>
+              <w:spacing w:before="0" w:after="0" w:line="252" w:lineRule="auto"/>
+              <w:jc w:val="left"/>
+            </w:pPr>
             <w:r>
+              <w:rPr>
+                <w:color w:val="000000"/>
+                <w:sz w:val="20"/>
+              </w:rPr>
               <w:t>26 Oct - 30 Oct 2026</w:t>
             </w:r>
           </w:p>
         </w:tc>
       </w:tr>
       <w:tr>
+        <w:trPr>
+          <w:cantSplit/>
+        </w:trPr>
         <w:tc>
           <w:tcPr>
-            <w:tcW w:type="dxa" w:w="5040"/>
+            <w:tcW w:type="dxa" w:w="4464"/>
+            <w:vAlign w:val="center"/>
           </w:tcPr>
           <w:p>
+            <w:pPr>
+              <w:keepNext w:val="0"/>
+              <w:spacing w:before="0" w:after="0" w:line="252" w:lineRule="auto"/>
+              <w:jc w:val="left"/>
+            </w:pPr>
             <w:r>
+              <w:rPr>
+                <w:color w:val="000000"/>
+                <w:sz w:val="20"/>
+              </w:rPr>
               <w:t>Final regression and documentation freeze</w:t>
             </w:r>
           </w:p>
         </w:tc>
         <w:tc>
           <w:tcPr>
-            <w:tcW w:type="dxa" w:w="5040"/>
+            <w:tcW w:type="dxa" w:w="5616"/>
+            <w:vAlign w:val="center"/>
           </w:tcPr>
           <w:p>
+            <w:pPr>
+              <w:keepNext w:val="0"/>
+              <w:spacing w:before="0" w:after="0" w:line="252" w:lineRule="auto"/>
+              <w:jc w:val="left"/>
+            </w:pPr>
             <w:r>
+              <w:rPr>
+                <w:color w:val="000000"/>
+                <w:sz w:val="20"/>
+              </w:rPr>
               <w:t>By 30 Oct 2026</w:t>
             </w:r>
           </w:p>
@@ -633,6 +817,10 @@
         <w:pStyle w:val="Heading1"/>
       </w:pPr>
       <w:r>
+        <w:rPr>
+          <w:color w:val="000000"/>
+          <w:u w:val="none"/>
+        </w:rPr>
         <w:t>8. Test Deliverables</w:t>
       </w:r>
     </w:p>
@@ -705,6 +893,10 @@
         <w:pStyle w:val="Heading1"/>
       </w:pPr>
       <w:r>
+        <w:rPr>
+          <w:color w:val="000000"/>
+          <w:u w:val="none"/>
+        </w:rPr>
         <w:t>9. Roles and Responsibilities</w:t>
       </w:r>
     </w:p>
@@ -713,25 +905,49 @@
         <w:tblStyle w:val="TableGrid"/>
         <w:tblW w:type="auto" w:w="0"/>
         <w:jc w:val="center"/>
+        <w:tblLayout w:type="fixed"/>
         <w:tblLook w:firstColumn="1" w:firstRow="1" w:lastColumn="0" w:lastRow="0" w:noHBand="0" w:noVBand="1" w:val="04A0"/>
+        <w:tblBorders>
+          <w:top w:val="single" w:sz="4" w:color="D9D9D9"/>
+          <w:left w:val="single" w:sz="4" w:color="D9D9D9"/>
+          <w:bottom w:val="single" w:sz="4" w:color="D9D9D9"/>
+          <w:right w:val="single" w:sz="4" w:color="D9D9D9"/>
+          <w:insideH w:val="single" w:sz="4" w:color="D9D9D9"/>
+          <w:insideV w:val="single" w:sz="4" w:color="D9D9D9"/>
+        </w:tblBorders>
+        <w:tblCellMar>
+          <w:top w:w="70" w:type="dxa"/>
+          <w:bottom w:w="70" w:type="dxa"/>
+          <w:left w:w="70" w:type="dxa"/>
+          <w:right w:w="70" w:type="dxa"/>
+        </w:tblCellMar>
       </w:tblPr>
       <w:tblGrid>
-        <w:gridCol w:w="5040"/>
-        <w:gridCol w:w="5040"/>
+        <w:gridCol w:w="2592"/>
+        <w:gridCol w:w="7488"/>
       </w:tblGrid>
       <w:tr>
         <w:trPr>
           <w:tblHeader w:val="true"/>
+          <w:cantSplit/>
         </w:trPr>
         <w:tc>
           <w:tcPr>
-            <w:tcW w:type="dxa" w:w="5040"/>
+            <w:tcW w:type="dxa" w:w="2592"/>
             <w:vAlign w:val="center"/>
+            <w:shd w:fill="F1F1F1"/>
           </w:tcPr>
           <w:p>
+            <w:pPr>
+              <w:keepNext/>
+              <w:spacing w:before="0" w:after="0" w:line="252" w:lineRule="auto"/>
+              <w:jc w:val="left"/>
+            </w:pPr>
             <w:r>
               <w:rPr>
                 <w:b/>
+                <w:color w:val="000000"/>
+                <w:sz w:val="20"/>
               </w:rPr>
               <w:t>Role / Member</w:t>
             </w:r>
@@ -739,13 +955,21 @@
         </w:tc>
         <w:tc>
           <w:tcPr>
-            <w:tcW w:type="dxa" w:w="5040"/>
+            <w:tcW w:type="dxa" w:w="7488"/>
             <w:vAlign w:val="center"/>
+            <w:shd w:fill="F1F1F1"/>
           </w:tcPr>
           <w:p>
+            <w:pPr>
+              <w:keepNext/>
+              <w:spacing w:before="0" w:after="0" w:line="252" w:lineRule="auto"/>
+              <w:jc w:val="left"/>
+            </w:pPr>
             <w:r>
               <w:rPr>
                 <w:b/>
+                <w:color w:val="000000"/>
+                <w:sz w:val="20"/>
               </w:rPr>
               <w:t>Responsibility</w:t>
             </w:r>
@@ -753,88 +977,180 @@
         </w:tc>
       </w:tr>
       <w:tr>
+        <w:trPr>
+          <w:cantSplit/>
+        </w:trPr>
         <w:tc>
           <w:tcPr>
-            <w:tcW w:type="dxa" w:w="5040"/>
+            <w:tcW w:type="dxa" w:w="2592"/>
+            <w:vAlign w:val="center"/>
           </w:tcPr>
           <w:p>
+            <w:pPr>
+              <w:keepNext w:val="0"/>
+              <w:spacing w:before="0" w:after="0" w:line="252" w:lineRule="auto"/>
+              <w:jc w:val="left"/>
+            </w:pPr>
             <w:r>
+              <w:rPr>
+                <w:color w:val="000000"/>
+                <w:sz w:val="20"/>
+              </w:rPr>
               <w:t>Tanusha</w:t>
             </w:r>
           </w:p>
         </w:tc>
         <w:tc>
           <w:tcPr>
-            <w:tcW w:type="dxa" w:w="5040"/>
+            <w:tcW w:type="dxa" w:w="7488"/>
+            <w:vAlign w:val="center"/>
           </w:tcPr>
           <w:p>
+            <w:pPr>
+              <w:keepNext w:val="0"/>
+              <w:spacing w:before="0" w:after="0" w:line="252" w:lineRule="auto"/>
+              <w:jc w:val="left"/>
+            </w:pPr>
             <w:r>
+              <w:rPr>
+                <w:color w:val="000000"/>
+                <w:sz w:val="20"/>
+              </w:rPr>
               <w:t>Exam/Question feature tests; shared integration/security validation</w:t>
             </w:r>
           </w:p>
         </w:tc>
       </w:tr>
       <w:tr>
+        <w:trPr>
+          <w:cantSplit/>
+        </w:trPr>
         <w:tc>
           <w:tcPr>
-            <w:tcW w:type="dxa" w:w="5040"/>
+            <w:tcW w:type="dxa" w:w="2592"/>
+            <w:vAlign w:val="center"/>
           </w:tcPr>
           <w:p>
+            <w:pPr>
+              <w:keepNext w:val="0"/>
+              <w:spacing w:before="0" w:after="0" w:line="252" w:lineRule="auto"/>
+              <w:jc w:val="left"/>
+            </w:pPr>
             <w:r>
+              <w:rPr>
+                <w:color w:val="000000"/>
+                <w:sz w:val="20"/>
+              </w:rPr>
               <w:t>Manaswi</w:t>
             </w:r>
           </w:p>
         </w:tc>
         <w:tc>
           <w:tcPr>
-            <w:tcW w:type="dxa" w:w="5040"/>
+            <w:tcW w:type="dxa" w:w="7488"/>
+            <w:vAlign w:val="center"/>
           </w:tcPr>
           <w:p>
+            <w:pPr>
+              <w:keepNext w:val="0"/>
+              <w:spacing w:before="0" w:after="0" w:line="252" w:lineRule="auto"/>
+              <w:jc w:val="left"/>
+            </w:pPr>
             <w:r>
+              <w:rPr>
+                <w:color w:val="000000"/>
+                <w:sz w:val="20"/>
+              </w:rPr>
               <w:t>Student attempt/timer/submission tests; shared integration validation</w:t>
             </w:r>
           </w:p>
         </w:tc>
       </w:tr>
       <w:tr>
+        <w:trPr>
+          <w:cantSplit/>
+        </w:trPr>
         <w:tc>
           <w:tcPr>
-            <w:tcW w:type="dxa" w:w="5040"/>
+            <w:tcW w:type="dxa" w:w="2592"/>
+            <w:vAlign w:val="center"/>
           </w:tcPr>
           <w:p>
+            <w:pPr>
+              <w:keepNext w:val="0"/>
+              <w:spacing w:before="0" w:after="0" w:line="252" w:lineRule="auto"/>
+              <w:jc w:val="left"/>
+            </w:pPr>
             <w:r>
-              <w:t>Gururaj</w:t>
+              <w:rPr>
+                <w:color w:val="000000"/>
+                <w:sz w:val="20"/>
+              </w:rPr>
+              <w:t>Vidimalla Guru Teja</w:t>
             </w:r>
           </w:p>
         </w:tc>
         <w:tc>
           <w:tcPr>
-            <w:tcW w:type="dxa" w:w="5040"/>
+            <w:tcW w:type="dxa" w:w="7488"/>
+            <w:vAlign w:val="center"/>
           </w:tcPr>
           <w:p>
+            <w:pPr>
+              <w:keepNext w:val="0"/>
+              <w:spacing w:before="0" w:after="0" w:line="252" w:lineRule="auto"/>
+              <w:jc w:val="left"/>
+            </w:pPr>
             <w:r>
+              <w:rPr>
+                <w:color w:val="000000"/>
+                <w:sz w:val="20"/>
+              </w:rPr>
               <w:t>Evaluation/results tests; shared integration validation</w:t>
             </w:r>
           </w:p>
         </w:tc>
       </w:tr>
       <w:tr>
+        <w:trPr>
+          <w:cantSplit/>
+        </w:trPr>
         <w:tc>
           <w:tcPr>
-            <w:tcW w:type="dxa" w:w="5040"/>
+            <w:tcW w:type="dxa" w:w="2592"/>
+            <w:vAlign w:val="center"/>
           </w:tcPr>
           <w:p>
+            <w:pPr>
+              <w:keepNext w:val="0"/>
+              <w:spacing w:before="0" w:after="0" w:line="252" w:lineRule="auto"/>
+              <w:jc w:val="left"/>
+            </w:pPr>
             <w:r>
+              <w:rPr>
+                <w:color w:val="000000"/>
+                <w:sz w:val="20"/>
+              </w:rPr>
               <w:t>All team members</w:t>
             </w:r>
           </w:p>
         </w:tc>
         <w:tc>
           <w:tcPr>
-            <w:tcW w:type="dxa" w:w="5040"/>
+            <w:tcW w:type="dxa" w:w="7488"/>
+            <w:vAlign w:val="center"/>
           </w:tcPr>
           <w:p>
+            <w:pPr>
+              <w:keepNext w:val="0"/>
+              <w:spacing w:before="0" w:after="0" w:line="252" w:lineRule="auto"/>
+              <w:jc w:val="left"/>
+            </w:pPr>
             <w:r>
+              <w:rPr>
+                <w:color w:val="000000"/>
+                <w:sz w:val="20"/>
+              </w:rPr>
               <w:t>Review failing tests, fix owned defects, maintain traceability and contribute system testing</w:t>
             </w:r>
           </w:p>
@@ -846,6 +1162,10 @@
         <w:pStyle w:val="Heading1"/>
       </w:pPr>
       <w:r>
+        <w:rPr>
+          <w:color w:val="000000"/>
+          <w:u w:val="none"/>
+        </w:rPr>
         <w:t>10. Risks and Mitigation</w:t>
       </w:r>
     </w:p>
@@ -854,25 +1174,49 @@
         <w:tblStyle w:val="TableGrid"/>
         <w:tblW w:type="auto" w:w="0"/>
         <w:jc w:val="center"/>
+        <w:tblLayout w:type="fixed"/>
         <w:tblLook w:firstColumn="1" w:firstRow="1" w:lastColumn="0" w:lastRow="0" w:noHBand="0" w:noVBand="1" w:val="04A0"/>
+        <w:tblBorders>
+          <w:top w:val="single" w:sz="4" w:color="D9D9D9"/>
+          <w:left w:val="single" w:sz="4" w:color="D9D9D9"/>
+          <w:bottom w:val="single" w:sz="4" w:color="D9D9D9"/>
+          <w:right w:val="single" w:sz="4" w:color="D9D9D9"/>
+          <w:insideH w:val="single" w:sz="4" w:color="D9D9D9"/>
+          <w:insideV w:val="single" w:sz="4" w:color="D9D9D9"/>
+        </w:tblBorders>
+        <w:tblCellMar>
+          <w:top w:w="70" w:type="dxa"/>
+          <w:bottom w:w="70" w:type="dxa"/>
+          <w:left w:w="70" w:type="dxa"/>
+          <w:right w:w="70" w:type="dxa"/>
+        </w:tblCellMar>
       </w:tblPr>
       <w:tblGrid>
-        <w:gridCol w:w="5040"/>
-        <w:gridCol w:w="5040"/>
+        <w:gridCol w:w="2880"/>
+        <w:gridCol w:w="7200"/>
       </w:tblGrid>
       <w:tr>
         <w:trPr>
           <w:tblHeader w:val="true"/>
+          <w:cantSplit/>
         </w:trPr>
         <w:tc>
           <w:tcPr>
-            <w:tcW w:type="dxa" w:w="5040"/>
+            <w:tcW w:type="dxa" w:w="2880"/>
             <w:vAlign w:val="center"/>
+            <w:shd w:fill="F1F1F1"/>
           </w:tcPr>
           <w:p>
+            <w:pPr>
+              <w:keepNext/>
+              <w:spacing w:before="0" w:after="0" w:line="252" w:lineRule="auto"/>
+              <w:jc w:val="left"/>
+            </w:pPr>
             <w:r>
               <w:rPr>
                 <w:b/>
+                <w:color w:val="000000"/>
+                <w:sz w:val="20"/>
               </w:rPr>
               <w:t>Risk</w:t>
             </w:r>
@@ -880,13 +1224,21 @@
         </w:tc>
         <w:tc>
           <w:tcPr>
-            <w:tcW w:type="dxa" w:w="5040"/>
+            <w:tcW w:type="dxa" w:w="7200"/>
             <w:vAlign w:val="center"/>
+            <w:shd w:fill="F1F1F1"/>
           </w:tcPr>
           <w:p>
+            <w:pPr>
+              <w:keepNext/>
+              <w:spacing w:before="0" w:after="0" w:line="252" w:lineRule="auto"/>
+              <w:jc w:val="left"/>
+            </w:pPr>
             <w:r>
               <w:rPr>
                 <w:b/>
+                <w:color w:val="000000"/>
+                <w:sz w:val="20"/>
               </w:rPr>
               <w:t>Mitigation</w:t>
             </w:r>
@@ -894,110 +1246,225 @@
         </w:tc>
       </w:tr>
       <w:tr>
+        <w:trPr>
+          <w:cantSplit/>
+        </w:trPr>
         <w:tc>
           <w:tcPr>
-            <w:tcW w:type="dxa" w:w="5040"/>
+            <w:tcW w:type="dxa" w:w="2880"/>
+            <w:vAlign w:val="center"/>
           </w:tcPr>
           <w:p>
+            <w:pPr>
+              <w:keepNext w:val="0"/>
+              <w:spacing w:before="0" w:after="0" w:line="252" w:lineRule="auto"/>
+              <w:jc w:val="left"/>
+            </w:pPr>
             <w:r>
+              <w:rPr>
+                <w:color w:val="000000"/>
+                <w:sz w:val="20"/>
+              </w:rPr>
               <w:t>Late integration of modules</w:t>
             </w:r>
           </w:p>
         </w:tc>
         <w:tc>
           <w:tcPr>
-            <w:tcW w:type="dxa" w:w="5040"/>
+            <w:tcW w:type="dxa" w:w="7200"/>
+            <w:vAlign w:val="center"/>
           </w:tcPr>
           <w:p>
+            <w:pPr>
+              <w:keepNext w:val="0"/>
+              <w:spacing w:before="0" w:after="0" w:line="252" w:lineRule="auto"/>
+              <w:jc w:val="left"/>
+            </w:pPr>
             <w:r>
+              <w:rPr>
+                <w:color w:val="000000"/>
+                <w:sz w:val="20"/>
+              </w:rPr>
               <w:t>Integrate incrementally during each sprint and maintain API contracts.</w:t>
             </w:r>
           </w:p>
         </w:tc>
       </w:tr>
       <w:tr>
+        <w:trPr>
+          <w:cantSplit/>
+        </w:trPr>
         <w:tc>
           <w:tcPr>
-            <w:tcW w:type="dxa" w:w="5040"/>
+            <w:tcW w:type="dxa" w:w="2880"/>
+            <w:vAlign w:val="center"/>
           </w:tcPr>
           <w:p>
+            <w:pPr>
+              <w:keepNext w:val="0"/>
+              <w:spacing w:before="0" w:after="0" w:line="252" w:lineRule="auto"/>
+              <w:jc w:val="left"/>
+            </w:pPr>
             <w:r>
+              <w:rPr>
+                <w:color w:val="000000"/>
+                <w:sz w:val="20"/>
+              </w:rPr>
               <w:t>Unstable test database/data</w:t>
             </w:r>
           </w:p>
         </w:tc>
         <w:tc>
           <w:tcPr>
-            <w:tcW w:type="dxa" w:w="5040"/>
+            <w:tcW w:type="dxa" w:w="7200"/>
+            <w:vAlign w:val="center"/>
           </w:tcPr>
           <w:p>
+            <w:pPr>
+              <w:keepNext w:val="0"/>
+              <w:spacing w:before="0" w:after="0" w:line="252" w:lineRule="auto"/>
+              <w:jc w:val="left"/>
+            </w:pPr>
             <w:r>
+              <w:rPr>
+                <w:color w:val="000000"/>
+                <w:sz w:val="20"/>
+              </w:rPr>
               <w:t>Use controlled dummy test data and reset/seed scripts where needed.</w:t>
             </w:r>
           </w:p>
         </w:tc>
       </w:tr>
       <w:tr>
+        <w:trPr>
+          <w:cantSplit/>
+        </w:trPr>
         <w:tc>
           <w:tcPr>
-            <w:tcW w:type="dxa" w:w="5040"/>
+            <w:tcW w:type="dxa" w:w="2880"/>
+            <w:vAlign w:val="center"/>
           </w:tcPr>
           <w:p>
+            <w:pPr>
+              <w:keepNext w:val="0"/>
+              <w:spacing w:before="0" w:after="0" w:line="252" w:lineRule="auto"/>
+              <w:jc w:val="left"/>
+            </w:pPr>
             <w:r>
+              <w:rPr>
+                <w:color w:val="000000"/>
+                <w:sz w:val="20"/>
+              </w:rPr>
               <w:t>Authentication/authorization defects</w:t>
             </w:r>
           </w:p>
         </w:tc>
         <w:tc>
           <w:tcPr>
-            <w:tcW w:type="dxa" w:w="5040"/>
+            <w:tcW w:type="dxa" w:w="7200"/>
+            <w:vAlign w:val="center"/>
           </w:tcPr>
           <w:p>
+            <w:pPr>
+              <w:keepNext w:val="0"/>
+              <w:spacing w:before="0" w:after="0" w:line="252" w:lineRule="auto"/>
+              <w:jc w:val="left"/>
+            </w:pPr>
             <w:r>
+              <w:rPr>
+                <w:color w:val="000000"/>
+                <w:sz w:val="20"/>
+              </w:rPr>
               <w:t>Prioritize negative RBAC/ownership tests early.</w:t>
             </w:r>
           </w:p>
         </w:tc>
       </w:tr>
       <w:tr>
+        <w:trPr>
+          <w:cantSplit/>
+        </w:trPr>
         <w:tc>
           <w:tcPr>
-            <w:tcW w:type="dxa" w:w="5040"/>
+            <w:tcW w:type="dxa" w:w="2880"/>
+            <w:vAlign w:val="center"/>
           </w:tcPr>
           <w:p>
+            <w:pPr>
+              <w:keepNext w:val="0"/>
+              <w:spacing w:before="0" w:after="0" w:line="252" w:lineRule="auto"/>
+              <w:jc w:val="left"/>
+            </w:pPr>
             <w:r>
+              <w:rPr>
+                <w:color w:val="000000"/>
+                <w:sz w:val="20"/>
+              </w:rPr>
               <w:t>Time constraints</w:t>
             </w:r>
           </w:p>
         </w:tc>
         <w:tc>
           <w:tcPr>
-            <w:tcW w:type="dxa" w:w="5040"/>
+            <w:tcW w:type="dxa" w:w="7200"/>
+            <w:vAlign w:val="center"/>
           </w:tcPr>
           <w:p>
+            <w:pPr>
+              <w:keepNext w:val="0"/>
+              <w:spacing w:before="0" w:after="0" w:line="252" w:lineRule="auto"/>
+              <w:jc w:val="left"/>
+            </w:pPr>
             <w:r>
+              <w:rPr>
+                <w:color w:val="000000"/>
+                <w:sz w:val="20"/>
+              </w:rPr>
               <w:t>Automate repeatable backend tests and focus Release 1 scope.</w:t>
             </w:r>
           </w:p>
         </w:tc>
       </w:tr>
       <w:tr>
+        <w:trPr>
+          <w:cantSplit/>
+        </w:trPr>
         <w:tc>
           <w:tcPr>
-            <w:tcW w:type="dxa" w:w="5040"/>
+            <w:tcW w:type="dxa" w:w="2880"/>
+            <w:vAlign w:val="center"/>
           </w:tcPr>
           <w:p>
+            <w:pPr>
+              <w:keepNext w:val="0"/>
+              <w:spacing w:before="0" w:after="0" w:line="252" w:lineRule="auto"/>
+              <w:jc w:val="left"/>
+            </w:pPr>
             <w:r>
+              <w:rPr>
+                <w:color w:val="000000"/>
+                <w:sz w:val="20"/>
+              </w:rPr>
               <w:t>Requirement deviation</w:t>
             </w:r>
           </w:p>
         </w:tc>
         <w:tc>
           <w:tcPr>
-            <w:tcW w:type="dxa" w:w="5040"/>
+            <w:tcW w:type="dxa" w:w="7200"/>
+            <w:vAlign w:val="center"/>
           </w:tcPr>
           <w:p>
+            <w:pPr>
+              <w:keepNext w:val="0"/>
+              <w:spacing w:before="0" w:after="0" w:line="252" w:lineRule="auto"/>
+              <w:jc w:val="left"/>
+            </w:pPr>
             <w:r>
+              <w:rPr>
+                <w:color w:val="000000"/>
+                <w:sz w:val="20"/>
+              </w:rPr>
               <w:t>Update SRS/SAD/STP/RTM and explain deviations in final demo.</w:t>
             </w:r>
           </w:p>
@@ -1009,6 +1476,10 @@
         <w:pStyle w:val="Heading1"/>
       </w:pPr>
       <w:r>
+        <w:rPr>
+          <w:color w:val="000000"/>
+          <w:u w:val="none"/>
+        </w:rPr>
         <w:t>11. Assumptions &amp; Dependencies</w:t>
       </w:r>
     </w:p>
@@ -1049,6 +1520,10 @@
         <w:pStyle w:val="Heading1"/>
       </w:pPr>
       <w:r>
+        <w:rPr>
+          <w:color w:val="000000"/>
+          <w:u w:val="none"/>
+        </w:rPr>
         <w:t>12. Suspension &amp; Resumption Criteria</w:t>
       </w:r>
     </w:p>
@@ -1062,6 +1537,10 @@
         <w:pStyle w:val="Heading1"/>
       </w:pPr>
       <w:r>
+        <w:rPr>
+          <w:color w:val="000000"/>
+          <w:u w:val="none"/>
+        </w:rPr>
         <w:t>13. Test Case Management &amp; Traceability</w:t>
       </w:r>
     </w:p>
@@ -1071,10 +1550,19 @@
       </w:r>
     </w:p>
     <w:p>
+      <w:r>
+        <w:t>For each agreement case, record the tested commit, exact fixture/preconditions, observed result and run/report link when executed under its implementation issue and #53. Documentation review and passing repository checks are not application-test results.</w:t>
+      </w:r>
+    </w:p>
+    <w:p>
       <w:pPr>
         <w:pStyle w:val="Heading2"/>
       </w:pPr>
       <w:r>
+        <w:rPr>
+          <w:color w:val="000000"/>
+          <w:u w:val="none"/>
+        </w:rPr>
         <w:t>13.1 Planned Test Cases</w:t>
       </w:r>
     </w:p>
@@ -1083,59 +1571,99 @@
         <w:tblStyle w:val="TableGrid"/>
         <w:tblW w:type="auto" w:w="0"/>
         <w:jc w:val="center"/>
+        <w:tblLayout w:type="fixed"/>
         <w:tblLook w:firstColumn="1" w:firstRow="1" w:lastColumn="0" w:lastRow="0" w:noHBand="0" w:noVBand="1" w:val="04A0"/>
+        <w:tblBorders>
+          <w:top w:val="single" w:sz="4" w:color="D9D9D9"/>
+          <w:left w:val="single" w:sz="4" w:color="D9D9D9"/>
+          <w:bottom w:val="single" w:sz="4" w:color="D9D9D9"/>
+          <w:right w:val="single" w:sz="4" w:color="D9D9D9"/>
+          <w:insideH w:val="single" w:sz="4" w:color="D9D9D9"/>
+          <w:insideV w:val="single" w:sz="4" w:color="D9D9D9"/>
+        </w:tblBorders>
+        <w:tblCellMar>
+          <w:top w:w="70" w:type="dxa"/>
+          <w:bottom w:w="70" w:type="dxa"/>
+          <w:left w:w="70" w:type="dxa"/>
+          <w:right w:w="70" w:type="dxa"/>
+        </w:tblCellMar>
       </w:tblPr>
       <w:tblGrid>
-        <w:gridCol w:w="1260"/>
-        <w:gridCol w:w="1260"/>
-        <w:gridCol w:w="1260"/>
-        <w:gridCol w:w="1260"/>
-        <w:gridCol w:w="1260"/>
-        <w:gridCol w:w="1260"/>
-        <w:gridCol w:w="1260"/>
-        <w:gridCol w:w="1260"/>
+        <w:gridCol w:w="1080"/>
+        <w:gridCol w:w="1224"/>
+        <w:gridCol w:w="1368"/>
+        <w:gridCol w:w="1368"/>
+        <w:gridCol w:w="1584"/>
+        <w:gridCol w:w="1584"/>
+        <w:gridCol w:w="936"/>
+        <w:gridCol w:w="936"/>
       </w:tblGrid>
       <w:tr>
         <w:trPr>
           <w:tblHeader w:val="true"/>
+          <w:cantSplit/>
         </w:trPr>
         <w:tc>
           <w:tcPr>
-            <w:tcW w:type="dxa" w:w="1260"/>
+            <w:tcW w:type="dxa" w:w="1080"/>
             <w:vAlign w:val="center"/>
+            <w:shd w:fill="F1F1F1"/>
           </w:tcPr>
           <w:p>
+            <w:pPr>
+              <w:keepNext/>
+              <w:spacing w:before="0" w:after="0" w:line="252" w:lineRule="auto"/>
+              <w:jc w:val="left"/>
+            </w:pPr>
             <w:r>
               <w:rPr>
                 <w:b/>
+                <w:color w:val="000000"/>
+                <w:sz w:val="19"/>
               </w:rPr>
-              <w:t>Test Case ID</w:t>
+              <w:t>Case ID</w:t>
             </w:r>
           </w:p>
         </w:tc>
         <w:tc>
           <w:tcPr>
-            <w:tcW w:type="dxa" w:w="1260"/>
+            <w:tcW w:type="dxa" w:w="1224"/>
             <w:vAlign w:val="center"/>
+            <w:shd w:fill="F1F1F1"/>
           </w:tcPr>
           <w:p>
+            <w:pPr>
+              <w:keepNext/>
+              <w:spacing w:before="0" w:after="0" w:line="252" w:lineRule="auto"/>
+              <w:jc w:val="left"/>
+            </w:pPr>
             <w:r>
               <w:rPr>
                 <w:b/>
+                <w:color w:val="000000"/>
+                <w:sz w:val="19"/>
               </w:rPr>
-              <w:t>Requirement(s)</w:t>
+              <w:t>Req IDs</w:t>
             </w:r>
           </w:p>
         </w:tc>
         <w:tc>
           <w:tcPr>
-            <w:tcW w:type="dxa" w:w="1260"/>
+            <w:tcW w:type="dxa" w:w="1368"/>
             <w:vAlign w:val="center"/>
+            <w:shd w:fill="F1F1F1"/>
           </w:tcPr>
           <w:p>
+            <w:pPr>
+              <w:keepNext/>
+              <w:spacing w:before="0" w:after="0" w:line="252" w:lineRule="auto"/>
+              <w:jc w:val="left"/>
+            </w:pPr>
             <w:r>
               <w:rPr>
                 <w:b/>
+                <w:color w:val="000000"/>
+                <w:sz w:val="19"/>
               </w:rPr>
               <w:t>Description</w:t>
             </w:r>
@@ -1143,13 +1671,21 @@
         </w:tc>
         <w:tc>
           <w:tcPr>
-            <w:tcW w:type="dxa" w:w="1260"/>
+            <w:tcW w:type="dxa" w:w="1368"/>
             <w:vAlign w:val="center"/>
+            <w:shd w:fill="F1F1F1"/>
           </w:tcPr>
           <w:p>
+            <w:pPr>
+              <w:keepNext/>
+              <w:spacing w:before="0" w:after="0" w:line="252" w:lineRule="auto"/>
+              <w:jc w:val="left"/>
+            </w:pPr>
             <w:r>
               <w:rPr>
                 <w:b/>
+                <w:color w:val="000000"/>
+                <w:sz w:val="19"/>
               </w:rPr>
               <w:t>Preconditions</w:t>
             </w:r>
@@ -1157,13 +1693,21 @@
         </w:tc>
         <w:tc>
           <w:tcPr>
-            <w:tcW w:type="dxa" w:w="1260"/>
+            <w:tcW w:type="dxa" w:w="1584"/>
             <w:vAlign w:val="center"/>
+            <w:shd w:fill="F1F1F1"/>
           </w:tcPr>
           <w:p>
+            <w:pPr>
+              <w:keepNext/>
+              <w:spacing w:before="0" w:after="0" w:line="252" w:lineRule="auto"/>
+              <w:jc w:val="left"/>
+            </w:pPr>
             <w:r>
               <w:rPr>
                 <w:b/>
+                <w:color w:val="000000"/>
+                <w:sz w:val="19"/>
               </w:rPr>
               <w:t>Steps</w:t>
             </w:r>
@@ -1171,41 +1715,65 @@
         </w:tc>
         <w:tc>
           <w:tcPr>
-            <w:tcW w:type="dxa" w:w="1260"/>
+            <w:tcW w:type="dxa" w:w="1584"/>
             <w:vAlign w:val="center"/>
+            <w:shd w:fill="F1F1F1"/>
           </w:tcPr>
           <w:p>
+            <w:pPr>
+              <w:keepNext/>
+              <w:spacing w:before="0" w:after="0" w:line="252" w:lineRule="auto"/>
+              <w:jc w:val="left"/>
+            </w:pPr>
             <w:r>
               <w:rPr>
                 <w:b/>
+                <w:color w:val="000000"/>
+                <w:sz w:val="19"/>
               </w:rPr>
-              <w:t>Expected Result</w:t>
+              <w:t>Expected</w:t>
             </w:r>
           </w:p>
         </w:tc>
         <w:tc>
           <w:tcPr>
-            <w:tcW w:type="dxa" w:w="1260"/>
+            <w:tcW w:type="dxa" w:w="936"/>
             <w:vAlign w:val="center"/>
+            <w:shd w:fill="F1F1F1"/>
           </w:tcPr>
           <w:p>
+            <w:pPr>
+              <w:keepNext/>
+              <w:spacing w:before="0" w:after="0" w:line="252" w:lineRule="auto"/>
+              <w:jc w:val="center"/>
+            </w:pPr>
             <w:r>
               <w:rPr>
                 <w:b/>
+                <w:color w:val="000000"/>
+                <w:sz w:val="19"/>
               </w:rPr>
-              <w:t>Actual Result</w:t>
+              <w:t>Actual</w:t>
             </w:r>
           </w:p>
         </w:tc>
         <w:tc>
           <w:tcPr>
-            <w:tcW w:type="dxa" w:w="1260"/>
+            <w:tcW w:type="dxa" w:w="936"/>
             <w:vAlign w:val="center"/>
+            <w:shd w:fill="F1F1F1"/>
           </w:tcPr>
           <w:p>
+            <w:pPr>
+              <w:keepNext/>
+              <w:spacing w:before="0" w:after="0" w:line="252" w:lineRule="auto"/>
+              <w:jc w:val="center"/>
+            </w:pPr>
             <w:r>
               <w:rPr>
                 <w:b/>
+                <w:color w:val="000000"/>
+                <w:sz w:val="19"/>
               </w:rPr>
               <w:t>Status</w:t>
             </w:r>
@@ -1213,1312 +1781,2640 @@
         </w:tc>
       </w:tr>
       <w:tr>
+        <w:trPr>
+          <w:cantSplit/>
+        </w:trPr>
         <w:tc>
           <w:tcPr>
-            <w:tcW w:type="dxa" w:w="1260"/>
+            <w:tcW w:type="dxa" w:w="1080"/>
+            <w:vAlign w:val="center"/>
           </w:tcPr>
           <w:p>
+            <w:pPr>
+              <w:keepNext w:val="0"/>
+              <w:spacing w:before="0" w:after="0" w:line="252" w:lineRule="auto"/>
+              <w:jc w:val="left"/>
+            </w:pPr>
             <w:r>
+              <w:rPr>
+                <w:color w:val="000000"/>
+                <w:sz w:val="19"/>
+              </w:rPr>
               <w:t>TC-AUTH-01</w:t>
             </w:r>
           </w:p>
         </w:tc>
         <w:tc>
           <w:tcPr>
-            <w:tcW w:type="dxa" w:w="1260"/>
+            <w:tcW w:type="dxa" w:w="1224"/>
+            <w:vAlign w:val="center"/>
           </w:tcPr>
           <w:p>
+            <w:pPr>
+              <w:keepNext w:val="0"/>
+              <w:spacing w:before="0" w:after="0" w:line="252" w:lineRule="auto"/>
+              <w:jc w:val="left"/>
+            </w:pPr>
             <w:r>
+              <w:rPr>
+                <w:color w:val="000000"/>
+                <w:sz w:val="19"/>
+              </w:rPr>
               <w:t>AUTH-FR-01</w:t>
             </w:r>
           </w:p>
         </w:tc>
         <w:tc>
           <w:tcPr>
-            <w:tcW w:type="dxa" w:w="1260"/>
+            <w:tcW w:type="dxa" w:w="1368"/>
+            <w:vAlign w:val="center"/>
           </w:tcPr>
           <w:p>
+            <w:pPr>
+              <w:keepNext w:val="0"/>
+              <w:spacing w:before="0" w:after="0" w:line="252" w:lineRule="auto"/>
+              <w:jc w:val="left"/>
+            </w:pPr>
             <w:r>
+              <w:rPr>
+                <w:color w:val="000000"/>
+                <w:sz w:val="19"/>
+              </w:rPr>
               <w:t>Valid login</w:t>
             </w:r>
           </w:p>
         </w:tc>
         <w:tc>
           <w:tcPr>
-            <w:tcW w:type="dxa" w:w="1260"/>
+            <w:tcW w:type="dxa" w:w="1368"/>
+            <w:vAlign w:val="center"/>
           </w:tcPr>
           <w:p>
+            <w:pPr>
+              <w:keepNext w:val="0"/>
+              <w:spacing w:before="0" w:after="0" w:line="252" w:lineRule="auto"/>
+              <w:jc w:val="left"/>
+            </w:pPr>
             <w:r>
+              <w:rPr>
+                <w:color w:val="000000"/>
+                <w:sz w:val="19"/>
+              </w:rPr>
               <w:t>Registered Student exists</w:t>
             </w:r>
           </w:p>
         </w:tc>
         <w:tc>
           <w:tcPr>
-            <w:tcW w:type="dxa" w:w="1260"/>
+            <w:tcW w:type="dxa" w:w="1584"/>
+            <w:vAlign w:val="center"/>
           </w:tcPr>
           <w:p>
+            <w:pPr>
+              <w:keepNext w:val="0"/>
+              <w:spacing w:before="0" w:after="0" w:line="252" w:lineRule="auto"/>
+              <w:jc w:val="left"/>
+            </w:pPr>
             <w:r>
+              <w:rPr>
+                <w:color w:val="000000"/>
+                <w:sz w:val="19"/>
+              </w:rPr>
               <w:t>Enter valid email/password; submit</w:t>
             </w:r>
           </w:p>
         </w:tc>
         <w:tc>
           <w:tcPr>
-            <w:tcW w:type="dxa" w:w="1260"/>
+            <w:tcW w:type="dxa" w:w="1584"/>
+            <w:vAlign w:val="center"/>
           </w:tcPr>
           <w:p>
+            <w:pPr>
+              <w:keepNext w:val="0"/>
+              <w:spacing w:before="0" w:after="0" w:line="252" w:lineRule="auto"/>
+              <w:jc w:val="left"/>
+            </w:pPr>
             <w:r>
+              <w:rPr>
+                <w:color w:val="000000"/>
+                <w:sz w:val="19"/>
+              </w:rPr>
               <w:t>Student dashboard/authenticated state</w:t>
             </w:r>
           </w:p>
         </w:tc>
         <w:tc>
           <w:tcPr>
-            <w:tcW w:type="dxa" w:w="1260"/>
+            <w:tcW w:type="dxa" w:w="936"/>
+            <w:vAlign w:val="center"/>
           </w:tcPr>
           <w:p>
+            <w:pPr>
+              <w:keepNext w:val="0"/>
+              <w:spacing w:before="0" w:after="0" w:line="252" w:lineRule="auto"/>
+              <w:jc w:val="center"/>
+            </w:pPr>
             <w:r>
+              <w:rPr>
+                <w:color w:val="000000"/>
+                <w:sz w:val="19"/>
+              </w:rPr>
               <w:t>Not Executed</w:t>
             </w:r>
           </w:p>
         </w:tc>
         <w:tc>
           <w:tcPr>
-            <w:tcW w:type="dxa" w:w="1260"/>
+            <w:tcW w:type="dxa" w:w="936"/>
+            <w:vAlign w:val="center"/>
           </w:tcPr>
           <w:p>
+            <w:pPr>
+              <w:keepNext w:val="0"/>
+              <w:spacing w:before="0" w:after="0" w:line="252" w:lineRule="auto"/>
+              <w:jc w:val="center"/>
+            </w:pPr>
             <w:r>
+              <w:rPr>
+                <w:color w:val="000000"/>
+                <w:sz w:val="19"/>
+              </w:rPr>
               <w:t>Not Executed</w:t>
             </w:r>
           </w:p>
         </w:tc>
       </w:tr>
       <w:tr>
+        <w:trPr>
+          <w:cantSplit/>
+        </w:trPr>
         <w:tc>
           <w:tcPr>
-            <w:tcW w:type="dxa" w:w="1260"/>
+            <w:tcW w:type="dxa" w:w="1080"/>
+            <w:vAlign w:val="center"/>
           </w:tcPr>
           <w:p>
+            <w:pPr>
+              <w:keepNext w:val="0"/>
+              <w:spacing w:before="0" w:after="0" w:line="252" w:lineRule="auto"/>
+              <w:jc w:val="left"/>
+            </w:pPr>
             <w:r>
+              <w:rPr>
+                <w:color w:val="000000"/>
+                <w:sz w:val="19"/>
+              </w:rPr>
               <w:t>TC-AUTH-02</w:t>
             </w:r>
           </w:p>
         </w:tc>
         <w:tc>
           <w:tcPr>
-            <w:tcW w:type="dxa" w:w="1260"/>
+            <w:tcW w:type="dxa" w:w="1224"/>
+            <w:vAlign w:val="center"/>
           </w:tcPr>
           <w:p>
+            <w:pPr>
+              <w:keepNext w:val="0"/>
+              <w:spacing w:before="0" w:after="0" w:line="252" w:lineRule="auto"/>
+              <w:jc w:val="left"/>
+            </w:pPr>
             <w:r>
+              <w:rPr>
+                <w:color w:val="000000"/>
+                <w:sz w:val="19"/>
+              </w:rPr>
               <w:t>AUTH-FR-01</w:t>
             </w:r>
           </w:p>
         </w:tc>
         <w:tc>
           <w:tcPr>
-            <w:tcW w:type="dxa" w:w="1260"/>
+            <w:tcW w:type="dxa" w:w="1368"/>
+            <w:vAlign w:val="center"/>
           </w:tcPr>
           <w:p>
+            <w:pPr>
+              <w:keepNext w:val="0"/>
+              <w:spacing w:before="0" w:after="0" w:line="252" w:lineRule="auto"/>
+              <w:jc w:val="left"/>
+            </w:pPr>
             <w:r>
+              <w:rPr>
+                <w:color w:val="000000"/>
+                <w:sz w:val="19"/>
+              </w:rPr>
               <w:t>Invalid login rejected</w:t>
             </w:r>
           </w:p>
         </w:tc>
         <w:tc>
           <w:tcPr>
-            <w:tcW w:type="dxa" w:w="1260"/>
+            <w:tcW w:type="dxa" w:w="1368"/>
+            <w:vAlign w:val="center"/>
           </w:tcPr>
           <w:p>
+            <w:pPr>
+              <w:keepNext w:val="0"/>
+              <w:spacing w:before="0" w:after="0" w:line="252" w:lineRule="auto"/>
+              <w:jc w:val="left"/>
+            </w:pPr>
             <w:r>
+              <w:rPr>
+                <w:color w:val="000000"/>
+                <w:sz w:val="19"/>
+              </w:rPr>
               <w:t>Registered user exists</w:t>
             </w:r>
           </w:p>
         </w:tc>
         <w:tc>
           <w:tcPr>
-            <w:tcW w:type="dxa" w:w="1260"/>
+            <w:tcW w:type="dxa" w:w="1584"/>
+            <w:vAlign w:val="center"/>
           </w:tcPr>
           <w:p>
+            <w:pPr>
+              <w:keepNext w:val="0"/>
+              <w:spacing w:before="0" w:after="0" w:line="252" w:lineRule="auto"/>
+              <w:jc w:val="left"/>
+            </w:pPr>
             <w:r>
+              <w:rPr>
+                <w:color w:val="000000"/>
+                <w:sz w:val="19"/>
+              </w:rPr>
               <w:t>Enter correct email and wrong password</w:t>
             </w:r>
           </w:p>
         </w:tc>
         <w:tc>
           <w:tcPr>
-            <w:tcW w:type="dxa" w:w="1260"/>
+            <w:tcW w:type="dxa" w:w="1584"/>
+            <w:vAlign w:val="center"/>
           </w:tcPr>
           <w:p>
+            <w:pPr>
+              <w:keepNext w:val="0"/>
+              <w:spacing w:before="0" w:after="0" w:line="252" w:lineRule="auto"/>
+              <w:jc w:val="left"/>
+            </w:pPr>
             <w:r>
+              <w:rPr>
+                <w:color w:val="000000"/>
+                <w:sz w:val="19"/>
+              </w:rPr>
               <w:t>Login rejected; no authenticated state</w:t>
             </w:r>
           </w:p>
         </w:tc>
         <w:tc>
           <w:tcPr>
-            <w:tcW w:type="dxa" w:w="1260"/>
+            <w:tcW w:type="dxa" w:w="936"/>
+            <w:vAlign w:val="center"/>
           </w:tcPr>
           <w:p>
+            <w:pPr>
+              <w:keepNext w:val="0"/>
+              <w:spacing w:before="0" w:after="0" w:line="252" w:lineRule="auto"/>
+              <w:jc w:val="center"/>
+            </w:pPr>
             <w:r>
+              <w:rPr>
+                <w:color w:val="000000"/>
+                <w:sz w:val="19"/>
+              </w:rPr>
               <w:t>Not Executed</w:t>
             </w:r>
           </w:p>
         </w:tc>
         <w:tc>
           <w:tcPr>
-            <w:tcW w:type="dxa" w:w="1260"/>
+            <w:tcW w:type="dxa" w:w="936"/>
+            <w:vAlign w:val="center"/>
           </w:tcPr>
           <w:p>
+            <w:pPr>
+              <w:keepNext w:val="0"/>
+              <w:spacing w:before="0" w:after="0" w:line="252" w:lineRule="auto"/>
+              <w:jc w:val="center"/>
+            </w:pPr>
             <w:r>
+              <w:rPr>
+                <w:color w:val="000000"/>
+                <w:sz w:val="19"/>
+              </w:rPr>
               <w:t>Not Executed</w:t>
             </w:r>
           </w:p>
         </w:tc>
       </w:tr>
       <w:tr>
+        <w:trPr>
+          <w:cantSplit/>
+        </w:trPr>
         <w:tc>
           <w:tcPr>
-            <w:tcW w:type="dxa" w:w="1260"/>
+            <w:tcW w:type="dxa" w:w="1080"/>
+            <w:vAlign w:val="center"/>
           </w:tcPr>
           <w:p>
+            <w:pPr>
+              <w:keepNext w:val="0"/>
+              <w:spacing w:before="0" w:after="0" w:line="252" w:lineRule="auto"/>
+              <w:jc w:val="left"/>
+            </w:pPr>
             <w:r>
+              <w:rPr>
+                <w:color w:val="000000"/>
+                <w:sz w:val="19"/>
+              </w:rPr>
               <w:t>TC-SEC-01</w:t>
             </w:r>
           </w:p>
         </w:tc>
         <w:tc>
           <w:tcPr>
-            <w:tcW w:type="dxa" w:w="1260"/>
+            <w:tcW w:type="dxa" w:w="1224"/>
+            <w:vAlign w:val="center"/>
           </w:tcPr>
           <w:p>
+            <w:pPr>
+              <w:keepNext w:val="0"/>
+              <w:spacing w:before="0" w:after="0" w:line="252" w:lineRule="auto"/>
+              <w:jc w:val="left"/>
+            </w:pPr>
             <w:r>
+              <w:rPr>
+                <w:color w:val="000000"/>
+                <w:sz w:val="19"/>
+              </w:rPr>
               <w:t>AUTH-FR-03, OEP-SR-003</w:t>
             </w:r>
           </w:p>
         </w:tc>
         <w:tc>
           <w:tcPr>
-            <w:tcW w:type="dxa" w:w="1260"/>
+            <w:tcW w:type="dxa" w:w="1368"/>
+            <w:vAlign w:val="center"/>
           </w:tcPr>
           <w:p>
+            <w:pPr>
+              <w:keepNext w:val="0"/>
+              <w:spacing w:before="0" w:after="0" w:line="252" w:lineRule="auto"/>
+              <w:jc w:val="left"/>
+            </w:pPr>
             <w:r>
+              <w:rPr>
+                <w:color w:val="000000"/>
+                <w:sz w:val="19"/>
+              </w:rPr>
               <w:t>Student cannot access Instructor create-exam API</w:t>
             </w:r>
           </w:p>
         </w:tc>
         <w:tc>
           <w:tcPr>
-            <w:tcW w:type="dxa" w:w="1260"/>
+            <w:tcW w:type="dxa" w:w="1368"/>
+            <w:vAlign w:val="center"/>
           </w:tcPr>
           <w:p>
+            <w:pPr>
+              <w:keepNext w:val="0"/>
+              <w:spacing w:before="0" w:after="0" w:line="252" w:lineRule="auto"/>
+              <w:jc w:val="left"/>
+            </w:pPr>
             <w:r>
+              <w:rPr>
+                <w:color w:val="000000"/>
+                <w:sz w:val="19"/>
+              </w:rPr>
               <w:t>Authenticated Student</w:t>
             </w:r>
           </w:p>
         </w:tc>
         <w:tc>
           <w:tcPr>
-            <w:tcW w:type="dxa" w:w="1260"/>
+            <w:tcW w:type="dxa" w:w="1584"/>
+            <w:vAlign w:val="center"/>
           </w:tcPr>
           <w:p>
+            <w:pPr>
+              <w:keepNext w:val="0"/>
+              <w:spacing w:before="0" w:after="0" w:line="252" w:lineRule="auto"/>
+              <w:jc w:val="left"/>
+            </w:pPr>
             <w:r>
+              <w:rPr>
+                <w:color w:val="000000"/>
+                <w:sz w:val="19"/>
+              </w:rPr>
               <w:t>Send POST /api/exams with valid payload</w:t>
             </w:r>
           </w:p>
         </w:tc>
         <w:tc>
           <w:tcPr>
-            <w:tcW w:type="dxa" w:w="1260"/>
+            <w:tcW w:type="dxa" w:w="1584"/>
+            <w:vAlign w:val="center"/>
           </w:tcPr>
           <w:p>
+            <w:pPr>
+              <w:keepNext w:val="0"/>
+              <w:spacing w:before="0" w:after="0" w:line="252" w:lineRule="auto"/>
+              <w:jc w:val="left"/>
+            </w:pPr>
             <w:r>
+              <w:rPr>
+                <w:color w:val="000000"/>
+                <w:sz w:val="19"/>
+              </w:rPr>
               <w:t>403/authorization error; no exam created</w:t>
             </w:r>
           </w:p>
         </w:tc>
         <w:tc>
           <w:tcPr>
-            <w:tcW w:type="dxa" w:w="1260"/>
+            <w:tcW w:type="dxa" w:w="936"/>
+            <w:vAlign w:val="center"/>
           </w:tcPr>
           <w:p>
+            <w:pPr>
+              <w:keepNext w:val="0"/>
+              <w:spacing w:before="0" w:after="0" w:line="252" w:lineRule="auto"/>
+              <w:jc w:val="center"/>
+            </w:pPr>
             <w:r>
+              <w:rPr>
+                <w:color w:val="000000"/>
+                <w:sz w:val="19"/>
+              </w:rPr>
               <w:t>Not Executed</w:t>
             </w:r>
           </w:p>
         </w:tc>
         <w:tc>
           <w:tcPr>
-            <w:tcW w:type="dxa" w:w="1260"/>
+            <w:tcW w:type="dxa" w:w="936"/>
+            <w:vAlign w:val="center"/>
           </w:tcPr>
           <w:p>
+            <w:pPr>
+              <w:keepNext w:val="0"/>
+              <w:spacing w:before="0" w:after="0" w:line="252" w:lineRule="auto"/>
+              <w:jc w:val="center"/>
+            </w:pPr>
             <w:r>
+              <w:rPr>
+                <w:color w:val="000000"/>
+                <w:sz w:val="19"/>
+              </w:rPr>
               <w:t>Not Executed</w:t>
             </w:r>
           </w:p>
         </w:tc>
       </w:tr>
       <w:tr>
+        <w:trPr>
+          <w:cantSplit/>
+        </w:trPr>
         <w:tc>
           <w:tcPr>
-            <w:tcW w:type="dxa" w:w="1260"/>
+            <w:tcW w:type="dxa" w:w="1080"/>
+            <w:vAlign w:val="center"/>
           </w:tcPr>
           <w:p>
+            <w:pPr>
+              <w:keepNext w:val="0"/>
+              <w:spacing w:before="0" w:after="0" w:line="252" w:lineRule="auto"/>
+              <w:jc w:val="left"/>
+            </w:pPr>
             <w:r>
+              <w:rPr>
+                <w:color w:val="000000"/>
+                <w:sz w:val="19"/>
+              </w:rPr>
               <w:t>TC-EXAM-01</w:t>
             </w:r>
           </w:p>
         </w:tc>
         <w:tc>
           <w:tcPr>
-            <w:tcW w:type="dxa" w:w="1260"/>
+            <w:tcW w:type="dxa" w:w="1224"/>
+            <w:vAlign w:val="center"/>
           </w:tcPr>
           <w:p>
+            <w:pPr>
+              <w:keepNext w:val="0"/>
+              <w:spacing w:before="0" w:after="0" w:line="252" w:lineRule="auto"/>
+              <w:jc w:val="left"/>
+            </w:pPr>
             <w:r>
+              <w:rPr>
+                <w:color w:val="000000"/>
+                <w:sz w:val="19"/>
+              </w:rPr>
               <w:t>EXAM-FR-01</w:t>
             </w:r>
           </w:p>
         </w:tc>
         <w:tc>
           <w:tcPr>
-            <w:tcW w:type="dxa" w:w="1260"/>
+            <w:tcW w:type="dxa" w:w="1368"/>
+            <w:vAlign w:val="center"/>
           </w:tcPr>
           <w:p>
+            <w:pPr>
+              <w:keepNext w:val="0"/>
+              <w:spacing w:before="0" w:after="0" w:line="252" w:lineRule="auto"/>
+              <w:jc w:val="left"/>
+            </w:pPr>
             <w:r>
+              <w:rPr>
+                <w:color w:val="000000"/>
+                <w:sz w:val="19"/>
+              </w:rPr>
               <w:t>Instructor creates draft exam</w:t>
             </w:r>
           </w:p>
         </w:tc>
         <w:tc>
           <w:tcPr>
-            <w:tcW w:type="dxa" w:w="1260"/>
+            <w:tcW w:type="dxa" w:w="1368"/>
+            <w:vAlign w:val="center"/>
           </w:tcPr>
           <w:p>
+            <w:pPr>
+              <w:keepNext w:val="0"/>
+              <w:spacing w:before="0" w:after="0" w:line="252" w:lineRule="auto"/>
+              <w:jc w:val="left"/>
+            </w:pPr>
             <w:r>
+              <w:rPr>
+                <w:color w:val="000000"/>
+                <w:sz w:val="19"/>
+              </w:rPr>
               <w:t>Authenticated Instructor</w:t>
             </w:r>
           </w:p>
         </w:tc>
         <w:tc>
           <w:tcPr>
-            <w:tcW w:type="dxa" w:w="1260"/>
+            <w:tcW w:type="dxa" w:w="1584"/>
+            <w:vAlign w:val="center"/>
           </w:tcPr>
           <w:p>
+            <w:pPr>
+              <w:keepNext w:val="0"/>
+              <w:spacing w:before="0" w:after="0" w:line="252" w:lineRule="auto"/>
+              <w:jc w:val="left"/>
+            </w:pPr>
             <w:r>
+              <w:rPr>
+                <w:color w:val="000000"/>
+                <w:sz w:val="19"/>
+              </w:rPr>
               <w:t>Submit valid title/start/duration</w:t>
             </w:r>
           </w:p>
         </w:tc>
         <w:tc>
           <w:tcPr>
-            <w:tcW w:type="dxa" w:w="1260"/>
+            <w:tcW w:type="dxa" w:w="1584"/>
+            <w:vAlign w:val="center"/>
           </w:tcPr>
           <w:p>
+            <w:pPr>
+              <w:keepNext w:val="0"/>
+              <w:spacing w:before="0" w:after="0" w:line="252" w:lineRule="auto"/>
+              <w:jc w:val="left"/>
+            </w:pPr>
             <w:r>
+              <w:rPr>
+                <w:color w:val="000000"/>
+                <w:sz w:val="19"/>
+              </w:rPr>
               <w:t>Exam saved with Draft status and owner</w:t>
             </w:r>
           </w:p>
         </w:tc>
         <w:tc>
           <w:tcPr>
-            <w:tcW w:type="dxa" w:w="1260"/>
+            <w:tcW w:type="dxa" w:w="936"/>
+            <w:vAlign w:val="center"/>
           </w:tcPr>
           <w:p>
+            <w:pPr>
+              <w:keepNext w:val="0"/>
+              <w:spacing w:before="0" w:after="0" w:line="252" w:lineRule="auto"/>
+              <w:jc w:val="center"/>
+            </w:pPr>
             <w:r>
+              <w:rPr>
+                <w:color w:val="000000"/>
+                <w:sz w:val="19"/>
+              </w:rPr>
               <w:t>Not Executed</w:t>
             </w:r>
           </w:p>
         </w:tc>
         <w:tc>
           <w:tcPr>
-            <w:tcW w:type="dxa" w:w="1260"/>
+            <w:tcW w:type="dxa" w:w="936"/>
+            <w:vAlign w:val="center"/>
           </w:tcPr>
           <w:p>
+            <w:pPr>
+              <w:keepNext w:val="0"/>
+              <w:spacing w:before="0" w:after="0" w:line="252" w:lineRule="auto"/>
+              <w:jc w:val="center"/>
+            </w:pPr>
             <w:r>
+              <w:rPr>
+                <w:color w:val="000000"/>
+                <w:sz w:val="19"/>
+              </w:rPr>
               <w:t>Not Executed</w:t>
             </w:r>
           </w:p>
         </w:tc>
       </w:tr>
       <w:tr>
+        <w:trPr>
+          <w:cantSplit/>
+        </w:trPr>
         <w:tc>
           <w:tcPr>
-            <w:tcW w:type="dxa" w:w="1260"/>
+            <w:tcW w:type="dxa" w:w="1080"/>
+            <w:vAlign w:val="center"/>
           </w:tcPr>
           <w:p>
+            <w:pPr>
+              <w:keepNext w:val="0"/>
+              <w:spacing w:before="0" w:after="0" w:line="252" w:lineRule="auto"/>
+              <w:jc w:val="left"/>
+            </w:pPr>
             <w:r>
+              <w:rPr>
+                <w:color w:val="000000"/>
+                <w:sz w:val="19"/>
+              </w:rPr>
               <w:t>TC-EXAM-04</w:t>
             </w:r>
           </w:p>
         </w:tc>
         <w:tc>
           <w:tcPr>
-            <w:tcW w:type="dxa" w:w="1260"/>
+            <w:tcW w:type="dxa" w:w="1224"/>
+            <w:vAlign w:val="center"/>
           </w:tcPr>
           <w:p>
+            <w:pPr>
+              <w:keepNext w:val="0"/>
+              <w:spacing w:before="0" w:after="0" w:line="252" w:lineRule="auto"/>
+              <w:jc w:val="left"/>
+            </w:pPr>
             <w:r>
+              <w:rPr>
+                <w:color w:val="000000"/>
+                <w:sz w:val="19"/>
+              </w:rPr>
               <w:t>EXAM-FR-04, QUES-FR-03</w:t>
             </w:r>
           </w:p>
         </w:tc>
         <w:tc>
           <w:tcPr>
-            <w:tcW w:type="dxa" w:w="1260"/>
+            <w:tcW w:type="dxa" w:w="1368"/>
+            <w:vAlign w:val="center"/>
           </w:tcPr>
           <w:p>
+            <w:pPr>
+              <w:keepNext w:val="0"/>
+              <w:spacing w:before="0" w:after="0" w:line="252" w:lineRule="auto"/>
+              <w:jc w:val="left"/>
+            </w:pPr>
             <w:r>
+              <w:rPr>
+                <w:color w:val="000000"/>
+                <w:sz w:val="19"/>
+              </w:rPr>
               <w:t>Invalid incomplete exam cannot publish</w:t>
             </w:r>
           </w:p>
         </w:tc>
         <w:tc>
           <w:tcPr>
-            <w:tcW w:type="dxa" w:w="1260"/>
+            <w:tcW w:type="dxa" w:w="1368"/>
+            <w:vAlign w:val="center"/>
           </w:tcPr>
           <w:p>
+            <w:pPr>
+              <w:keepNext w:val="0"/>
+              <w:spacing w:before="0" w:after="0" w:line="252" w:lineRule="auto"/>
+              <w:jc w:val="left"/>
+            </w:pPr>
             <w:r>
+              <w:rPr>
+                <w:color w:val="000000"/>
+                <w:sz w:val="19"/>
+              </w:rPr>
               <w:t>Owned draft missing valid question configuration</w:t>
             </w:r>
           </w:p>
         </w:tc>
         <w:tc>
           <w:tcPr>
-            <w:tcW w:type="dxa" w:w="1260"/>
+            <w:tcW w:type="dxa" w:w="1584"/>
+            <w:vAlign w:val="center"/>
           </w:tcPr>
           <w:p>
+            <w:pPr>
+              <w:keepNext w:val="0"/>
+              <w:spacing w:before="0" w:after="0" w:line="252" w:lineRule="auto"/>
+              <w:jc w:val="left"/>
+            </w:pPr>
             <w:r>
+              <w:rPr>
+                <w:color w:val="000000"/>
+                <w:sz w:val="19"/>
+              </w:rPr>
               <w:t>Request publish</w:t>
             </w:r>
           </w:p>
         </w:tc>
         <w:tc>
           <w:tcPr>
-            <w:tcW w:type="dxa" w:w="1260"/>
+            <w:tcW w:type="dxa" w:w="1584"/>
+            <w:vAlign w:val="center"/>
           </w:tcPr>
           <w:p>
+            <w:pPr>
+              <w:keepNext w:val="0"/>
+              <w:spacing w:before="0" w:after="0" w:line="252" w:lineRule="auto"/>
+              <w:jc w:val="left"/>
+            </w:pPr>
             <w:r>
+              <w:rPr>
+                <w:color w:val="000000"/>
+                <w:sz w:val="19"/>
+              </w:rPr>
               <w:t>Publish rejected; status remains Draft</w:t>
             </w:r>
           </w:p>
         </w:tc>
         <w:tc>
           <w:tcPr>
-            <w:tcW w:type="dxa" w:w="1260"/>
+            <w:tcW w:type="dxa" w:w="936"/>
+            <w:vAlign w:val="center"/>
           </w:tcPr>
           <w:p>
+            <w:pPr>
+              <w:keepNext w:val="0"/>
+              <w:spacing w:before="0" w:after="0" w:line="252" w:lineRule="auto"/>
+              <w:jc w:val="center"/>
+            </w:pPr>
             <w:r>
+              <w:rPr>
+                <w:color w:val="000000"/>
+                <w:sz w:val="19"/>
+              </w:rPr>
               <w:t>Not Executed</w:t>
             </w:r>
           </w:p>
         </w:tc>
         <w:tc>
           <w:tcPr>
-            <w:tcW w:type="dxa" w:w="1260"/>
+            <w:tcW w:type="dxa" w:w="936"/>
+            <w:vAlign w:val="center"/>
           </w:tcPr>
           <w:p>
+            <w:pPr>
+              <w:keepNext w:val="0"/>
+              <w:spacing w:before="0" w:after="0" w:line="252" w:lineRule="auto"/>
+              <w:jc w:val="center"/>
+            </w:pPr>
             <w:r>
+              <w:rPr>
+                <w:color w:val="000000"/>
+                <w:sz w:val="19"/>
+              </w:rPr>
               <w:t>Not Executed</w:t>
             </w:r>
           </w:p>
         </w:tc>
       </w:tr>
       <w:tr>
+        <w:trPr>
+          <w:cantSplit/>
+        </w:trPr>
         <w:tc>
           <w:tcPr>
-            <w:tcW w:type="dxa" w:w="1260"/>
+            <w:tcW w:type="dxa" w:w="1080"/>
+            <w:vAlign w:val="center"/>
           </w:tcPr>
           <w:p>
+            <w:pPr>
+              <w:keepNext w:val="0"/>
+              <w:spacing w:before="0" w:after="0" w:line="252" w:lineRule="auto"/>
+              <w:jc w:val="left"/>
+            </w:pPr>
             <w:r>
+              <w:rPr>
+                <w:color w:val="000000"/>
+                <w:sz w:val="19"/>
+              </w:rPr>
               <w:t>TC-QUES-01</w:t>
             </w:r>
           </w:p>
         </w:tc>
         <w:tc>
           <w:tcPr>
-            <w:tcW w:type="dxa" w:w="1260"/>
+            <w:tcW w:type="dxa" w:w="1224"/>
+            <w:vAlign w:val="center"/>
           </w:tcPr>
           <w:p>
+            <w:pPr>
+              <w:keepNext w:val="0"/>
+              <w:spacing w:before="0" w:after="0" w:line="252" w:lineRule="auto"/>
+              <w:jc w:val="left"/>
+            </w:pPr>
             <w:r>
+              <w:rPr>
+                <w:color w:val="000000"/>
+                <w:sz w:val="19"/>
+              </w:rPr>
               <w:t>QUES-FR-01, QUES-FR-03</w:t>
             </w:r>
           </w:p>
         </w:tc>
         <w:tc>
           <w:tcPr>
-            <w:tcW w:type="dxa" w:w="1260"/>
+            <w:tcW w:type="dxa" w:w="1368"/>
+            <w:vAlign w:val="center"/>
           </w:tcPr>
           <w:p>
+            <w:pPr>
+              <w:keepNext w:val="0"/>
+              <w:spacing w:before="0" w:after="0" w:line="252" w:lineRule="auto"/>
+              <w:jc w:val="left"/>
+            </w:pPr>
             <w:r>
+              <w:rPr>
+                <w:color w:val="000000"/>
+                <w:sz w:val="19"/>
+              </w:rPr>
               <w:t>Add valid MCQ</w:t>
             </w:r>
           </w:p>
         </w:tc>
         <w:tc>
           <w:tcPr>
-            <w:tcW w:type="dxa" w:w="1260"/>
+            <w:tcW w:type="dxa" w:w="1368"/>
+            <w:vAlign w:val="center"/>
           </w:tcPr>
           <w:p>
+            <w:pPr>
+              <w:keepNext w:val="0"/>
+              <w:spacing w:before="0" w:after="0" w:line="252" w:lineRule="auto"/>
+              <w:jc w:val="left"/>
+            </w:pPr>
             <w:r>
+              <w:rPr>
+                <w:color w:val="000000"/>
+                <w:sz w:val="19"/>
+              </w:rPr>
               <w:t>Owned draft exists</w:t>
             </w:r>
           </w:p>
         </w:tc>
         <w:tc>
           <w:tcPr>
-            <w:tcW w:type="dxa" w:w="1260"/>
+            <w:tcW w:type="dxa" w:w="1584"/>
+            <w:vAlign w:val="center"/>
           </w:tcPr>
           <w:p>
+            <w:pPr>
+              <w:keepNext w:val="0"/>
+              <w:spacing w:before="0" w:after="0" w:line="252" w:lineRule="auto"/>
+              <w:jc w:val="left"/>
+            </w:pPr>
             <w:r>
+              <w:rPr>
+                <w:color w:val="000000"/>
+                <w:sz w:val="19"/>
+              </w:rPr>
               <w:t>Add question with &gt;=2 options and exactly one correct</w:t>
             </w:r>
           </w:p>
         </w:tc>
         <w:tc>
           <w:tcPr>
-            <w:tcW w:type="dxa" w:w="1260"/>
+            <w:tcW w:type="dxa" w:w="1584"/>
+            <w:vAlign w:val="center"/>
           </w:tcPr>
           <w:p>
+            <w:pPr>
+              <w:keepNext w:val="0"/>
+              <w:spacing w:before="0" w:after="0" w:line="252" w:lineRule="auto"/>
+              <w:jc w:val="left"/>
+            </w:pPr>
             <w:r>
+              <w:rPr>
+                <w:color w:val="000000"/>
+                <w:sz w:val="19"/>
+              </w:rPr>
               <w:t>Question saved under exam</w:t>
             </w:r>
           </w:p>
         </w:tc>
         <w:tc>
           <w:tcPr>
-            <w:tcW w:type="dxa" w:w="1260"/>
+            <w:tcW w:type="dxa" w:w="936"/>
+            <w:vAlign w:val="center"/>
           </w:tcPr>
           <w:p>
+            <w:pPr>
+              <w:keepNext w:val="0"/>
+              <w:spacing w:before="0" w:after="0" w:line="252" w:lineRule="auto"/>
+              <w:jc w:val="center"/>
+            </w:pPr>
             <w:r>
+              <w:rPr>
+                <w:color w:val="000000"/>
+                <w:sz w:val="19"/>
+              </w:rPr>
               <w:t>Not Executed</w:t>
             </w:r>
           </w:p>
         </w:tc>
         <w:tc>
           <w:tcPr>
-            <w:tcW w:type="dxa" w:w="1260"/>
+            <w:tcW w:type="dxa" w:w="936"/>
+            <w:vAlign w:val="center"/>
           </w:tcPr>
           <w:p>
+            <w:pPr>
+              <w:keepNext w:val="0"/>
+              <w:spacing w:before="0" w:after="0" w:line="252" w:lineRule="auto"/>
+              <w:jc w:val="center"/>
+            </w:pPr>
             <w:r>
+              <w:rPr>
+                <w:color w:val="000000"/>
+                <w:sz w:val="19"/>
+              </w:rPr>
               <w:t>Not Executed</w:t>
             </w:r>
           </w:p>
         </w:tc>
       </w:tr>
       <w:tr>
+        <w:trPr>
+          <w:cantSplit/>
+        </w:trPr>
         <w:tc>
           <w:tcPr>
-            <w:tcW w:type="dxa" w:w="1260"/>
+            <w:tcW w:type="dxa" w:w="1080"/>
+            <w:vAlign w:val="center"/>
           </w:tcPr>
           <w:p>
+            <w:pPr>
+              <w:keepNext w:val="0"/>
+              <w:spacing w:before="0" w:after="0" w:line="252" w:lineRule="auto"/>
+              <w:jc w:val="left"/>
+            </w:pPr>
             <w:r>
+              <w:rPr>
+                <w:color w:val="000000"/>
+                <w:sz w:val="19"/>
+              </w:rPr>
               <w:t>TC-ATT-01</w:t>
             </w:r>
           </w:p>
         </w:tc>
         <w:tc>
           <w:tcPr>
-            <w:tcW w:type="dxa" w:w="1260"/>
+            <w:tcW w:type="dxa" w:w="1224"/>
+            <w:vAlign w:val="center"/>
           </w:tcPr>
           <w:p>
+            <w:pPr>
+              <w:keepNext w:val="0"/>
+              <w:spacing w:before="0" w:after="0" w:line="252" w:lineRule="auto"/>
+              <w:jc w:val="left"/>
+            </w:pPr>
             <w:r>
+              <w:rPr>
+                <w:color w:val="000000"/>
+                <w:sz w:val="19"/>
+              </w:rPr>
               <w:t>ATT-FR-01</w:t>
             </w:r>
           </w:p>
         </w:tc>
         <w:tc>
           <w:tcPr>
-            <w:tcW w:type="dxa" w:w="1260"/>
+            <w:tcW w:type="dxa" w:w="1368"/>
+            <w:vAlign w:val="center"/>
           </w:tcPr>
           <w:p>
+            <w:pPr>
+              <w:keepNext w:val="0"/>
+              <w:spacing w:before="0" w:after="0" w:line="252" w:lineRule="auto"/>
+              <w:jc w:val="left"/>
+            </w:pPr>
             <w:r>
+              <w:rPr>
+                <w:color w:val="000000"/>
+                <w:sz w:val="19"/>
+              </w:rPr>
               <w:t>Student sees only eligible published exams</w:t>
             </w:r>
           </w:p>
         </w:tc>
         <w:tc>
           <w:tcPr>
-            <w:tcW w:type="dxa" w:w="1260"/>
+            <w:tcW w:type="dxa" w:w="1368"/>
+            <w:vAlign w:val="center"/>
           </w:tcPr>
           <w:p>
+            <w:pPr>
+              <w:keepNext w:val="0"/>
+              <w:spacing w:before="0" w:after="0" w:line="252" w:lineRule="auto"/>
+              <w:jc w:val="left"/>
+            </w:pPr>
             <w:r>
+              <w:rPr>
+                <w:color w:val="000000"/>
+                <w:sz w:val="19"/>
+              </w:rPr>
               <w:t>Student plus draft/published/future exams exist</w:t>
             </w:r>
           </w:p>
         </w:tc>
         <w:tc>
           <w:tcPr>
-            <w:tcW w:type="dxa" w:w="1260"/>
+            <w:tcW w:type="dxa" w:w="1584"/>
+            <w:vAlign w:val="center"/>
           </w:tcPr>
           <w:p>
+            <w:pPr>
+              <w:keepNext w:val="0"/>
+              <w:spacing w:before="0" w:after="0" w:line="252" w:lineRule="auto"/>
+              <w:jc w:val="left"/>
+            </w:pPr>
             <w:r>
+              <w:rPr>
+                <w:color w:val="000000"/>
+                <w:sz w:val="19"/>
+              </w:rPr>
               <w:t>Open available exams</w:t>
             </w:r>
           </w:p>
         </w:tc>
         <w:tc>
           <w:tcPr>
-            <w:tcW w:type="dxa" w:w="1260"/>
+            <w:tcW w:type="dxa" w:w="1584"/>
+            <w:vAlign w:val="center"/>
           </w:tcPr>
           <w:p>
+            <w:pPr>
+              <w:keepNext w:val="0"/>
+              <w:spacing w:before="0" w:after="0" w:line="252" w:lineRule="auto"/>
+              <w:jc w:val="left"/>
+            </w:pPr>
             <w:r>
+              <w:rPr>
+                <w:color w:val="000000"/>
+                <w:sz w:val="19"/>
+              </w:rPr>
               <w:t>Only eligible published exam listed</w:t>
             </w:r>
           </w:p>
         </w:tc>
         <w:tc>
           <w:tcPr>
-            <w:tcW w:type="dxa" w:w="1260"/>
+            <w:tcW w:type="dxa" w:w="936"/>
+            <w:vAlign w:val="center"/>
           </w:tcPr>
           <w:p>
+            <w:pPr>
+              <w:keepNext w:val="0"/>
+              <w:spacing w:before="0" w:after="0" w:line="252" w:lineRule="auto"/>
+              <w:jc w:val="center"/>
+            </w:pPr>
             <w:r>
+              <w:rPr>
+                <w:color w:val="000000"/>
+                <w:sz w:val="19"/>
+              </w:rPr>
               <w:t>Not Executed</w:t>
             </w:r>
           </w:p>
         </w:tc>
         <w:tc>
           <w:tcPr>
-            <w:tcW w:type="dxa" w:w="1260"/>
+            <w:tcW w:type="dxa" w:w="936"/>
+            <w:vAlign w:val="center"/>
           </w:tcPr>
           <w:p>
+            <w:pPr>
+              <w:keepNext w:val="0"/>
+              <w:spacing w:before="0" w:after="0" w:line="252" w:lineRule="auto"/>
+              <w:jc w:val="center"/>
+            </w:pPr>
             <w:r>
+              <w:rPr>
+                <w:color w:val="000000"/>
+                <w:sz w:val="19"/>
+              </w:rPr>
               <w:t>Not Executed</w:t>
             </w:r>
           </w:p>
         </w:tc>
       </w:tr>
       <w:tr>
+        <w:trPr>
+          <w:cantSplit/>
+        </w:trPr>
         <w:tc>
           <w:tcPr>
-            <w:tcW w:type="dxa" w:w="1260"/>
+            <w:tcW w:type="dxa" w:w="1080"/>
+            <w:vAlign w:val="center"/>
           </w:tcPr>
           <w:p>
+            <w:pPr>
+              <w:keepNext w:val="0"/>
+              <w:spacing w:before="0" w:after="0" w:line="252" w:lineRule="auto"/>
+              <w:jc w:val="left"/>
+            </w:pPr>
             <w:r>
+              <w:rPr>
+                <w:color w:val="000000"/>
+                <w:sz w:val="19"/>
+              </w:rPr>
               <w:t>TC-ATT-03</w:t>
             </w:r>
           </w:p>
         </w:tc>
         <w:tc>
           <w:tcPr>
-            <w:tcW w:type="dxa" w:w="1260"/>
+            <w:tcW w:type="dxa" w:w="1224"/>
+            <w:vAlign w:val="center"/>
           </w:tcPr>
           <w:p>
+            <w:pPr>
+              <w:keepNext w:val="0"/>
+              <w:spacing w:before="0" w:after="0" w:line="252" w:lineRule="auto"/>
+              <w:jc w:val="left"/>
+            </w:pPr>
             <w:r>
+              <w:rPr>
+                <w:color w:val="000000"/>
+                <w:sz w:val="19"/>
+              </w:rPr>
               <w:t>ATT-FR-03, OEP-NF-002</w:t>
             </w:r>
           </w:p>
         </w:tc>
         <w:tc>
           <w:tcPr>
-            <w:tcW w:type="dxa" w:w="1260"/>
+            <w:tcW w:type="dxa" w:w="1368"/>
+            <w:vAlign w:val="center"/>
           </w:tcPr>
           <w:p>
+            <w:pPr>
+              <w:keepNext w:val="0"/>
+              <w:spacing w:before="0" w:after="0" w:line="252" w:lineRule="auto"/>
+              <w:jc w:val="left"/>
+            </w:pPr>
             <w:r>
+              <w:rPr>
+                <w:color w:val="000000"/>
+                <w:sz w:val="19"/>
+              </w:rPr>
               <w:t>Saved answer persists across navigation/refresh</w:t>
             </w:r>
           </w:p>
         </w:tc>
         <w:tc>
           <w:tcPr>
-            <w:tcW w:type="dxa" w:w="1260"/>
+            <w:tcW w:type="dxa" w:w="1368"/>
+            <w:vAlign w:val="center"/>
           </w:tcPr>
           <w:p>
+            <w:pPr>
+              <w:keepNext w:val="0"/>
+              <w:spacing w:before="0" w:after="0" w:line="252" w:lineRule="auto"/>
+              <w:jc w:val="left"/>
+            </w:pPr>
             <w:r>
+              <w:rPr>
+                <w:color w:val="000000"/>
+                <w:sz w:val="19"/>
+              </w:rPr>
               <w:t>Active attempt exists</w:t>
             </w:r>
           </w:p>
         </w:tc>
         <w:tc>
           <w:tcPr>
-            <w:tcW w:type="dxa" w:w="1260"/>
+            <w:tcW w:type="dxa" w:w="1584"/>
+            <w:vAlign w:val="center"/>
           </w:tcPr>
           <w:p>
+            <w:pPr>
+              <w:keepNext w:val="0"/>
+              <w:spacing w:before="0" w:after="0" w:line="252" w:lineRule="auto"/>
+              <w:jc w:val="left"/>
+            </w:pPr>
             <w:r>
+              <w:rPr>
+                <w:color w:val="000000"/>
+                <w:sz w:val="19"/>
+              </w:rPr>
               <w:t>Select answer, save, navigate/refresh</w:t>
             </w:r>
           </w:p>
         </w:tc>
         <w:tc>
           <w:tcPr>
-            <w:tcW w:type="dxa" w:w="1260"/>
+            <w:tcW w:type="dxa" w:w="1584"/>
+            <w:vAlign w:val="center"/>
           </w:tcPr>
           <w:p>
+            <w:pPr>
+              <w:keepNext w:val="0"/>
+              <w:spacing w:before="0" w:after="0" w:line="252" w:lineRule="auto"/>
+              <w:jc w:val="left"/>
+            </w:pPr>
             <w:r>
+              <w:rPr>
+                <w:color w:val="000000"/>
+                <w:sz w:val="19"/>
+              </w:rPr>
               <w:t>Same selected response remains</w:t>
             </w:r>
           </w:p>
         </w:tc>
         <w:tc>
           <w:tcPr>
-            <w:tcW w:type="dxa" w:w="1260"/>
+            <w:tcW w:type="dxa" w:w="936"/>
+            <w:vAlign w:val="center"/>
           </w:tcPr>
           <w:p>
+            <w:pPr>
+              <w:keepNext w:val="0"/>
+              <w:spacing w:before="0" w:after="0" w:line="252" w:lineRule="auto"/>
+              <w:jc w:val="center"/>
+            </w:pPr>
             <w:r>
+              <w:rPr>
+                <w:color w:val="000000"/>
+                <w:sz w:val="19"/>
+              </w:rPr>
               <w:t>Not Executed</w:t>
             </w:r>
           </w:p>
         </w:tc>
         <w:tc>
           <w:tcPr>
-            <w:tcW w:type="dxa" w:w="1260"/>
+            <w:tcW w:type="dxa" w:w="936"/>
+            <w:vAlign w:val="center"/>
           </w:tcPr>
           <w:p>
+            <w:pPr>
+              <w:keepNext w:val="0"/>
+              <w:spacing w:before="0" w:after="0" w:line="252" w:lineRule="auto"/>
+              <w:jc w:val="center"/>
+            </w:pPr>
             <w:r>
+              <w:rPr>
+                <w:color w:val="000000"/>
+                <w:sz w:val="19"/>
+              </w:rPr>
               <w:t>Not Executed</w:t>
             </w:r>
           </w:p>
         </w:tc>
       </w:tr>
       <w:tr>
+        <w:trPr>
+          <w:cantSplit/>
+        </w:trPr>
         <w:tc>
           <w:tcPr>
-            <w:tcW w:type="dxa" w:w="1260"/>
+            <w:tcW w:type="dxa" w:w="1080"/>
+            <w:vAlign w:val="center"/>
           </w:tcPr>
           <w:p>
+            <w:pPr>
+              <w:keepNext w:val="0"/>
+              <w:spacing w:before="0" w:after="0" w:line="252" w:lineRule="auto"/>
+              <w:jc w:val="left"/>
+            </w:pPr>
             <w:r>
+              <w:rPr>
+                <w:color w:val="000000"/>
+                <w:sz w:val="19"/>
+              </w:rPr>
               <w:t>TC-TIME-01</w:t>
             </w:r>
           </w:p>
         </w:tc>
         <w:tc>
           <w:tcPr>
-            <w:tcW w:type="dxa" w:w="1260"/>
+            <w:tcW w:type="dxa" w:w="1224"/>
+            <w:vAlign w:val="center"/>
           </w:tcPr>
           <w:p>
+            <w:pPr>
+              <w:keepNext w:val="0"/>
+              <w:spacing w:before="0" w:after="0" w:line="252" w:lineRule="auto"/>
+              <w:jc w:val="left"/>
+            </w:pPr>
             <w:r>
+              <w:rPr>
+                <w:color w:val="000000"/>
+                <w:sz w:val="19"/>
+              </w:rPr>
               <w:t>ATT-FR-04</w:t>
             </w:r>
           </w:p>
         </w:tc>
         <w:tc>
           <w:tcPr>
-            <w:tcW w:type="dxa" w:w="1260"/>
+            <w:tcW w:type="dxa" w:w="1368"/>
+            <w:vAlign w:val="center"/>
           </w:tcPr>
           <w:p>
+            <w:pPr>
+              <w:keepNext w:val="0"/>
+              <w:spacing w:before="0" w:after="0" w:line="252" w:lineRule="auto"/>
+              <w:jc w:val="left"/>
+            </w:pPr>
             <w:r>
+              <w:rPr>
+                <w:color w:val="000000"/>
+                <w:sz w:val="19"/>
+              </w:rPr>
               <w:t>Refresh does not reset timer</w:t>
             </w:r>
           </w:p>
         </w:tc>
         <w:tc>
           <w:tcPr>
-            <w:tcW w:type="dxa" w:w="1260"/>
+            <w:tcW w:type="dxa" w:w="1368"/>
+            <w:vAlign w:val="center"/>
           </w:tcPr>
           <w:p>
+            <w:pPr>
+              <w:keepNext w:val="0"/>
+              <w:spacing w:before="0" w:after="0" w:line="252" w:lineRule="auto"/>
+              <w:jc w:val="left"/>
+            </w:pPr>
             <w:r>
+              <w:rPr>
+                <w:color w:val="000000"/>
+                <w:sz w:val="19"/>
+              </w:rPr>
               <w:t>Active timed attempt exists</w:t>
             </w:r>
           </w:p>
         </w:tc>
         <w:tc>
           <w:tcPr>
-            <w:tcW w:type="dxa" w:w="1260"/>
+            <w:tcW w:type="dxa" w:w="1584"/>
+            <w:vAlign w:val="center"/>
           </w:tcPr>
           <w:p>
+            <w:pPr>
+              <w:keepNext w:val="0"/>
+              <w:spacing w:before="0" w:after="0" w:line="252" w:lineRule="auto"/>
+              <w:jc w:val="left"/>
+            </w:pPr>
             <w:r>
+              <w:rPr>
+                <w:color w:val="000000"/>
+                <w:sz w:val="19"/>
+              </w:rPr>
               <w:t>Record remaining time, refresh page</w:t>
             </w:r>
           </w:p>
         </w:tc>
         <w:tc>
           <w:tcPr>
-            <w:tcW w:type="dxa" w:w="1260"/>
+            <w:tcW w:type="dxa" w:w="1584"/>
+            <w:vAlign w:val="center"/>
           </w:tcPr>
           <w:p>
+            <w:pPr>
+              <w:keepNext w:val="0"/>
+              <w:spacing w:before="0" w:after="0" w:line="252" w:lineRule="auto"/>
+              <w:jc w:val="left"/>
+            </w:pPr>
             <w:r>
+              <w:rPr>
+                <w:color w:val="000000"/>
+                <w:sz w:val="19"/>
+              </w:rPr>
               <w:t>Remaining time continues from server deadline</w:t>
             </w:r>
           </w:p>
         </w:tc>
         <w:tc>
           <w:tcPr>
-            <w:tcW w:type="dxa" w:w="1260"/>
+            <w:tcW w:type="dxa" w:w="936"/>
+            <w:vAlign w:val="center"/>
           </w:tcPr>
           <w:p>
+            <w:pPr>
+              <w:keepNext w:val="0"/>
+              <w:spacing w:before="0" w:after="0" w:line="252" w:lineRule="auto"/>
+              <w:jc w:val="center"/>
+            </w:pPr>
             <w:r>
+              <w:rPr>
+                <w:color w:val="000000"/>
+                <w:sz w:val="19"/>
+              </w:rPr>
               <w:t>Not Executed</w:t>
             </w:r>
           </w:p>
         </w:tc>
         <w:tc>
           <w:tcPr>
-            <w:tcW w:type="dxa" w:w="1260"/>
+            <w:tcW w:type="dxa" w:w="936"/>
+            <w:vAlign w:val="center"/>
           </w:tcPr>
           <w:p>
+            <w:pPr>
+              <w:keepNext w:val="0"/>
+              <w:spacing w:before="0" w:after="0" w:line="252" w:lineRule="auto"/>
+              <w:jc w:val="center"/>
+            </w:pPr>
             <w:r>
+              <w:rPr>
+                <w:color w:val="000000"/>
+                <w:sz w:val="19"/>
+              </w:rPr>
               <w:t>Not Executed</w:t>
             </w:r>
           </w:p>
         </w:tc>
       </w:tr>
       <w:tr>
+        <w:trPr>
+          <w:cantSplit/>
+        </w:trPr>
         <w:tc>
           <w:tcPr>
-            <w:tcW w:type="dxa" w:w="1260"/>
+            <w:tcW w:type="dxa" w:w="1080"/>
+            <w:vAlign w:val="center"/>
           </w:tcPr>
           <w:p>
+            <w:pPr>
+              <w:keepNext w:val="0"/>
+              <w:spacing w:before="0" w:after="0" w:line="252" w:lineRule="auto"/>
+              <w:jc w:val="left"/>
+            </w:pPr>
             <w:r>
+              <w:rPr>
+                <w:color w:val="000000"/>
+                <w:sz w:val="19"/>
+              </w:rPr>
               <w:t>TC-SUB-01</w:t>
             </w:r>
           </w:p>
         </w:tc>
         <w:tc>
           <w:tcPr>
-            <w:tcW w:type="dxa" w:w="1260"/>
+            <w:tcW w:type="dxa" w:w="1224"/>
+            <w:vAlign w:val="center"/>
           </w:tcPr>
           <w:p>
+            <w:pPr>
+              <w:keepNext w:val="0"/>
+              <w:spacing w:before="0" w:after="0" w:line="252" w:lineRule="auto"/>
+              <w:jc w:val="left"/>
+            </w:pPr>
             <w:r>
+              <w:rPr>
+                <w:color w:val="000000"/>
+                <w:sz w:val="19"/>
+              </w:rPr>
               <w:t>ATT-FR-05</w:t>
             </w:r>
           </w:p>
         </w:tc>
         <w:tc>
           <w:tcPr>
-            <w:tcW w:type="dxa" w:w="1260"/>
+            <w:tcW w:type="dxa" w:w="1368"/>
+            <w:vAlign w:val="center"/>
           </w:tcPr>
           <w:p>
+            <w:pPr>
+              <w:keepNext w:val="0"/>
+              <w:spacing w:before="0" w:after="0" w:line="252" w:lineRule="auto"/>
+              <w:jc w:val="left"/>
+            </w:pPr>
             <w:r>
+              <w:rPr>
+                <w:color w:val="000000"/>
+                <w:sz w:val="19"/>
+              </w:rPr>
               <w:t>Manual submission freezes attempt</w:t>
             </w:r>
           </w:p>
         </w:tc>
         <w:tc>
           <w:tcPr>
-            <w:tcW w:type="dxa" w:w="1260"/>
+            <w:tcW w:type="dxa" w:w="1368"/>
+            <w:vAlign w:val="center"/>
           </w:tcPr>
           <w:p>
+            <w:pPr>
+              <w:keepNext w:val="0"/>
+              <w:spacing w:before="0" w:after="0" w:line="252" w:lineRule="auto"/>
+              <w:jc w:val="left"/>
+            </w:pPr>
             <w:r>
+              <w:rPr>
+                <w:color w:val="000000"/>
+                <w:sz w:val="19"/>
+              </w:rPr>
               <w:t>Active attempt with answers</w:t>
             </w:r>
           </w:p>
         </w:tc>
         <w:tc>
           <w:tcPr>
-            <w:tcW w:type="dxa" w:w="1260"/>
+            <w:tcW w:type="dxa" w:w="1584"/>
+            <w:vAlign w:val="center"/>
           </w:tcPr>
           <w:p>
+            <w:pPr>
+              <w:keepNext w:val="0"/>
+              <w:spacing w:before="0" w:after="0" w:line="252" w:lineRule="auto"/>
+              <w:jc w:val="left"/>
+            </w:pPr>
             <w:r>
+              <w:rPr>
+                <w:color w:val="000000"/>
+                <w:sz w:val="19"/>
+              </w:rPr>
               <w:t>Submit and then attempt to change answer</w:t>
             </w:r>
           </w:p>
         </w:tc>
         <w:tc>
           <w:tcPr>
-            <w:tcW w:type="dxa" w:w="1260"/>
+            <w:tcW w:type="dxa" w:w="1584"/>
+            <w:vAlign w:val="center"/>
           </w:tcPr>
           <w:p>
+            <w:pPr>
+              <w:keepNext w:val="0"/>
+              <w:spacing w:before="0" w:after="0" w:line="252" w:lineRule="auto"/>
+              <w:jc w:val="left"/>
+            </w:pPr>
             <w:r>
+              <w:rPr>
+                <w:color w:val="000000"/>
+                <w:sz w:val="19"/>
+              </w:rPr>
               <w:t>Submitted state saved; later modification rejected</w:t>
             </w:r>
           </w:p>
         </w:tc>
         <w:tc>
           <w:tcPr>
-            <w:tcW w:type="dxa" w:w="1260"/>
+            <w:tcW w:type="dxa" w:w="936"/>
+            <w:vAlign w:val="center"/>
           </w:tcPr>
           <w:p>
+            <w:pPr>
+              <w:keepNext w:val="0"/>
+              <w:spacing w:before="0" w:after="0" w:line="252" w:lineRule="auto"/>
+              <w:jc w:val="center"/>
+            </w:pPr>
             <w:r>
+              <w:rPr>
+                <w:color w:val="000000"/>
+                <w:sz w:val="19"/>
+              </w:rPr>
               <w:t>Not Executed</w:t>
             </w:r>
           </w:p>
         </w:tc>
         <w:tc>
           <w:tcPr>
-            <w:tcW w:type="dxa" w:w="1260"/>
+            <w:tcW w:type="dxa" w:w="936"/>
+            <w:vAlign w:val="center"/>
           </w:tcPr>
           <w:p>
+            <w:pPr>
+              <w:keepNext w:val="0"/>
+              <w:spacing w:before="0" w:after="0" w:line="252" w:lineRule="auto"/>
+              <w:jc w:val="center"/>
+            </w:pPr>
             <w:r>
+              <w:rPr>
+                <w:color w:val="000000"/>
+                <w:sz w:val="19"/>
+              </w:rPr>
               <w:t>Not Executed</w:t>
             </w:r>
           </w:p>
         </w:tc>
       </w:tr>
       <w:tr>
+        <w:trPr>
+          <w:cantSplit/>
+        </w:trPr>
         <w:tc>
           <w:tcPr>
-            <w:tcW w:type="dxa" w:w="1260"/>
+            <w:tcW w:type="dxa" w:w="1080"/>
+            <w:vAlign w:val="center"/>
           </w:tcPr>
           <w:p>
+            <w:pPr>
+              <w:keepNext w:val="0"/>
+              <w:spacing w:before="0" w:after="0" w:line="252" w:lineRule="auto"/>
+              <w:jc w:val="left"/>
+            </w:pPr>
             <w:r>
+              <w:rPr>
+                <w:color w:val="000000"/>
+                <w:sz w:val="19"/>
+              </w:rPr>
               <w:t>TC-SUB-02</w:t>
             </w:r>
           </w:p>
         </w:tc>
         <w:tc>
           <w:tcPr>
-            <w:tcW w:type="dxa" w:w="1260"/>
+            <w:tcW w:type="dxa" w:w="1224"/>
+            <w:vAlign w:val="center"/>
           </w:tcPr>
           <w:p>
+            <w:pPr>
+              <w:keepNext w:val="0"/>
+              <w:spacing w:before="0" w:after="0" w:line="252" w:lineRule="auto"/>
+              <w:jc w:val="left"/>
+            </w:pPr>
             <w:r>
+              <w:rPr>
+                <w:color w:val="000000"/>
+                <w:sz w:val="19"/>
+              </w:rPr>
               <w:t>ATT-FR-06</w:t>
             </w:r>
           </w:p>
         </w:tc>
         <w:tc>
           <w:tcPr>
-            <w:tcW w:type="dxa" w:w="1260"/>
+            <w:tcW w:type="dxa" w:w="1368"/>
+            <w:vAlign w:val="center"/>
           </w:tcPr>
           <w:p>
+            <w:pPr>
+              <w:keepNext w:val="0"/>
+              <w:spacing w:before="0" w:after="0" w:line="252" w:lineRule="auto"/>
+              <w:jc w:val="left"/>
+            </w:pPr>
             <w:r>
+              <w:rPr>
+                <w:color w:val="000000"/>
+                <w:sz w:val="19"/>
+              </w:rPr>
               <w:t>Timeout finalizes attempt</w:t>
             </w:r>
           </w:p>
         </w:tc>
         <w:tc>
           <w:tcPr>
-            <w:tcW w:type="dxa" w:w="1260"/>
+            <w:tcW w:type="dxa" w:w="1368"/>
+            <w:vAlign w:val="center"/>
           </w:tcPr>
           <w:p>
+            <w:pPr>
+              <w:keepNext w:val="0"/>
+              <w:spacing w:before="0" w:after="0" w:line="252" w:lineRule="auto"/>
+              <w:jc w:val="left"/>
+            </w:pPr>
             <w:r>
+              <w:rPr>
+                <w:color w:val="000000"/>
+                <w:sz w:val="19"/>
+              </w:rPr>
               <w:t>Attempt reaches deadline</w:t>
             </w:r>
           </w:p>
         </w:tc>
         <w:tc>
           <w:tcPr>
-            <w:tcW w:type="dxa" w:w="1260"/>
+            <w:tcW w:type="dxa" w:w="1584"/>
+            <w:vAlign w:val="center"/>
           </w:tcPr>
           <w:p>
+            <w:pPr>
+              <w:keepNext w:val="0"/>
+              <w:spacing w:before="0" w:after="0" w:line="252" w:lineRule="auto"/>
+              <w:jc w:val="left"/>
+            </w:pPr>
             <w:r>
+              <w:rPr>
+                <w:color w:val="000000"/>
+                <w:sz w:val="19"/>
+              </w:rPr>
               <w:t>Allow timer to expire then try to save response</w:t>
             </w:r>
           </w:p>
         </w:tc>
         <w:tc>
           <w:tcPr>
-            <w:tcW w:type="dxa" w:w="1260"/>
+            <w:tcW w:type="dxa" w:w="1584"/>
+            <w:vAlign w:val="center"/>
           </w:tcPr>
           <w:p>
+            <w:pPr>
+              <w:keepNext w:val="0"/>
+              <w:spacing w:before="0" w:after="0" w:line="252" w:lineRule="auto"/>
+              <w:jc w:val="left"/>
+            </w:pPr>
             <w:r>
+              <w:rPr>
+                <w:color w:val="000000"/>
+                <w:sz w:val="19"/>
+              </w:rPr>
               <w:t>Attempt finalized/changes rejected</w:t>
             </w:r>
           </w:p>
         </w:tc>
         <w:tc>
           <w:tcPr>
-            <w:tcW w:type="dxa" w:w="1260"/>
+            <w:tcW w:type="dxa" w:w="936"/>
+            <w:vAlign w:val="center"/>
           </w:tcPr>
           <w:p>
+            <w:pPr>
+              <w:keepNext w:val="0"/>
+              <w:spacing w:before="0" w:after="0" w:line="252" w:lineRule="auto"/>
+              <w:jc w:val="center"/>
+            </w:pPr>
             <w:r>
+              <w:rPr>
+                <w:color w:val="000000"/>
+                <w:sz w:val="19"/>
+              </w:rPr>
               <w:t>Not Executed</w:t>
             </w:r>
           </w:p>
         </w:tc>
         <w:tc>
           <w:tcPr>
-            <w:tcW w:type="dxa" w:w="1260"/>
+            <w:tcW w:type="dxa" w:w="936"/>
+            <w:vAlign w:val="center"/>
           </w:tcPr>
           <w:p>
+            <w:pPr>
+              <w:keepNext w:val="0"/>
+              <w:spacing w:before="0" w:after="0" w:line="252" w:lineRule="auto"/>
+              <w:jc w:val="center"/>
+            </w:pPr>
             <w:r>
+              <w:rPr>
+                <w:color w:val="000000"/>
+                <w:sz w:val="19"/>
+              </w:rPr>
               <w:t>Not Executed</w:t>
             </w:r>
           </w:p>
         </w:tc>
       </w:tr>
       <w:tr>
+        <w:trPr>
+          <w:cantSplit/>
+        </w:trPr>
         <w:tc>
           <w:tcPr>
-            <w:tcW w:type="dxa" w:w="1260"/>
+            <w:tcW w:type="dxa" w:w="1080"/>
+            <w:vAlign w:val="center"/>
           </w:tcPr>
           <w:p>
+            <w:pPr>
+              <w:keepNext w:val="0"/>
+              <w:spacing w:before="0" w:after="0" w:line="252" w:lineRule="auto"/>
+              <w:jc w:val="left"/>
+            </w:pPr>
             <w:r>
+              <w:rPr>
+                <w:color w:val="000000"/>
+                <w:sz w:val="19"/>
+              </w:rPr>
               <w:t>TC-EVAL-01</w:t>
             </w:r>
           </w:p>
         </w:tc>
         <w:tc>
           <w:tcPr>
-            <w:tcW w:type="dxa" w:w="1260"/>
+            <w:tcW w:type="dxa" w:w="1224"/>
+            <w:vAlign w:val="center"/>
           </w:tcPr>
           <w:p>
+            <w:pPr>
+              <w:keepNext w:val="0"/>
+              <w:spacing w:before="0" w:after="0" w:line="252" w:lineRule="auto"/>
+              <w:jc w:val="left"/>
+            </w:pPr>
             <w:r>
+              <w:rPr>
+                <w:color w:val="000000"/>
+                <w:sz w:val="19"/>
+              </w:rPr>
               <w:t>EVAL-FR-01, EVAL-FR-02</w:t>
             </w:r>
           </w:p>
         </w:tc>
         <w:tc>
           <w:tcPr>
-            <w:tcW w:type="dxa" w:w="1260"/>
+            <w:tcW w:type="dxa" w:w="1368"/>
+            <w:vAlign w:val="center"/>
           </w:tcPr>
           <w:p>
+            <w:pPr>
+              <w:keepNext w:val="0"/>
+              <w:spacing w:before="0" w:after="0" w:line="252" w:lineRule="auto"/>
+              <w:jc w:val="left"/>
+            </w:pPr>
             <w:r>
+              <w:rPr>
+                <w:color w:val="000000"/>
+                <w:sz w:val="19"/>
+              </w:rPr>
               <w:t>Score calculated correctly</w:t>
             </w:r>
           </w:p>
         </w:tc>
         <w:tc>
           <w:tcPr>
-            <w:tcW w:type="dxa" w:w="1260"/>
+            <w:tcW w:type="dxa" w:w="1368"/>
+            <w:vAlign w:val="center"/>
           </w:tcPr>
           <w:p>
+            <w:pPr>
+              <w:keepNext w:val="0"/>
+              <w:spacing w:before="0" w:after="0" w:line="252" w:lineRule="auto"/>
+              <w:jc w:val="left"/>
+            </w:pPr>
             <w:r>
+              <w:rPr>
+                <w:color w:val="000000"/>
+                <w:sz w:val="19"/>
+              </w:rPr>
               <w:t>Submitted attempt with known correct/incorrect/unanswered answers</w:t>
             </w:r>
           </w:p>
         </w:tc>
         <w:tc>
           <w:tcPr>
-            <w:tcW w:type="dxa" w:w="1260"/>
+            <w:tcW w:type="dxa" w:w="1584"/>
+            <w:vAlign w:val="center"/>
           </w:tcPr>
           <w:p>
+            <w:pPr>
+              <w:keepNext w:val="0"/>
+              <w:spacing w:before="0" w:after="0" w:line="252" w:lineRule="auto"/>
+              <w:jc w:val="left"/>
+            </w:pPr>
             <w:r>
+              <w:rPr>
+                <w:color w:val="000000"/>
+                <w:sz w:val="19"/>
+              </w:rPr>
               <w:t>Trigger/complete submission</w:t>
             </w:r>
           </w:p>
         </w:tc>
         <w:tc>
           <w:tcPr>
-            <w:tcW w:type="dxa" w:w="1260"/>
+            <w:tcW w:type="dxa" w:w="1584"/>
+            <w:vAlign w:val="center"/>
           </w:tcPr>
           <w:p>
+            <w:pPr>
+              <w:keepNext w:val="0"/>
+              <w:spacing w:before="0" w:after="0" w:line="252" w:lineRule="auto"/>
+              <w:jc w:val="left"/>
+            </w:pPr>
             <w:r>
-              <w:t>Stored score equals expected marks; no negative marking</w:t>
+              <w:rPr>
+                <w:color w:val="000000"/>
+                <w:sz w:val="19"/>
+              </w:rPr>
+              <w:t>Stored score is 1 per correct and 0 per incorrect/unanswered response; maximum equals published question count.</w:t>
             </w:r>
           </w:p>
         </w:tc>
         <w:tc>
           <w:tcPr>
-            <w:tcW w:type="dxa" w:w="1260"/>
+            <w:tcW w:type="dxa" w:w="936"/>
+            <w:vAlign w:val="center"/>
           </w:tcPr>
           <w:p>
+            <w:pPr>
+              <w:keepNext w:val="0"/>
+              <w:spacing w:before="0" w:after="0" w:line="252" w:lineRule="auto"/>
+              <w:jc w:val="center"/>
+            </w:pPr>
             <w:r>
+              <w:rPr>
+                <w:color w:val="000000"/>
+                <w:sz w:val="19"/>
+              </w:rPr>
               <w:t>Not Executed</w:t>
             </w:r>
           </w:p>
         </w:tc>
         <w:tc>
           <w:tcPr>
-            <w:tcW w:type="dxa" w:w="1260"/>
+            <w:tcW w:type="dxa" w:w="936"/>
+            <w:vAlign w:val="center"/>
           </w:tcPr>
           <w:p>
+            <w:pPr>
+              <w:keepNext w:val="0"/>
+              <w:spacing w:before="0" w:after="0" w:line="252" w:lineRule="auto"/>
+              <w:jc w:val="center"/>
+            </w:pPr>
             <w:r>
+              <w:rPr>
+                <w:color w:val="000000"/>
+                <w:sz w:val="19"/>
+              </w:rPr>
               <w:t>Not Executed</w:t>
             </w:r>
           </w:p>
         </w:tc>
       </w:tr>
       <w:tr>
+        <w:trPr>
+          <w:cantSplit/>
+        </w:trPr>
         <w:tc>
           <w:tcPr>
-            <w:tcW w:type="dxa" w:w="1260"/>
+            <w:tcW w:type="dxa" w:w="1080"/>
+            <w:vAlign w:val="center"/>
           </w:tcPr>
           <w:p>
+            <w:pPr>
+              <w:keepNext w:val="0"/>
+              <w:spacing w:before="0" w:after="0" w:line="252" w:lineRule="auto"/>
+              <w:jc w:val="left"/>
+            </w:pPr>
             <w:r>
+              <w:rPr>
+                <w:color w:val="000000"/>
+                <w:sz w:val="19"/>
+              </w:rPr>
               <w:t>TC-SEC-02</w:t>
             </w:r>
           </w:p>
         </w:tc>
         <w:tc>
           <w:tcPr>
-            <w:tcW w:type="dxa" w:w="1260"/>
+            <w:tcW w:type="dxa" w:w="1224"/>
+            <w:vAlign w:val="center"/>
           </w:tcPr>
           <w:p>
+            <w:pPr>
+              <w:keepNext w:val="0"/>
+              <w:spacing w:before="0" w:after="0" w:line="252" w:lineRule="auto"/>
+              <w:jc w:val="left"/>
+            </w:pPr>
             <w:r>
+              <w:rPr>
+                <w:color w:val="000000"/>
+                <w:sz w:val="19"/>
+              </w:rPr>
               <w:t>RES-FR-01, OEP-SR-004</w:t>
             </w:r>
           </w:p>
         </w:tc>
         <w:tc>
           <w:tcPr>
-            <w:tcW w:type="dxa" w:w="1260"/>
+            <w:tcW w:type="dxa" w:w="1368"/>
+            <w:vAlign w:val="center"/>
           </w:tcPr>
           <w:p>
+            <w:pPr>
+              <w:keepNext w:val="0"/>
+              <w:spacing w:before="0" w:after="0" w:line="252" w:lineRule="auto"/>
+              <w:jc w:val="left"/>
+            </w:pPr>
             <w:r>
+              <w:rPr>
+                <w:color w:val="000000"/>
+                <w:sz w:val="19"/>
+              </w:rPr>
               <w:t>Student cannot view another student result</w:t>
             </w:r>
           </w:p>
         </w:tc>
         <w:tc>
           <w:tcPr>
-            <w:tcW w:type="dxa" w:w="1260"/>
+            <w:tcW w:type="dxa" w:w="1368"/>
+            <w:vAlign w:val="center"/>
           </w:tcPr>
           <w:p>
+            <w:pPr>
+              <w:keepNext w:val="0"/>
+              <w:spacing w:before="0" w:after="0" w:line="252" w:lineRule="auto"/>
+              <w:jc w:val="left"/>
+            </w:pPr>
             <w:r>
+              <w:rPr>
+                <w:color w:val="000000"/>
+                <w:sz w:val="19"/>
+              </w:rPr>
               <w:t>Two Students and one result each</w:t>
             </w:r>
           </w:p>
         </w:tc>
         <w:tc>
           <w:tcPr>
-            <w:tcW w:type="dxa" w:w="1260"/>
+            <w:tcW w:type="dxa" w:w="1584"/>
+            <w:vAlign w:val="center"/>
           </w:tcPr>
           <w:p>
+            <w:pPr>
+              <w:keepNext w:val="0"/>
+              <w:spacing w:before="0" w:after="0" w:line="252" w:lineRule="auto"/>
+              <w:jc w:val="left"/>
+            </w:pPr>
             <w:r>
+              <w:rPr>
+                <w:color w:val="000000"/>
+                <w:sz w:val="19"/>
+              </w:rPr>
               <w:t>Student A requests Student B result/resource</w:t>
             </w:r>
           </w:p>
         </w:tc>
         <w:tc>
           <w:tcPr>
-            <w:tcW w:type="dxa" w:w="1260"/>
+            <w:tcW w:type="dxa" w:w="1584"/>
+            <w:vAlign w:val="center"/>
           </w:tcPr>
           <w:p>
+            <w:pPr>
+              <w:keepNext w:val="0"/>
+              <w:spacing w:before="0" w:after="0" w:line="252" w:lineRule="auto"/>
+              <w:jc w:val="left"/>
+            </w:pPr>
             <w:r>
+              <w:rPr>
+                <w:color w:val="000000"/>
+                <w:sz w:val="19"/>
+              </w:rPr>
               <w:t>Access denied</w:t>
             </w:r>
           </w:p>
         </w:tc>
         <w:tc>
           <w:tcPr>
-            <w:tcW w:type="dxa" w:w="1260"/>
+            <w:tcW w:type="dxa" w:w="936"/>
+            <w:vAlign w:val="center"/>
           </w:tcPr>
           <w:p>
+            <w:pPr>
+              <w:keepNext w:val="0"/>
+              <w:spacing w:before="0" w:after="0" w:line="252" w:lineRule="auto"/>
+              <w:jc w:val="center"/>
+            </w:pPr>
             <w:r>
+              <w:rPr>
+                <w:color w:val="000000"/>
+                <w:sz w:val="19"/>
+              </w:rPr>
               <w:t>Not Executed</w:t>
             </w:r>
           </w:p>
         </w:tc>
         <w:tc>
           <w:tcPr>
-            <w:tcW w:type="dxa" w:w="1260"/>
+            <w:tcW w:type="dxa" w:w="936"/>
+            <w:vAlign w:val="center"/>
           </w:tcPr>
           <w:p>
+            <w:pPr>
+              <w:keepNext w:val="0"/>
+              <w:spacing w:before="0" w:after="0" w:line="252" w:lineRule="auto"/>
+              <w:jc w:val="center"/>
+            </w:pPr>
             <w:r>
+              <w:rPr>
+                <w:color w:val="000000"/>
+                <w:sz w:val="19"/>
+              </w:rPr>
               <w:t>Not Executed</w:t>
             </w:r>
           </w:p>
         </w:tc>
       </w:tr>
       <w:tr>
+        <w:trPr>
+          <w:cantSplit/>
+        </w:trPr>
         <w:tc>
           <w:tcPr>
-            <w:tcW w:type="dxa" w:w="1260"/>
+            <w:tcW w:type="dxa" w:w="1080"/>
+            <w:vAlign w:val="center"/>
           </w:tcPr>
           <w:p>
+            <w:pPr>
+              <w:keepNext w:val="0"/>
+              <w:spacing w:before="0" w:after="0" w:line="252" w:lineRule="auto"/>
+              <w:jc w:val="left"/>
+            </w:pPr>
             <w:r>
+              <w:rPr>
+                <w:color w:val="000000"/>
+                <w:sz w:val="19"/>
+              </w:rPr>
               <w:t>TC-SEC-06</w:t>
             </w:r>
           </w:p>
         </w:tc>
         <w:tc>
           <w:tcPr>
-            <w:tcW w:type="dxa" w:w="1260"/>
+            <w:tcW w:type="dxa" w:w="1224"/>
+            <w:vAlign w:val="center"/>
           </w:tcPr>
           <w:p>
+            <w:pPr>
+              <w:keepNext w:val="0"/>
+              <w:spacing w:before="0" w:after="0" w:line="252" w:lineRule="auto"/>
+              <w:jc w:val="left"/>
+            </w:pPr>
             <w:r>
+              <w:rPr>
+                <w:color w:val="000000"/>
+                <w:sz w:val="19"/>
+              </w:rPr>
               <w:t>OEP-SR-005</w:t>
             </w:r>
           </w:p>
         </w:tc>
         <w:tc>
           <w:tcPr>
-            <w:tcW w:type="dxa" w:w="1260"/>
+            <w:tcW w:type="dxa" w:w="1368"/>
+            <w:vAlign w:val="center"/>
           </w:tcPr>
           <w:p>
+            <w:pPr>
+              <w:keepNext w:val="0"/>
+              <w:spacing w:before="0" w:after="0" w:line="252" w:lineRule="auto"/>
+              <w:jc w:val="left"/>
+            </w:pPr>
             <w:r>
+              <w:rPr>
+                <w:color w:val="000000"/>
+                <w:sz w:val="19"/>
+              </w:rPr>
               <w:t>Correct answers hidden during active attempt</w:t>
             </w:r>
           </w:p>
         </w:tc>
         <w:tc>
           <w:tcPr>
-            <w:tcW w:type="dxa" w:w="1260"/>
+            <w:tcW w:type="dxa" w:w="1368"/>
+            <w:vAlign w:val="center"/>
           </w:tcPr>
           <w:p>
+            <w:pPr>
+              <w:keepNext w:val="0"/>
+              <w:spacing w:before="0" w:after="0" w:line="252" w:lineRule="auto"/>
+              <w:jc w:val="left"/>
+            </w:pPr>
             <w:r>
+              <w:rPr>
+                <w:color w:val="000000"/>
+                <w:sz w:val="19"/>
+              </w:rPr>
               <w:t>Active Student attempt</w:t>
             </w:r>
           </w:p>
         </w:tc>
         <w:tc>
           <w:tcPr>
-            <w:tcW w:type="dxa" w:w="1260"/>
+            <w:tcW w:type="dxa" w:w="1584"/>
+            <w:vAlign w:val="center"/>
           </w:tcPr>
           <w:p>
+            <w:pPr>
+              <w:keepNext w:val="0"/>
+              <w:spacing w:before="0" w:after="0" w:line="252" w:lineRule="auto"/>
+              <w:jc w:val="left"/>
+            </w:pPr>
             <w:r>
+              <w:rPr>
+                <w:color w:val="000000"/>
+                <w:sz w:val="19"/>
+              </w:rPr>
               <w:t>Inspect question API/network response</w:t>
             </w:r>
           </w:p>
         </w:tc>
         <w:tc>
           <w:tcPr>
-            <w:tcW w:type="dxa" w:w="1260"/>
+            <w:tcW w:type="dxa" w:w="1584"/>
+            <w:vAlign w:val="center"/>
           </w:tcPr>
           <w:p>
+            <w:pPr>
+              <w:keepNext w:val="0"/>
+              <w:spacing w:before="0" w:after="0" w:line="252" w:lineRule="auto"/>
+              <w:jc w:val="left"/>
+            </w:pPr>
             <w:r>
+              <w:rPr>
+                <w:color w:val="000000"/>
+                <w:sz w:val="19"/>
+              </w:rPr>
               <w:t>No correctOption/correct-answer data returned</w:t>
             </w:r>
           </w:p>
         </w:tc>
         <w:tc>
           <w:tcPr>
-            <w:tcW w:type="dxa" w:w="1260"/>
+            <w:tcW w:type="dxa" w:w="936"/>
+            <w:vAlign w:val="center"/>
           </w:tcPr>
           <w:p>
+            <w:pPr>
+              <w:keepNext w:val="0"/>
+              <w:spacing w:before="0" w:after="0" w:line="252" w:lineRule="auto"/>
+              <w:jc w:val="center"/>
+            </w:pPr>
             <w:r>
+              <w:rPr>
+                <w:color w:val="000000"/>
+                <w:sz w:val="19"/>
+              </w:rPr>
               <w:t>Not Executed</w:t>
             </w:r>
           </w:p>
         </w:tc>
         <w:tc>
           <w:tcPr>
-            <w:tcW w:type="dxa" w:w="1260"/>
+            <w:tcW w:type="dxa" w:w="936"/>
+            <w:vAlign w:val="center"/>
           </w:tcPr>
           <w:p>
+            <w:pPr>
+              <w:keepNext w:val="0"/>
+              <w:spacing w:before="0" w:after="0" w:line="252" w:lineRule="auto"/>
+              <w:jc w:val="center"/>
+            </w:pPr>
             <w:r>
+              <w:rPr>
+                <w:color w:val="000000"/>
+                <w:sz w:val="19"/>
+              </w:rPr>
               <w:t>Not Executed</w:t>
             </w:r>
           </w:p>
         </w:tc>
       </w:tr>
       <w:tr>
+        <w:trPr>
+          <w:cantSplit/>
+        </w:trPr>
         <w:tc>
           <w:tcPr>
-            <w:tcW w:type="dxa" w:w="1260"/>
+            <w:tcW w:type="dxa" w:w="1080"/>
+            <w:vAlign w:val="center"/>
           </w:tcPr>
           <w:p>
+            <w:pPr>
+              <w:keepNext w:val="0"/>
+              <w:spacing w:before="0" w:after="0" w:line="252" w:lineRule="auto"/>
+              <w:jc w:val="left"/>
+            </w:pPr>
             <w:r>
+              <w:rPr>
+                <w:color w:val="000000"/>
+                <w:sz w:val="19"/>
+              </w:rPr>
               <w:t>TC-NF-PERF-01</w:t>
             </w:r>
           </w:p>
         </w:tc>
         <w:tc>
           <w:tcPr>
-            <w:tcW w:type="dxa" w:w="1260"/>
+            <w:tcW w:type="dxa" w:w="1224"/>
+            <w:vAlign w:val="center"/>
           </w:tcPr>
           <w:p>
+            <w:pPr>
+              <w:keepNext w:val="0"/>
+              <w:spacing w:before="0" w:after="0" w:line="252" w:lineRule="auto"/>
+              <w:jc w:val="left"/>
+            </w:pPr>
             <w:r>
+              <w:rPr>
+                <w:color w:val="000000"/>
+                <w:sz w:val="19"/>
+              </w:rPr>
               <w:t>OEP-NF-001</w:t>
             </w:r>
           </w:p>
         </w:tc>
         <w:tc>
           <w:tcPr>
-            <w:tcW w:type="dxa" w:w="1260"/>
+            <w:tcW w:type="dxa" w:w="1368"/>
+            <w:vAlign w:val="center"/>
           </w:tcPr>
           <w:p>
+            <w:pPr>
+              <w:keepNext w:val="0"/>
+              <w:spacing w:before="0" w:after="0" w:line="252" w:lineRule="auto"/>
+              <w:jc w:val="left"/>
+            </w:pPr>
             <w:r>
+              <w:rPr>
+                <w:color w:val="000000"/>
+                <w:sz w:val="19"/>
+              </w:rPr>
               <w:t>API response-time target</w:t>
             </w:r>
           </w:p>
         </w:tc>
         <w:tc>
           <w:tcPr>
-            <w:tcW w:type="dxa" w:w="1260"/>
+            <w:tcW w:type="dxa" w:w="1368"/>
+            <w:vAlign w:val="center"/>
           </w:tcPr>
           <w:p>
+            <w:pPr>
+              <w:keepNext w:val="0"/>
+              <w:spacing w:before="0" w:after="0" w:line="252" w:lineRule="auto"/>
+              <w:jc w:val="left"/>
+            </w:pPr>
             <w:r>
+              <w:rPr>
+                <w:color w:val="000000"/>
+                <w:sz w:val="19"/>
+              </w:rPr>
               <w:t>Test environment and representative endpoints</w:t>
             </w:r>
           </w:p>
         </w:tc>
         <w:tc>
           <w:tcPr>
-            <w:tcW w:type="dxa" w:w="1260"/>
+            <w:tcW w:type="dxa" w:w="1584"/>
+            <w:vAlign w:val="center"/>
           </w:tcPr>
           <w:p>
+            <w:pPr>
+              <w:keepNext w:val="0"/>
+              <w:spacing w:before="0" w:after="0" w:line="252" w:lineRule="auto"/>
+              <w:jc w:val="left"/>
+            </w:pPr>
             <w:r>
+              <w:rPr>
+                <w:color w:val="000000"/>
+                <w:sz w:val="19"/>
+              </w:rPr>
               <w:t>Generate classroom-scale load up to 30 concurrent users</w:t>
             </w:r>
           </w:p>
         </w:tc>
         <w:tc>
           <w:tcPr>
-            <w:tcW w:type="dxa" w:w="1260"/>
+            <w:tcW w:type="dxa" w:w="1584"/>
+            <w:vAlign w:val="center"/>
           </w:tcPr>
           <w:p>
+            <w:pPr>
+              <w:keepNext w:val="0"/>
+              <w:spacing w:before="0" w:after="0" w:line="252" w:lineRule="auto"/>
+              <w:jc w:val="left"/>
+            </w:pPr>
             <w:r>
+              <w:rPr>
+                <w:color w:val="000000"/>
+                <w:sz w:val="19"/>
+              </w:rPr>
               <w:t>95th percentile non-file API &lt;= 2 seconds</w:t>
             </w:r>
           </w:p>
         </w:tc>
         <w:tc>
           <w:tcPr>
-            <w:tcW w:type="dxa" w:w="1260"/>
+            <w:tcW w:type="dxa" w:w="936"/>
+            <w:vAlign w:val="center"/>
           </w:tcPr>
           <w:p>
+            <w:pPr>
+              <w:keepNext w:val="0"/>
+              <w:spacing w:before="0" w:after="0" w:line="252" w:lineRule="auto"/>
+              <w:jc w:val="center"/>
+            </w:pPr>
             <w:r>
+              <w:rPr>
+                <w:color w:val="000000"/>
+                <w:sz w:val="19"/>
+              </w:rPr>
               <w:t>Not Executed</w:t>
             </w:r>
           </w:p>
         </w:tc>
         <w:tc>
           <w:tcPr>
-            <w:tcW w:type="dxa" w:w="1260"/>
+            <w:tcW w:type="dxa" w:w="936"/>
+            <w:vAlign w:val="center"/>
           </w:tcPr>
           <w:p>
+            <w:pPr>
+              <w:keepNext w:val="0"/>
+              <w:spacing w:before="0" w:after="0" w:line="252" w:lineRule="auto"/>
+              <w:jc w:val="center"/>
+            </w:pPr>
             <w:r>
+              <w:rPr>
+                <w:color w:val="000000"/>
+                <w:sz w:val="19"/>
+              </w:rPr>
               <w:t>Not Executed</w:t>
             </w:r>
           </w:p>
         </w:tc>
       </w:tr>
       <w:tr>
+        <w:trPr>
+          <w:cantSplit/>
+        </w:trPr>
         <w:tc>
           <w:tcPr>
-            <w:tcW w:type="dxa" w:w="1260"/>
+            <w:tcW w:type="dxa" w:w="1080"/>
+            <w:vAlign w:val="center"/>
           </w:tcPr>
           <w:p>
+            <w:pPr>
+              <w:keepNext w:val="0"/>
+              <w:spacing w:before="0" w:after="0" w:line="252" w:lineRule="auto"/>
+              <w:jc w:val="left"/>
+            </w:pPr>
             <w:r>
+              <w:rPr>
+                <w:color w:val="000000"/>
+                <w:sz w:val="19"/>
+              </w:rPr>
               <w:t>TC-NF-COMP-01</w:t>
             </w:r>
           </w:p>
         </w:tc>
         <w:tc>
           <w:tcPr>
-            <w:tcW w:type="dxa" w:w="1260"/>
+            <w:tcW w:type="dxa" w:w="1224"/>
+            <w:vAlign w:val="center"/>
           </w:tcPr>
           <w:p>
+            <w:pPr>
+              <w:keepNext w:val="0"/>
+              <w:spacing w:before="0" w:after="0" w:line="252" w:lineRule="auto"/>
+              <w:jc w:val="left"/>
+            </w:pPr>
             <w:r>
+              <w:rPr>
+                <w:color w:val="000000"/>
+                <w:sz w:val="19"/>
+              </w:rPr>
               <w:t>OEP-NF-003</w:t>
             </w:r>
           </w:p>
         </w:tc>
         <w:tc>
           <w:tcPr>
-            <w:tcW w:type="dxa" w:w="1260"/>
+            <w:tcW w:type="dxa" w:w="1368"/>
+            <w:vAlign w:val="center"/>
           </w:tcPr>
           <w:p>
+            <w:pPr>
+              <w:keepNext w:val="0"/>
+              <w:spacing w:before="0" w:after="0" w:line="252" w:lineRule="auto"/>
+              <w:jc w:val="left"/>
+            </w:pPr>
             <w:r>
+              <w:rPr>
+                <w:color w:val="000000"/>
+                <w:sz w:val="19"/>
+              </w:rPr>
               <w:t>Browser compatibility</w:t>
             </w:r>
           </w:p>
         </w:tc>
         <w:tc>
           <w:tcPr>
-            <w:tcW w:type="dxa" w:w="1260"/>
+            <w:tcW w:type="dxa" w:w="1368"/>
+            <w:vAlign w:val="center"/>
           </w:tcPr>
           <w:p>
+            <w:pPr>
+              <w:keepNext w:val="0"/>
+              <w:spacing w:before="0" w:after="0" w:line="252" w:lineRule="auto"/>
+              <w:jc w:val="left"/>
+            </w:pPr>
             <w:r>
+              <w:rPr>
+                <w:color w:val="000000"/>
+                <w:sz w:val="19"/>
+              </w:rPr>
               <w:t>Deployed test build</w:t>
             </w:r>
           </w:p>
         </w:tc>
         <w:tc>
           <w:tcPr>
-            <w:tcW w:type="dxa" w:w="1260"/>
+            <w:tcW w:type="dxa" w:w="1584"/>
+            <w:vAlign w:val="center"/>
           </w:tcPr>
           <w:p>
+            <w:pPr>
+              <w:keepNext w:val="0"/>
+              <w:spacing w:before="0" w:after="0" w:line="252" w:lineRule="auto"/>
+              <w:jc w:val="left"/>
+            </w:pPr>
             <w:r>
+              <w:rPr>
+                <w:color w:val="000000"/>
+                <w:sz w:val="19"/>
+              </w:rPr>
               <w:t>Run core login-&gt;exam-&gt;result flow in Chrome and Edge</w:t>
             </w:r>
           </w:p>
         </w:tc>
         <w:tc>
           <w:tcPr>
-            <w:tcW w:type="dxa" w:w="1260"/>
+            <w:tcW w:type="dxa" w:w="1584"/>
+            <w:vAlign w:val="center"/>
           </w:tcPr>
           <w:p>
+            <w:pPr>
+              <w:keepNext w:val="0"/>
+              <w:spacing w:before="0" w:after="0" w:line="252" w:lineRule="auto"/>
+              <w:jc w:val="left"/>
+            </w:pPr>
             <w:r>
+              <w:rPr>
+                <w:color w:val="000000"/>
+                <w:sz w:val="19"/>
+              </w:rPr>
               <w:t>Core workflow succeeds in both browsers</w:t>
             </w:r>
           </w:p>
         </w:tc>
         <w:tc>
           <w:tcPr>
-            <w:tcW w:type="dxa" w:w="1260"/>
+            <w:tcW w:type="dxa" w:w="936"/>
+            <w:vAlign w:val="center"/>
           </w:tcPr>
           <w:p>
+            <w:pPr>
+              <w:keepNext w:val="0"/>
+              <w:spacing w:before="0" w:after="0" w:line="252" w:lineRule="auto"/>
+              <w:jc w:val="center"/>
+            </w:pPr>
             <w:r>
+              <w:rPr>
+                <w:color w:val="000000"/>
+                <w:sz w:val="19"/>
+              </w:rPr>
               <w:t>Not Executed</w:t>
             </w:r>
           </w:p>
         </w:tc>
         <w:tc>
           <w:tcPr>
-            <w:tcW w:type="dxa" w:w="1260"/>
+            <w:tcW w:type="dxa" w:w="936"/>
+            <w:vAlign w:val="center"/>
           </w:tcPr>
           <w:p>
+            <w:pPr>
+              <w:keepNext w:val="0"/>
+              <w:spacing w:before="0" w:after="0" w:line="252" w:lineRule="auto"/>
+              <w:jc w:val="center"/>
+            </w:pPr>
             <w:r>
+              <w:rPr>
+                <w:color w:val="000000"/>
+                <w:sz w:val="19"/>
+              </w:rPr>
               <w:t>Not Executed</w:t>
             </w:r>
           </w:p>
@@ -2530,6 +4426,10 @@
         <w:pStyle w:val="Heading1"/>
       </w:pPr>
       <w:r>
+        <w:rPr>
+          <w:color w:val="000000"/>
+          <w:u w:val="none"/>
+        </w:rPr>
         <w:t>14. Test Metrics &amp; Reporting</w:t>
       </w:r>
     </w:p>
@@ -2586,6 +4486,10 @@
         <w:pStyle w:val="Heading1"/>
       </w:pPr>
       <w:r>
+        <w:rPr>
+          <w:color w:val="000000"/>
+          <w:u w:val="none"/>
+        </w:rPr>
         <w:t>15. Approvals</w:t>
       </w:r>
     </w:p>
@@ -2594,26 +4498,50 @@
         <w:tblStyle w:val="TableGrid"/>
         <w:tblW w:type="auto" w:w="0"/>
         <w:jc w:val="center"/>
+        <w:tblLayout w:type="fixed"/>
         <w:tblLook w:firstColumn="1" w:firstRow="1" w:lastColumn="0" w:lastRow="0" w:noHBand="0" w:noVBand="1" w:val="04A0"/>
+        <w:tblBorders>
+          <w:top w:val="single" w:sz="4" w:color="D9D9D9"/>
+          <w:left w:val="single" w:sz="4" w:color="D9D9D9"/>
+          <w:bottom w:val="single" w:sz="4" w:color="D9D9D9"/>
+          <w:right w:val="single" w:sz="4" w:color="D9D9D9"/>
+          <w:insideH w:val="single" w:sz="4" w:color="D9D9D9"/>
+          <w:insideV w:val="single" w:sz="4" w:color="D9D9D9"/>
+        </w:tblBorders>
+        <w:tblCellMar>
+          <w:top w:w="70" w:type="dxa"/>
+          <w:bottom w:w="70" w:type="dxa"/>
+          <w:left w:w="70" w:type="dxa"/>
+          <w:right w:w="70" w:type="dxa"/>
+        </w:tblCellMar>
       </w:tblPr>
       <w:tblGrid>
-        <w:gridCol w:w="3360"/>
-        <w:gridCol w:w="3360"/>
-        <w:gridCol w:w="3360"/>
+        <w:gridCol w:w="3024"/>
+        <w:gridCol w:w="3312"/>
+        <w:gridCol w:w="3744"/>
       </w:tblGrid>
       <w:tr>
         <w:trPr>
           <w:tblHeader w:val="true"/>
+          <w:cantSplit/>
         </w:trPr>
         <w:tc>
           <w:tcPr>
-            <w:tcW w:type="dxa" w:w="3360"/>
+            <w:tcW w:type="dxa" w:w="3024"/>
             <w:vAlign w:val="center"/>
+            <w:shd w:fill="F1F1F1"/>
           </w:tcPr>
           <w:p>
+            <w:pPr>
+              <w:keepNext/>
+              <w:spacing w:before="0" w:after="0" w:line="252" w:lineRule="auto"/>
+              <w:jc w:val="left"/>
+            </w:pPr>
             <w:r>
               <w:rPr>
                 <w:b/>
+                <w:color w:val="000000"/>
+                <w:sz w:val="20"/>
               </w:rPr>
               <w:t>Role</w:t>
             </w:r>
@@ -2621,13 +4549,21 @@
         </w:tc>
         <w:tc>
           <w:tcPr>
-            <w:tcW w:type="dxa" w:w="3360"/>
+            <w:tcW w:type="dxa" w:w="3312"/>
             <w:vAlign w:val="center"/>
+            <w:shd w:fill="F1F1F1"/>
           </w:tcPr>
           <w:p>
+            <w:pPr>
+              <w:keepNext/>
+              <w:spacing w:before="0" w:after="0" w:line="252" w:lineRule="auto"/>
+              <w:jc w:val="left"/>
+            </w:pPr>
             <w:r>
               <w:rPr>
                 <w:b/>
+                <w:color w:val="000000"/>
+                <w:sz w:val="20"/>
               </w:rPr>
               <w:t>Name</w:t>
             </w:r>
@@ -2635,13 +4571,21 @@
         </w:tc>
         <w:tc>
           <w:tcPr>
-            <w:tcW w:type="dxa" w:w="3360"/>
+            <w:tcW w:type="dxa" w:w="3744"/>
             <w:vAlign w:val="center"/>
+            <w:shd w:fill="F1F1F1"/>
           </w:tcPr>
           <w:p>
+            <w:pPr>
+              <w:keepNext/>
+              <w:spacing w:before="0" w:after="0" w:line="252" w:lineRule="auto"/>
+              <w:jc w:val="left"/>
+            </w:pPr>
             <w:r>
               <w:rPr>
                 <w:b/>
+                <w:color w:val="000000"/>
+                <w:sz w:val="20"/>
               </w:rPr>
               <w:t>Signature / Date</w:t>
             </w:r>
@@ -2649,58 +4593,128 @@
         </w:tc>
       </w:tr>
       <w:tr>
+        <w:trPr>
+          <w:cantSplit/>
+        </w:trPr>
         <w:tc>
           <w:tcPr>
-            <w:tcW w:type="dxa" w:w="3360"/>
+            <w:tcW w:type="dxa" w:w="3024"/>
+            <w:vAlign w:val="center"/>
           </w:tcPr>
           <w:p>
+            <w:pPr>
+              <w:keepNext w:val="0"/>
+              <w:spacing w:before="0" w:after="0" w:line="252" w:lineRule="auto"/>
+              <w:jc w:val="left"/>
+            </w:pPr>
             <w:r>
+              <w:rPr>
+                <w:color w:val="000000"/>
+                <w:sz w:val="20"/>
+              </w:rPr>
               <w:t>Team Reviewer</w:t>
             </w:r>
           </w:p>
         </w:tc>
         <w:tc>
           <w:tcPr>
-            <w:tcW w:type="dxa" w:w="3360"/>
+            <w:tcW w:type="dxa" w:w="3312"/>
+            <w:vAlign w:val="center"/>
           </w:tcPr>
           <w:p>
-            <w:r/>
+            <w:pPr>
+              <w:keepNext w:val="0"/>
+              <w:spacing w:before="0" w:after="0" w:line="252" w:lineRule="auto"/>
+              <w:jc w:val="left"/>
+            </w:pPr>
+            <w:r>
+              <w:rPr>
+                <w:color w:val="000000"/>
+                <w:sz w:val="20"/>
+              </w:rPr>
+            </w:r>
           </w:p>
         </w:tc>
         <w:tc>
           <w:tcPr>
-            <w:tcW w:type="dxa" w:w="3360"/>
+            <w:tcW w:type="dxa" w:w="3744"/>
+            <w:vAlign w:val="center"/>
           </w:tcPr>
           <w:p>
-            <w:r/>
+            <w:pPr>
+              <w:keepNext w:val="0"/>
+              <w:spacing w:before="0" w:after="0" w:line="252" w:lineRule="auto"/>
+              <w:jc w:val="left"/>
+            </w:pPr>
+            <w:r>
+              <w:rPr>
+                <w:color w:val="000000"/>
+                <w:sz w:val="20"/>
+              </w:rPr>
+            </w:r>
           </w:p>
         </w:tc>
       </w:tr>
       <w:tr>
+        <w:trPr>
+          <w:cantSplit/>
+        </w:trPr>
         <w:tc>
           <w:tcPr>
-            <w:tcW w:type="dxa" w:w="3360"/>
+            <w:tcW w:type="dxa" w:w="3024"/>
+            <w:vAlign w:val="center"/>
           </w:tcPr>
           <w:p>
+            <w:pPr>
+              <w:keepNext w:val="0"/>
+              <w:spacing w:before="0" w:after="0" w:line="252" w:lineRule="auto"/>
+              <w:jc w:val="left"/>
+            </w:pPr>
             <w:r>
+              <w:rPr>
+                <w:color w:val="000000"/>
+                <w:sz w:val="20"/>
+              </w:rPr>
               <w:t>Course Evaluator</w:t>
             </w:r>
           </w:p>
         </w:tc>
         <w:tc>
           <w:tcPr>
-            <w:tcW w:type="dxa" w:w="3360"/>
+            <w:tcW w:type="dxa" w:w="3312"/>
+            <w:vAlign w:val="center"/>
           </w:tcPr>
           <w:p>
-            <w:r/>
+            <w:pPr>
+              <w:keepNext w:val="0"/>
+              <w:spacing w:before="0" w:after="0" w:line="252" w:lineRule="auto"/>
+              <w:jc w:val="left"/>
+            </w:pPr>
+            <w:r>
+              <w:rPr>
+                <w:color w:val="000000"/>
+                <w:sz w:val="20"/>
+              </w:rPr>
+            </w:r>
           </w:p>
         </w:tc>
         <w:tc>
           <w:tcPr>
-            <w:tcW w:type="dxa" w:w="3360"/>
+            <w:tcW w:type="dxa" w:w="3744"/>
+            <w:vAlign w:val="center"/>
           </w:tcPr>
           <w:p>
-            <w:r/>
+            <w:pPr>
+              <w:keepNext w:val="0"/>
+              <w:spacing w:before="0" w:after="0" w:line="252" w:lineRule="auto"/>
+              <w:jc w:val="left"/>
+            </w:pPr>
+            <w:r>
+              <w:rPr>
+                <w:color w:val="000000"/>
+                <w:sz w:val="20"/>
+              </w:rPr>
+            </w:r>
           </w:p>
         </w:tc>
       </w:tr>
@@ -3145,7 +5159,7 @@
       <w:rFonts w:asciiTheme="majorHAnsi" w:eastAsiaTheme="majorEastAsia" w:hAnsiTheme="majorHAnsi" w:cstheme="majorBidi" w:ascii="Arial" w:hAnsi="Arial"/>
       <w:b/>
       <w:bCs/>
-      <w:color w:val="365F91" w:themeColor="accent1" w:themeShade="BF"/>
+      <w:color w:val="000000"/>
       <w:sz w:val="28"/>
       <w:szCs w:val="28"/>
     </w:rPr>
@@ -3169,7 +5183,7 @@
       <w:rFonts w:asciiTheme="majorHAnsi" w:eastAsiaTheme="majorEastAsia" w:hAnsiTheme="majorHAnsi" w:cstheme="majorBidi" w:ascii="Arial" w:hAnsi="Arial"/>
       <w:b/>
       <w:bCs/>
-      <w:color w:val="4F81BD" w:themeColor="accent1"/>
+      <w:color w:val="000000"/>
       <w:sz w:val="26"/>
       <w:szCs w:val="26"/>
     </w:rPr>
@@ -3193,7 +5207,7 @@
       <w:rFonts w:asciiTheme="majorHAnsi" w:eastAsiaTheme="majorEastAsia" w:hAnsiTheme="majorHAnsi" w:cstheme="majorBidi" w:ascii="Arial" w:hAnsi="Arial"/>
       <w:b/>
       <w:bCs/>
-      <w:color w:val="4F81BD" w:themeColor="accent1"/>
+      <w:color w:val="000000"/>
     </w:rPr>
   </w:style>
   <w:style w:type="paragraph" w:styleId="Heading4">
@@ -3218,7 +5232,7 @@
       <w:bCs/>
       <w:i/>
       <w:iCs/>
-      <w:color w:val="4F81BD" w:themeColor="accent1"/>
+      <w:color w:val="000000"/>
     </w:rPr>
   </w:style>
   <w:style w:type="paragraph" w:styleId="Heading5">
@@ -3239,7 +5253,7 @@
     </w:pPr>
     <w:rPr>
       <w:rFonts w:asciiTheme="majorHAnsi" w:eastAsiaTheme="majorEastAsia" w:hAnsiTheme="majorHAnsi" w:cstheme="majorBidi"/>
-      <w:color w:val="243F60" w:themeColor="accent1" w:themeShade="7F"/>
+      <w:color w:val="000000"/>
     </w:rPr>
   </w:style>
   <w:style w:type="paragraph" w:styleId="Heading6">
@@ -3262,7 +5276,7 @@
       <w:rFonts w:asciiTheme="majorHAnsi" w:eastAsiaTheme="majorEastAsia" w:hAnsiTheme="majorHAnsi" w:cstheme="majorBidi"/>
       <w:i/>
       <w:iCs/>
-      <w:color w:val="243F60" w:themeColor="accent1" w:themeShade="7F"/>
+      <w:color w:val="000000"/>
     </w:rPr>
   </w:style>
   <w:style w:type="paragraph" w:styleId="Heading7">
@@ -3285,7 +5299,7 @@
       <w:rFonts w:asciiTheme="majorHAnsi" w:eastAsiaTheme="majorEastAsia" w:hAnsiTheme="majorHAnsi" w:cstheme="majorBidi"/>
       <w:i/>
       <w:iCs/>
-      <w:color w:val="404040" w:themeColor="text1" w:themeTint="BF"/>
+      <w:color w:val="000000"/>
     </w:rPr>
   </w:style>
   <w:style w:type="paragraph" w:styleId="Heading8">
@@ -3306,7 +5320,7 @@
     </w:pPr>
     <w:rPr>
       <w:rFonts w:asciiTheme="majorHAnsi" w:eastAsiaTheme="majorEastAsia" w:hAnsiTheme="majorHAnsi" w:cstheme="majorBidi"/>
-      <w:color w:val="4F81BD" w:themeColor="accent1"/>
+      <w:color w:val="000000"/>
       <w:sz w:val="20"/>
       <w:szCs w:val="20"/>
     </w:rPr>
@@ -3331,7 +5345,7 @@
       <w:rFonts w:asciiTheme="majorHAnsi" w:eastAsiaTheme="majorEastAsia" w:hAnsiTheme="majorHAnsi" w:cstheme="majorBidi"/>
       <w:i/>
       <w:iCs/>
-      <w:color w:val="404040" w:themeColor="text1" w:themeTint="BF"/>
+      <w:color w:val="000000"/>
       <w:sz w:val="20"/>
       <w:szCs w:val="20"/>
     </w:rPr>
@@ -3382,7 +5396,7 @@
       <w:rFonts w:asciiTheme="majorHAnsi" w:eastAsiaTheme="majorEastAsia" w:hAnsiTheme="majorHAnsi" w:cstheme="majorBidi"/>
       <w:b/>
       <w:bCs/>
-      <w:color w:val="365F91" w:themeColor="accent1" w:themeShade="BF"/>
+      <w:color w:val="000000"/>
       <w:sz w:val="28"/>
       <w:szCs w:val="28"/>
     </w:rPr>
@@ -3397,7 +5411,7 @@
       <w:rFonts w:asciiTheme="majorHAnsi" w:eastAsiaTheme="majorEastAsia" w:hAnsiTheme="majorHAnsi" w:cstheme="majorBidi"/>
       <w:b/>
       <w:bCs/>
-      <w:color w:val="4F81BD" w:themeColor="accent1"/>
+      <w:color w:val="000000"/>
       <w:sz w:val="26"/>
       <w:szCs w:val="26"/>
     </w:rPr>
@@ -3412,7 +5426,7 @@
       <w:rFonts w:asciiTheme="majorHAnsi" w:eastAsiaTheme="majorEastAsia" w:hAnsiTheme="majorHAnsi" w:cstheme="majorBidi"/>
       <w:b/>
       <w:bCs/>
-      <w:color w:val="4F81BD" w:themeColor="accent1"/>
+      <w:color w:val="000000"/>
     </w:rPr>
   </w:style>
   <w:style w:type="paragraph" w:styleId="Title">
@@ -3432,7 +5446,7 @@
     </w:pPr>
     <w:rPr>
       <w:rFonts w:asciiTheme="majorHAnsi" w:eastAsiaTheme="majorEastAsia" w:hAnsiTheme="majorHAnsi" w:cstheme="majorBidi" w:ascii="Arial" w:hAnsi="Arial"/>
-      <w:color w:val="17365D" w:themeColor="text2" w:themeShade="BF"/>
+      <w:color w:val="000000"/>
       <w:spacing w:val="5"/>
       <w:kern w:val="28"/>
       <w:sz w:val="52"/>
@@ -3787,7 +5801,7 @@
       <w:bCs/>
       <w:i/>
       <w:iCs/>
-      <w:color w:val="4F81BD" w:themeColor="accent1"/>
+      <w:color w:val="000000"/>
     </w:rPr>
   </w:style>
   <w:style w:type="character" w:customStyle="1" w:styleId="Heading5Char">
@@ -3799,7 +5813,7 @@
     <w:rsid w:val="00FC693F"/>
     <w:rPr>
       <w:rFonts w:asciiTheme="majorHAnsi" w:eastAsiaTheme="majorEastAsia" w:hAnsiTheme="majorHAnsi" w:cstheme="majorBidi"/>
-      <w:color w:val="243F60" w:themeColor="accent1" w:themeShade="7F"/>
+      <w:color w:val="000000"/>
     </w:rPr>
   </w:style>
   <w:style w:type="character" w:customStyle="1" w:styleId="Heading6Char">
@@ -3813,7 +5827,7 @@
       <w:rFonts w:asciiTheme="majorHAnsi" w:eastAsiaTheme="majorEastAsia" w:hAnsiTheme="majorHAnsi" w:cstheme="majorBidi"/>
       <w:i/>
       <w:iCs/>
-      <w:color w:val="243F60" w:themeColor="accent1" w:themeShade="7F"/>
+      <w:color w:val="000000"/>
     </w:rPr>
   </w:style>
   <w:style w:type="character" w:customStyle="1" w:styleId="Heading7Char">
@@ -3827,7 +5841,7 @@
       <w:rFonts w:asciiTheme="majorHAnsi" w:eastAsiaTheme="majorEastAsia" w:hAnsiTheme="majorHAnsi" w:cstheme="majorBidi"/>
       <w:i/>
       <w:iCs/>
-      <w:color w:val="404040" w:themeColor="text1" w:themeTint="BF"/>
+      <w:color w:val="000000"/>
     </w:rPr>
   </w:style>
   <w:style w:type="character" w:customStyle="1" w:styleId="Heading8Char">
@@ -3839,7 +5853,7 @@
     <w:rsid w:val="00FC693F"/>
     <w:rPr>
       <w:rFonts w:asciiTheme="majorHAnsi" w:eastAsiaTheme="majorEastAsia" w:hAnsiTheme="majorHAnsi" w:cstheme="majorBidi"/>
-      <w:color w:val="4F81BD" w:themeColor="accent1"/>
+      <w:color w:val="000000"/>
       <w:sz w:val="20"/>
       <w:szCs w:val="20"/>
     </w:rPr>
@@ -3855,7 +5869,7 @@
       <w:rFonts w:asciiTheme="majorHAnsi" w:eastAsiaTheme="majorEastAsia" w:hAnsiTheme="majorHAnsi" w:cstheme="majorBidi"/>
       <w:i/>
       <w:iCs/>
-      <w:color w:val="404040" w:themeColor="text1" w:themeTint="BF"/>
+      <w:color w:val="000000"/>
       <w:sz w:val="20"/>
       <w:szCs w:val="20"/>
     </w:rPr>

--- a/docs/part-1/Online_Exam_Portal_Test_Plan.docx
+++ b/docs/part-1/Online_Exam_Portal_Test_Plan.docx
@@ -460,7 +460,7 @@
         <w:br/>
         <w:t>Software: React client, Node.js/Express server, MongoDB test/development database.</w:t>
         <w:br/>
-        <w:t>Tools: Jest, Supertest, React Testing Library, browser developer tools/Postman as needed, GitHub Actions or Jenkins for CI, SonarQube for static analysis, Jira/GitHub for defect/backlog tracking.</w:t>
+        <w:t>Tools: Jest, Supertest, React Testing Library, browser developer tools/Postman as needed, GitHub Actions for CI, SonarQube for static analysis, Jira/GitHub for defect/backlog tracking.</w:t>
         <w:br/>
         <w:t>Test Data: dummy Student/Instructor/Admin accounts, draft/published exams, MCQs, attempts and expected scores. No real personal data is required.</w:t>
       </w:r>

--- a/docs/part-1/Online_Exam_Portal_Test_Plan.docx
+++ b/docs/part-1/Online_Exam_Portal_Test_Plan.docx
@@ -493,7 +493,7 @@
         <w:br/>
         <w:t>Software: React client, Node.js/Express server, MongoDB test/development database.</w:t>
         <w:br/>
-        <w:t>Tools: Jest, Supertest, React Testing Library, browser developer tools/Postman as needed, GitHub Actions and Jenkins for CI, SonarQube for static analysis, GitHub Issues/Projects for defect/backlog tracking.</w:t>
+        <w:t>Tools: Jest, Supertest, React Testing Library, browser developer tools/Postman as needed, GitHub Actions for CI, SonarQube for static analysis, GitHub Issues/Projects for defect/backlog tracking.</w:t>
         <w:br/>
         <w:t>Test Data: dummy Student/Instructor/Admin accounts, draft/published exams, MCQs, attempts and expected scores. No real personal data is required.</w:t>
       </w:r>

--- a/docs/part-1/Online_Exam_Portal_Test_Plan.docx
+++ b/docs/part-1/Online_Exam_Portal_Test_Plan.docx
@@ -23,61 +23,51 @@
         <w:rPr>
           <w:b/>
         </w:rPr>
-        <w:t xml:space="preserve">Project: </w:t>
-      </w:r>
-      <w:r>
-        <w:t>Online Exam Portal</w:t>
-      </w:r>
-      <w:r>
+        <w:t>Project: Online Exam Portal</w:t>
+        <w:br/>
+        <w:t>Version: 1.1</w:t>
+        <w:br/>
+        <w:t>Authors: Tanusha Prakash, Guntupalli Manaswi, Vidimalla Guru Teja</w:t>
+        <w:br/>
+        <w:t>Date: 19 October 2026</w:t>
+        <w:br/>
+        <w:t>Status: Pending team review</w:t>
         <w:br/>
       </w:r>
+      <w:r/>
+      <w:r/>
       <w:r>
         <w:rPr>
           <w:b/>
         </w:rPr>
-        <w:t xml:space="preserve">Version: </w:t>
       </w:r>
-      <w:r>
-        <w:t>1.0</w:t>
-      </w:r>
-      <w:r>
-        <w:br/>
-      </w:r>
+      <w:r/>
+      <w:r/>
       <w:r>
         <w:rPr>
           <w:b/>
         </w:rPr>
-        <w:t xml:space="preserve">Authors: </w:t>
       </w:r>
-      <w:r>
-        <w:t>Tanusha, Manaswi, Gururaj</w:t>
-      </w:r>
-      <w:r>
-        <w:br/>
-      </w:r>
+      <w:r/>
+      <w:r/>
       <w:r>
         <w:rPr>
           <w:b/>
         </w:rPr>
-        <w:t xml:space="preserve">Date: </w:t>
       </w:r>
-      <w:r>
-        <w:t>09 October 2026</w:t>
-      </w:r>
-      <w:r>
-        <w:br/>
-      </w:r>
+      <w:r/>
+      <w:r/>
       <w:r>
         <w:rPr>
           <w:b/>
         </w:rPr>
-        <w:t xml:space="preserve">Status: </w:t>
       </w:r>
+      <w:r/>
+      <w:r/>
+    </w:p>
+    <w:p>
       <w:r>
-        <w:t>Initial Test Planning Baseline</w:t>
-      </w:r>
-      <w:r>
-        <w:br/>
+        <w:t>Revision 1.1, 19 October 2026: Manaswi (Codex assisted preparation). Align planned checks and scope with #17/#19; correct team names. Team approval and runtime execution remain pending.</w:t>
       </w:r>
     </w:p>
     <w:p>
@@ -85,6 +75,10 @@
         <w:pStyle w:val="Heading1"/>
       </w:pPr>
       <w:r>
+        <w:rPr>
+          <w:color w:val="000000"/>
+          <w:u w:val="none"/>
+        </w:rPr>
         <w:t>1. Introduction</w:t>
       </w:r>
     </w:p>
@@ -96,7 +90,7 @@
         <w:t>Scope: Testing covers authentication/authorization, exam and question management, student attempts/timing/submission, automatic evaluation, results and defined non-functional/security requirements. Out-of-scope future features are not tested.</w:t>
         <w:br/>
         <w:br/>
-        <w:t>References: Online Exam Portal SRS v1.0, SAD v1.0, Project Plan, RTM.</w:t>
+        <w:t>References: Online Exam Portal SRS v1.1, SAD v1.1, Project Plan, RTM.</w:t>
         <w:br/>
         <w:br/>
         <w:t>Definitions: SRS - Software Requirements Specification; SAD - Software Architecture and Design Specification; STP - Software Test Plan; RTM - Requirements Traceability Matrix; API - Application Programming Interface; RBAC - Role-Based Access Control.</w:t>
@@ -107,6 +101,10 @@
         <w:pStyle w:val="Heading1"/>
       </w:pPr>
       <w:r>
+        <w:rPr>
+          <w:color w:val="000000"/>
+          <w:u w:val="none"/>
+        </w:rPr>
         <w:t>2. Test Items</w:t>
       </w:r>
     </w:p>
@@ -171,6 +169,10 @@
         <w:pStyle w:val="Heading1"/>
       </w:pPr>
       <w:r>
+        <w:rPr>
+          <w:color w:val="000000"/>
+          <w:u w:val="none"/>
+        </w:rPr>
         <w:t>3. Features to be Tested</w:t>
       </w:r>
     </w:p>
@@ -231,6 +233,11 @@
       </w:r>
     </w:p>
     <w:p>
+      <w:r>
+        <w:t>Primary FR-08 also covers the owned-exam dashboard (#37). The complete 17-primary-to-21-functional requirement crosswalk and TC-RBAC-01 through TC-RBAC-26 specifications are in docs/RELEASE_1_AGREEMENT.md (#17/#19), pending team review. This supplements the existing cases without renumbering their IDs.</w:t>
+      </w:r>
+    </w:p>
+    <w:p>
       <w:pPr>
         <w:pStyle w:val="ListBullet"/>
       </w:pPr>
@@ -251,6 +258,10 @@
         <w:pStyle w:val="Heading1"/>
       </w:pPr>
       <w:r>
+        <w:rPr>
+          <w:color w:val="000000"/>
+          <w:u w:val="none"/>
+        </w:rPr>
         <w:t>4. Features Not to be Tested</w:t>
       </w:r>
     </w:p>
@@ -311,6 +322,11 @@
       </w:r>
     </w:p>
     <w:p>
+      <w:r>
+        <w:t>Multiple result-release modes; public self-registration, retakes and answer-key disclosure beyond the minimal release are not required.</w:t>
+      </w:r>
+    </w:p>
+    <w:p>
       <w:pPr>
         <w:pStyle w:val="ListBullet"/>
       </w:pPr>
@@ -323,6 +339,10 @@
         <w:pStyle w:val="Heading1"/>
       </w:pPr>
       <w:r>
+        <w:rPr>
+          <w:color w:val="000000"/>
+          <w:u w:val="none"/>
+        </w:rPr>
         <w:t>5. Test Approach / Strategy</w:t>
       </w:r>
     </w:p>
@@ -395,6 +415,10 @@
         <w:pStyle w:val="Heading2"/>
       </w:pPr>
       <w:r>
+        <w:rPr>
+          <w:color w:val="000000"/>
+          <w:u w:val="none"/>
+        </w:rPr>
         <w:t>5.1 Security Validation</w:t>
       </w:r>
     </w:p>
@@ -439,6 +463,11 @@
       </w:r>
     </w:p>
     <w:p>
+      <w:r>
+        <w:t>Use the shared permission matrix to test every active role, anonymous/inactive access, valid foreign IDs, Admin non-inheritance, non-Admin escalation, current-session role/deactivation effects, logout replay, CSRF and retained historical references. TC-RBAC-01 through TC-RBAC-26 give fixtures, actions and expected outcomes; all remain Not Executed until real runs are recorded.</w:t>
+      </w:r>
+    </w:p>
+    <w:p>
       <w:pPr>
         <w:pStyle w:val="ListBullet"/>
       </w:pPr>
@@ -451,6 +480,10 @@
         <w:pStyle w:val="Heading1"/>
       </w:pPr>
       <w:r>
+        <w:rPr>
+          <w:color w:val="000000"/>
+          <w:u w:val="none"/>
+        </w:rPr>
         <w:t>6. Test Environment</w:t>
       </w:r>
     </w:p>
@@ -460,7 +493,7 @@
         <w:br/>
         <w:t>Software: React client, Node.js/Express server, MongoDB test/development database.</w:t>
         <w:br/>
-        <w:t>Tools: Jest, Supertest, React Testing Library, browser developer tools/Postman as needed, GitHub Actions for CI, SonarQube for static analysis, Jira/GitHub for defect/backlog tracking.</w:t>
+        <w:t>Tools: Jest, Supertest, React Testing Library, browser developer tools/Postman as needed, GitHub Actions for CI, SonarQube for static analysis, GitHub Issues/Projects for defect/backlog tracking.</w:t>
         <w:br/>
         <w:t>Test Data: dummy Student/Instructor/Admin accounts, draft/published exams, MCQs, attempts and expected scores. No real personal data is required.</w:t>
       </w:r>
@@ -470,6 +503,10 @@
         <w:pStyle w:val="Heading1"/>
       </w:pPr>
       <w:r>
+        <w:rPr>
+          <w:color w:val="000000"/>
+          <w:u w:val="none"/>
+        </w:rPr>
         <w:t>7. Test Schedule</w:t>
       </w:r>
     </w:p>
@@ -478,25 +515,49 @@
         <w:tblStyle w:val="TableGrid"/>
         <w:tblW w:type="auto" w:w="0"/>
         <w:jc w:val="center"/>
+        <w:tblLayout w:type="fixed"/>
         <w:tblLook w:firstColumn="1" w:firstRow="1" w:lastColumn="0" w:lastRow="0" w:noHBand="0" w:noVBand="1" w:val="04A0"/>
+        <w:tblBorders>
+          <w:top w:val="single" w:sz="4" w:color="D9D9D9"/>
+          <w:left w:val="single" w:sz="4" w:color="D9D9D9"/>
+          <w:bottom w:val="single" w:sz="4" w:color="D9D9D9"/>
+          <w:right w:val="single" w:sz="4" w:color="D9D9D9"/>
+          <w:insideH w:val="single" w:sz="4" w:color="D9D9D9"/>
+          <w:insideV w:val="single" w:sz="4" w:color="D9D9D9"/>
+        </w:tblBorders>
+        <w:tblCellMar>
+          <w:top w:w="70" w:type="dxa"/>
+          <w:bottom w:w="70" w:type="dxa"/>
+          <w:left w:w="70" w:type="dxa"/>
+          <w:right w:w="70" w:type="dxa"/>
+        </w:tblCellMar>
       </w:tblPr>
       <w:tblGrid>
-        <w:gridCol w:w="5040"/>
-        <w:gridCol w:w="5040"/>
+        <w:gridCol w:w="4464"/>
+        <w:gridCol w:w="5616"/>
       </w:tblGrid>
       <w:tr>
         <w:trPr>
           <w:tblHeader w:val="true"/>
+          <w:cantSplit/>
         </w:trPr>
         <w:tc>
           <w:tcPr>
-            <w:tcW w:type="dxa" w:w="5040"/>
+            <w:tcW w:type="dxa" w:w="4464"/>
             <w:vAlign w:val="center"/>
+            <w:shd w:fill="F1F1F1"/>
           </w:tcPr>
           <w:p>
+            <w:pPr>
+              <w:keepNext/>
+              <w:spacing w:before="0" w:after="0" w:line="252" w:lineRule="auto"/>
+              <w:jc w:val="left"/>
+            </w:pPr>
             <w:r>
               <w:rPr>
                 <w:b/>
+                <w:color w:val="000000"/>
+                <w:sz w:val="20"/>
               </w:rPr>
               <w:t>Milestone</w:t>
             </w:r>
@@ -504,13 +565,21 @@
         </w:tc>
         <w:tc>
           <w:tcPr>
-            <w:tcW w:type="dxa" w:w="5040"/>
+            <w:tcW w:type="dxa" w:w="5616"/>
             <w:vAlign w:val="center"/>
+            <w:shd w:fill="F1F1F1"/>
           </w:tcPr>
           <w:p>
+            <w:pPr>
+              <w:keepNext/>
+              <w:spacing w:before="0" w:after="0" w:line="252" w:lineRule="auto"/>
+              <w:jc w:val="left"/>
+            </w:pPr>
             <w:r>
               <w:rPr>
                 <w:b/>
+                <w:color w:val="000000"/>
+                <w:sz w:val="20"/>
               </w:rPr>
               <w:t>Planned Period</w:t>
             </w:r>
@@ -518,110 +587,225 @@
         </w:tc>
       </w:tr>
       <w:tr>
+        <w:trPr>
+          <w:cantSplit/>
+        </w:trPr>
         <w:tc>
           <w:tcPr>
-            <w:tcW w:type="dxa" w:w="5040"/>
+            <w:tcW w:type="dxa" w:w="4464"/>
+            <w:vAlign w:val="center"/>
           </w:tcPr>
           <w:p>
+            <w:pPr>
+              <w:keepNext w:val="0"/>
+              <w:spacing w:before="0" w:after="0" w:line="252" w:lineRule="auto"/>
+              <w:jc w:val="left"/>
+            </w:pPr>
             <w:r>
+              <w:rPr>
+                <w:color w:val="000000"/>
+                <w:sz w:val="20"/>
+              </w:rPr>
               <w:t>Test case design / backlog mapping</w:t>
             </w:r>
           </w:p>
         </w:tc>
         <w:tc>
           <w:tcPr>
-            <w:tcW w:type="dxa" w:w="5040"/>
+            <w:tcW w:type="dxa" w:w="5616"/>
+            <w:vAlign w:val="center"/>
           </w:tcPr>
           <w:p>
+            <w:pPr>
+              <w:keepNext w:val="0"/>
+              <w:spacing w:before="0" w:after="0" w:line="252" w:lineRule="auto"/>
+              <w:jc w:val="left"/>
+            </w:pPr>
             <w:r>
+              <w:rPr>
+                <w:color w:val="000000"/>
+                <w:sz w:val="20"/>
+              </w:rPr>
               <w:t>Before and during Sprint 1</w:t>
             </w:r>
           </w:p>
         </w:tc>
       </w:tr>
       <w:tr>
+        <w:trPr>
+          <w:cantSplit/>
+        </w:trPr>
         <w:tc>
           <w:tcPr>
-            <w:tcW w:type="dxa" w:w="5040"/>
+            <w:tcW w:type="dxa" w:w="4464"/>
+            <w:vAlign w:val="center"/>
           </w:tcPr>
           <w:p>
+            <w:pPr>
+              <w:keepNext w:val="0"/>
+              <w:spacing w:before="0" w:after="0" w:line="252" w:lineRule="auto"/>
+              <w:jc w:val="left"/>
+            </w:pPr>
             <w:r>
+              <w:rPr>
+                <w:color w:val="000000"/>
+                <w:sz w:val="20"/>
+              </w:rPr>
               <w:t>Sprint 1 execution</w:t>
             </w:r>
           </w:p>
         </w:tc>
         <w:tc>
           <w:tcPr>
-            <w:tcW w:type="dxa" w:w="5040"/>
+            <w:tcW w:type="dxa" w:w="5616"/>
+            <w:vAlign w:val="center"/>
           </w:tcPr>
           <w:p>
+            <w:pPr>
+              <w:keepNext w:val="0"/>
+              <w:spacing w:before="0" w:after="0" w:line="252" w:lineRule="auto"/>
+              <w:jc w:val="left"/>
+            </w:pPr>
             <w:r>
+              <w:rPr>
+                <w:color w:val="000000"/>
+                <w:sz w:val="20"/>
+              </w:rPr>
               <w:t>19 Oct - 23 Oct 2026</w:t>
             </w:r>
           </w:p>
         </w:tc>
       </w:tr>
       <w:tr>
+        <w:trPr>
+          <w:cantSplit/>
+        </w:trPr>
         <w:tc>
           <w:tcPr>
-            <w:tcW w:type="dxa" w:w="5040"/>
+            <w:tcW w:type="dxa" w:w="4464"/>
+            <w:vAlign w:val="center"/>
           </w:tcPr>
           <w:p>
+            <w:pPr>
+              <w:keepNext w:val="0"/>
+              <w:spacing w:before="0" w:after="0" w:line="252" w:lineRule="auto"/>
+              <w:jc w:val="left"/>
+            </w:pPr>
             <w:r>
+              <w:rPr>
+                <w:color w:val="000000"/>
+                <w:sz w:val="20"/>
+              </w:rPr>
               <w:t>Sprint 1 regression / video evidence</w:t>
             </w:r>
           </w:p>
         </w:tc>
         <w:tc>
           <w:tcPr>
-            <w:tcW w:type="dxa" w:w="5040"/>
+            <w:tcW w:type="dxa" w:w="5616"/>
+            <w:vAlign w:val="center"/>
           </w:tcPr>
           <w:p>
+            <w:pPr>
+              <w:keepNext w:val="0"/>
+              <w:spacing w:before="0" w:after="0" w:line="252" w:lineRule="auto"/>
+              <w:jc w:val="left"/>
+            </w:pPr>
             <w:r>
+              <w:rPr>
+                <w:color w:val="000000"/>
+                <w:sz w:val="20"/>
+              </w:rPr>
               <w:t>By 23 Oct 2026</w:t>
             </w:r>
           </w:p>
         </w:tc>
       </w:tr>
       <w:tr>
+        <w:trPr>
+          <w:cantSplit/>
+        </w:trPr>
         <w:tc>
           <w:tcPr>
-            <w:tcW w:type="dxa" w:w="5040"/>
+            <w:tcW w:type="dxa" w:w="4464"/>
+            <w:vAlign w:val="center"/>
           </w:tcPr>
           <w:p>
+            <w:pPr>
+              <w:keepNext w:val="0"/>
+              <w:spacing w:before="0" w:after="0" w:line="252" w:lineRule="auto"/>
+              <w:jc w:val="left"/>
+            </w:pPr>
             <w:r>
+              <w:rPr>
+                <w:color w:val="000000"/>
+                <w:sz w:val="20"/>
+              </w:rPr>
               <w:t>Sprint 2 execution</w:t>
             </w:r>
           </w:p>
         </w:tc>
         <w:tc>
           <w:tcPr>
-            <w:tcW w:type="dxa" w:w="5040"/>
+            <w:tcW w:type="dxa" w:w="5616"/>
+            <w:vAlign w:val="center"/>
           </w:tcPr>
           <w:p>
+            <w:pPr>
+              <w:keepNext w:val="0"/>
+              <w:spacing w:before="0" w:after="0" w:line="252" w:lineRule="auto"/>
+              <w:jc w:val="left"/>
+            </w:pPr>
             <w:r>
+              <w:rPr>
+                <w:color w:val="000000"/>
+                <w:sz w:val="20"/>
+              </w:rPr>
               <w:t>26 Oct - 30 Oct 2026</w:t>
             </w:r>
           </w:p>
         </w:tc>
       </w:tr>
       <w:tr>
+        <w:trPr>
+          <w:cantSplit/>
+        </w:trPr>
         <w:tc>
           <w:tcPr>
-            <w:tcW w:type="dxa" w:w="5040"/>
+            <w:tcW w:type="dxa" w:w="4464"/>
+            <w:vAlign w:val="center"/>
           </w:tcPr>
           <w:p>
+            <w:pPr>
+              <w:keepNext w:val="0"/>
+              <w:spacing w:before="0" w:after="0" w:line="252" w:lineRule="auto"/>
+              <w:jc w:val="left"/>
+            </w:pPr>
             <w:r>
+              <w:rPr>
+                <w:color w:val="000000"/>
+                <w:sz w:val="20"/>
+              </w:rPr>
               <w:t>Final regression and documentation freeze</w:t>
             </w:r>
           </w:p>
         </w:tc>
         <w:tc>
           <w:tcPr>
-            <w:tcW w:type="dxa" w:w="5040"/>
+            <w:tcW w:type="dxa" w:w="5616"/>
+            <w:vAlign w:val="center"/>
           </w:tcPr>
           <w:p>
+            <w:pPr>
+              <w:keepNext w:val="0"/>
+              <w:spacing w:before="0" w:after="0" w:line="252" w:lineRule="auto"/>
+              <w:jc w:val="left"/>
+            </w:pPr>
             <w:r>
+              <w:rPr>
+                <w:color w:val="000000"/>
+                <w:sz w:val="20"/>
+              </w:rPr>
               <w:t>By 30 Oct 2026</w:t>
             </w:r>
           </w:p>
@@ -633,6 +817,10 @@
         <w:pStyle w:val="Heading1"/>
       </w:pPr>
       <w:r>
+        <w:rPr>
+          <w:color w:val="000000"/>
+          <w:u w:val="none"/>
+        </w:rPr>
         <w:t>8. Test Deliverables</w:t>
       </w:r>
     </w:p>
@@ -705,6 +893,10 @@
         <w:pStyle w:val="Heading1"/>
       </w:pPr>
       <w:r>
+        <w:rPr>
+          <w:color w:val="000000"/>
+          <w:u w:val="none"/>
+        </w:rPr>
         <w:t>9. Roles and Responsibilities</w:t>
       </w:r>
     </w:p>
@@ -713,25 +905,49 @@
         <w:tblStyle w:val="TableGrid"/>
         <w:tblW w:type="auto" w:w="0"/>
         <w:jc w:val="center"/>
+        <w:tblLayout w:type="fixed"/>
         <w:tblLook w:firstColumn="1" w:firstRow="1" w:lastColumn="0" w:lastRow="0" w:noHBand="0" w:noVBand="1" w:val="04A0"/>
+        <w:tblBorders>
+          <w:top w:val="single" w:sz="4" w:color="D9D9D9"/>
+          <w:left w:val="single" w:sz="4" w:color="D9D9D9"/>
+          <w:bottom w:val="single" w:sz="4" w:color="D9D9D9"/>
+          <w:right w:val="single" w:sz="4" w:color="D9D9D9"/>
+          <w:insideH w:val="single" w:sz="4" w:color="D9D9D9"/>
+          <w:insideV w:val="single" w:sz="4" w:color="D9D9D9"/>
+        </w:tblBorders>
+        <w:tblCellMar>
+          <w:top w:w="70" w:type="dxa"/>
+          <w:bottom w:w="70" w:type="dxa"/>
+          <w:left w:w="70" w:type="dxa"/>
+          <w:right w:w="70" w:type="dxa"/>
+        </w:tblCellMar>
       </w:tblPr>
       <w:tblGrid>
-        <w:gridCol w:w="5040"/>
-        <w:gridCol w:w="5040"/>
+        <w:gridCol w:w="2592"/>
+        <w:gridCol w:w="7488"/>
       </w:tblGrid>
       <w:tr>
         <w:trPr>
           <w:tblHeader w:val="true"/>
+          <w:cantSplit/>
         </w:trPr>
         <w:tc>
           <w:tcPr>
-            <w:tcW w:type="dxa" w:w="5040"/>
+            <w:tcW w:type="dxa" w:w="2592"/>
             <w:vAlign w:val="center"/>
+            <w:shd w:fill="F1F1F1"/>
           </w:tcPr>
           <w:p>
+            <w:pPr>
+              <w:keepNext/>
+              <w:spacing w:before="0" w:after="0" w:line="252" w:lineRule="auto"/>
+              <w:jc w:val="left"/>
+            </w:pPr>
             <w:r>
               <w:rPr>
                 <w:b/>
+                <w:color w:val="000000"/>
+                <w:sz w:val="20"/>
               </w:rPr>
               <w:t>Role / Member</w:t>
             </w:r>
@@ -739,13 +955,21 @@
         </w:tc>
         <w:tc>
           <w:tcPr>
-            <w:tcW w:type="dxa" w:w="5040"/>
+            <w:tcW w:type="dxa" w:w="7488"/>
             <w:vAlign w:val="center"/>
+            <w:shd w:fill="F1F1F1"/>
           </w:tcPr>
           <w:p>
+            <w:pPr>
+              <w:keepNext/>
+              <w:spacing w:before="0" w:after="0" w:line="252" w:lineRule="auto"/>
+              <w:jc w:val="left"/>
+            </w:pPr>
             <w:r>
               <w:rPr>
                 <w:b/>
+                <w:color w:val="000000"/>
+                <w:sz w:val="20"/>
               </w:rPr>
               <w:t>Responsibility</w:t>
             </w:r>
@@ -753,88 +977,180 @@
         </w:tc>
       </w:tr>
       <w:tr>
+        <w:trPr>
+          <w:cantSplit/>
+        </w:trPr>
         <w:tc>
           <w:tcPr>
-            <w:tcW w:type="dxa" w:w="5040"/>
+            <w:tcW w:type="dxa" w:w="2592"/>
+            <w:vAlign w:val="center"/>
           </w:tcPr>
           <w:p>
+            <w:pPr>
+              <w:keepNext w:val="0"/>
+              <w:spacing w:before="0" w:after="0" w:line="252" w:lineRule="auto"/>
+              <w:jc w:val="left"/>
+            </w:pPr>
             <w:r>
+              <w:rPr>
+                <w:color w:val="000000"/>
+                <w:sz w:val="20"/>
+              </w:rPr>
               <w:t>Tanusha</w:t>
             </w:r>
           </w:p>
         </w:tc>
         <w:tc>
           <w:tcPr>
-            <w:tcW w:type="dxa" w:w="5040"/>
+            <w:tcW w:type="dxa" w:w="7488"/>
+            <w:vAlign w:val="center"/>
           </w:tcPr>
           <w:p>
+            <w:pPr>
+              <w:keepNext w:val="0"/>
+              <w:spacing w:before="0" w:after="0" w:line="252" w:lineRule="auto"/>
+              <w:jc w:val="left"/>
+            </w:pPr>
             <w:r>
+              <w:rPr>
+                <w:color w:val="000000"/>
+                <w:sz w:val="20"/>
+              </w:rPr>
               <w:t>Exam/Question feature tests; shared integration/security validation</w:t>
             </w:r>
           </w:p>
         </w:tc>
       </w:tr>
       <w:tr>
+        <w:trPr>
+          <w:cantSplit/>
+        </w:trPr>
         <w:tc>
           <w:tcPr>
-            <w:tcW w:type="dxa" w:w="5040"/>
+            <w:tcW w:type="dxa" w:w="2592"/>
+            <w:vAlign w:val="center"/>
           </w:tcPr>
           <w:p>
+            <w:pPr>
+              <w:keepNext w:val="0"/>
+              <w:spacing w:before="0" w:after="0" w:line="252" w:lineRule="auto"/>
+              <w:jc w:val="left"/>
+            </w:pPr>
             <w:r>
+              <w:rPr>
+                <w:color w:val="000000"/>
+                <w:sz w:val="20"/>
+              </w:rPr>
               <w:t>Manaswi</w:t>
             </w:r>
           </w:p>
         </w:tc>
         <w:tc>
           <w:tcPr>
-            <w:tcW w:type="dxa" w:w="5040"/>
+            <w:tcW w:type="dxa" w:w="7488"/>
+            <w:vAlign w:val="center"/>
           </w:tcPr>
           <w:p>
+            <w:pPr>
+              <w:keepNext w:val="0"/>
+              <w:spacing w:before="0" w:after="0" w:line="252" w:lineRule="auto"/>
+              <w:jc w:val="left"/>
+            </w:pPr>
             <w:r>
+              <w:rPr>
+                <w:color w:val="000000"/>
+                <w:sz w:val="20"/>
+              </w:rPr>
               <w:t>Student attempt/timer/submission tests; shared integration validation</w:t>
             </w:r>
           </w:p>
         </w:tc>
       </w:tr>
       <w:tr>
+        <w:trPr>
+          <w:cantSplit/>
+        </w:trPr>
         <w:tc>
           <w:tcPr>
-            <w:tcW w:type="dxa" w:w="5040"/>
+            <w:tcW w:type="dxa" w:w="2592"/>
+            <w:vAlign w:val="center"/>
           </w:tcPr>
           <w:p>
+            <w:pPr>
+              <w:keepNext w:val="0"/>
+              <w:spacing w:before="0" w:after="0" w:line="252" w:lineRule="auto"/>
+              <w:jc w:val="left"/>
+            </w:pPr>
             <w:r>
-              <w:t>Gururaj</w:t>
+              <w:rPr>
+                <w:color w:val="000000"/>
+                <w:sz w:val="20"/>
+              </w:rPr>
+              <w:t>Vidimalla Guru Teja</w:t>
             </w:r>
           </w:p>
         </w:tc>
         <w:tc>
           <w:tcPr>
-            <w:tcW w:type="dxa" w:w="5040"/>
+            <w:tcW w:type="dxa" w:w="7488"/>
+            <w:vAlign w:val="center"/>
           </w:tcPr>
           <w:p>
+            <w:pPr>
+              <w:keepNext w:val="0"/>
+              <w:spacing w:before="0" w:after="0" w:line="252" w:lineRule="auto"/>
+              <w:jc w:val="left"/>
+            </w:pPr>
             <w:r>
+              <w:rPr>
+                <w:color w:val="000000"/>
+                <w:sz w:val="20"/>
+              </w:rPr>
               <w:t>Evaluation/results tests; shared integration validation</w:t>
             </w:r>
           </w:p>
         </w:tc>
       </w:tr>
       <w:tr>
+        <w:trPr>
+          <w:cantSplit/>
+        </w:trPr>
         <w:tc>
           <w:tcPr>
-            <w:tcW w:type="dxa" w:w="5040"/>
+            <w:tcW w:type="dxa" w:w="2592"/>
+            <w:vAlign w:val="center"/>
           </w:tcPr>
           <w:p>
+            <w:pPr>
+              <w:keepNext w:val="0"/>
+              <w:spacing w:before="0" w:after="0" w:line="252" w:lineRule="auto"/>
+              <w:jc w:val="left"/>
+            </w:pPr>
             <w:r>
+              <w:rPr>
+                <w:color w:val="000000"/>
+                <w:sz w:val="20"/>
+              </w:rPr>
               <w:t>All team members</w:t>
             </w:r>
           </w:p>
         </w:tc>
         <w:tc>
           <w:tcPr>
-            <w:tcW w:type="dxa" w:w="5040"/>
+            <w:tcW w:type="dxa" w:w="7488"/>
+            <w:vAlign w:val="center"/>
           </w:tcPr>
           <w:p>
+            <w:pPr>
+              <w:keepNext w:val="0"/>
+              <w:spacing w:before="0" w:after="0" w:line="252" w:lineRule="auto"/>
+              <w:jc w:val="left"/>
+            </w:pPr>
             <w:r>
+              <w:rPr>
+                <w:color w:val="000000"/>
+                <w:sz w:val="20"/>
+              </w:rPr>
               <w:t>Review failing tests, fix owned defects, maintain traceability and contribute system testing</w:t>
             </w:r>
           </w:p>
@@ -846,6 +1162,10 @@
         <w:pStyle w:val="Heading1"/>
       </w:pPr>
       <w:r>
+        <w:rPr>
+          <w:color w:val="000000"/>
+          <w:u w:val="none"/>
+        </w:rPr>
         <w:t>10. Risks and Mitigation</w:t>
       </w:r>
     </w:p>
@@ -854,25 +1174,49 @@
         <w:tblStyle w:val="TableGrid"/>
         <w:tblW w:type="auto" w:w="0"/>
         <w:jc w:val="center"/>
+        <w:tblLayout w:type="fixed"/>
         <w:tblLook w:firstColumn="1" w:firstRow="1" w:lastColumn="0" w:lastRow="0" w:noHBand="0" w:noVBand="1" w:val="04A0"/>
+        <w:tblBorders>
+          <w:top w:val="single" w:sz="4" w:color="D9D9D9"/>
+          <w:left w:val="single" w:sz="4" w:color="D9D9D9"/>
+          <w:bottom w:val="single" w:sz="4" w:color="D9D9D9"/>
+          <w:right w:val="single" w:sz="4" w:color="D9D9D9"/>
+          <w:insideH w:val="single" w:sz="4" w:color="D9D9D9"/>
+          <w:insideV w:val="single" w:sz="4" w:color="D9D9D9"/>
+        </w:tblBorders>
+        <w:tblCellMar>
+          <w:top w:w="70" w:type="dxa"/>
+          <w:bottom w:w="70" w:type="dxa"/>
+          <w:left w:w="70" w:type="dxa"/>
+          <w:right w:w="70" w:type="dxa"/>
+        </w:tblCellMar>
       </w:tblPr>
       <w:tblGrid>
-        <w:gridCol w:w="5040"/>
-        <w:gridCol w:w="5040"/>
+        <w:gridCol w:w="2880"/>
+        <w:gridCol w:w="7200"/>
       </w:tblGrid>
       <w:tr>
         <w:trPr>
           <w:tblHeader w:val="true"/>
+          <w:cantSplit/>
         </w:trPr>
         <w:tc>
           <w:tcPr>
-            <w:tcW w:type="dxa" w:w="5040"/>
+            <w:tcW w:type="dxa" w:w="2880"/>
             <w:vAlign w:val="center"/>
+            <w:shd w:fill="F1F1F1"/>
           </w:tcPr>
           <w:p>
+            <w:pPr>
+              <w:keepNext/>
+              <w:spacing w:before="0" w:after="0" w:line="252" w:lineRule="auto"/>
+              <w:jc w:val="left"/>
+            </w:pPr>
             <w:r>
               <w:rPr>
                 <w:b/>
+                <w:color w:val="000000"/>
+                <w:sz w:val="20"/>
               </w:rPr>
               <w:t>Risk</w:t>
             </w:r>
@@ -880,13 +1224,21 @@
         </w:tc>
         <w:tc>
           <w:tcPr>
-            <w:tcW w:type="dxa" w:w="5040"/>
+            <w:tcW w:type="dxa" w:w="7200"/>
             <w:vAlign w:val="center"/>
+            <w:shd w:fill="F1F1F1"/>
           </w:tcPr>
           <w:p>
+            <w:pPr>
+              <w:keepNext/>
+              <w:spacing w:before="0" w:after="0" w:line="252" w:lineRule="auto"/>
+              <w:jc w:val="left"/>
+            </w:pPr>
             <w:r>
               <w:rPr>
                 <w:b/>
+                <w:color w:val="000000"/>
+                <w:sz w:val="20"/>
               </w:rPr>
               <w:t>Mitigation</w:t>
             </w:r>
@@ -894,110 +1246,225 @@
         </w:tc>
       </w:tr>
       <w:tr>
+        <w:trPr>
+          <w:cantSplit/>
+        </w:trPr>
         <w:tc>
           <w:tcPr>
-            <w:tcW w:type="dxa" w:w="5040"/>
+            <w:tcW w:type="dxa" w:w="2880"/>
+            <w:vAlign w:val="center"/>
           </w:tcPr>
           <w:p>
+            <w:pPr>
+              <w:keepNext w:val="0"/>
+              <w:spacing w:before="0" w:after="0" w:line="252" w:lineRule="auto"/>
+              <w:jc w:val="left"/>
+            </w:pPr>
             <w:r>
+              <w:rPr>
+                <w:color w:val="000000"/>
+                <w:sz w:val="20"/>
+              </w:rPr>
               <w:t>Late integration of modules</w:t>
             </w:r>
           </w:p>
         </w:tc>
         <w:tc>
           <w:tcPr>
-            <w:tcW w:type="dxa" w:w="5040"/>
+            <w:tcW w:type="dxa" w:w="7200"/>
+            <w:vAlign w:val="center"/>
           </w:tcPr>
           <w:p>
+            <w:pPr>
+              <w:keepNext w:val="0"/>
+              <w:spacing w:before="0" w:after="0" w:line="252" w:lineRule="auto"/>
+              <w:jc w:val="left"/>
+            </w:pPr>
             <w:r>
+              <w:rPr>
+                <w:color w:val="000000"/>
+                <w:sz w:val="20"/>
+              </w:rPr>
               <w:t>Integrate incrementally during each sprint and maintain API contracts.</w:t>
             </w:r>
           </w:p>
         </w:tc>
       </w:tr>
       <w:tr>
+        <w:trPr>
+          <w:cantSplit/>
+        </w:trPr>
         <w:tc>
           <w:tcPr>
-            <w:tcW w:type="dxa" w:w="5040"/>
+            <w:tcW w:type="dxa" w:w="2880"/>
+            <w:vAlign w:val="center"/>
           </w:tcPr>
           <w:p>
+            <w:pPr>
+              <w:keepNext w:val="0"/>
+              <w:spacing w:before="0" w:after="0" w:line="252" w:lineRule="auto"/>
+              <w:jc w:val="left"/>
+            </w:pPr>
             <w:r>
+              <w:rPr>
+                <w:color w:val="000000"/>
+                <w:sz w:val="20"/>
+              </w:rPr>
               <w:t>Unstable test database/data</w:t>
             </w:r>
           </w:p>
         </w:tc>
         <w:tc>
           <w:tcPr>
-            <w:tcW w:type="dxa" w:w="5040"/>
+            <w:tcW w:type="dxa" w:w="7200"/>
+            <w:vAlign w:val="center"/>
           </w:tcPr>
           <w:p>
+            <w:pPr>
+              <w:keepNext w:val="0"/>
+              <w:spacing w:before="0" w:after="0" w:line="252" w:lineRule="auto"/>
+              <w:jc w:val="left"/>
+            </w:pPr>
             <w:r>
+              <w:rPr>
+                <w:color w:val="000000"/>
+                <w:sz w:val="20"/>
+              </w:rPr>
               <w:t>Use controlled dummy test data and reset/seed scripts where needed.</w:t>
             </w:r>
           </w:p>
         </w:tc>
       </w:tr>
       <w:tr>
+        <w:trPr>
+          <w:cantSplit/>
+        </w:trPr>
         <w:tc>
           <w:tcPr>
-            <w:tcW w:type="dxa" w:w="5040"/>
+            <w:tcW w:type="dxa" w:w="2880"/>
+            <w:vAlign w:val="center"/>
           </w:tcPr>
           <w:p>
+            <w:pPr>
+              <w:keepNext w:val="0"/>
+              <w:spacing w:before="0" w:after="0" w:line="252" w:lineRule="auto"/>
+              <w:jc w:val="left"/>
+            </w:pPr>
             <w:r>
+              <w:rPr>
+                <w:color w:val="000000"/>
+                <w:sz w:val="20"/>
+              </w:rPr>
               <w:t>Authentication/authorization defects</w:t>
             </w:r>
           </w:p>
         </w:tc>
         <w:tc>
           <w:tcPr>
-            <w:tcW w:type="dxa" w:w="5040"/>
+            <w:tcW w:type="dxa" w:w="7200"/>
+            <w:vAlign w:val="center"/>
           </w:tcPr>
           <w:p>
+            <w:pPr>
+              <w:keepNext w:val="0"/>
+              <w:spacing w:before="0" w:after="0" w:line="252" w:lineRule="auto"/>
+              <w:jc w:val="left"/>
+            </w:pPr>
             <w:r>
+              <w:rPr>
+                <w:color w:val="000000"/>
+                <w:sz w:val="20"/>
+              </w:rPr>
               <w:t>Prioritize negative RBAC/ownership tests early.</w:t>
             </w:r>
           </w:p>
         </w:tc>
       </w:tr>
       <w:tr>
+        <w:trPr>
+          <w:cantSplit/>
+        </w:trPr>
         <w:tc>
           <w:tcPr>
-            <w:tcW w:type="dxa" w:w="5040"/>
+            <w:tcW w:type="dxa" w:w="2880"/>
+            <w:vAlign w:val="center"/>
           </w:tcPr>
           <w:p>
+            <w:pPr>
+              <w:keepNext w:val="0"/>
+              <w:spacing w:before="0" w:after="0" w:line="252" w:lineRule="auto"/>
+              <w:jc w:val="left"/>
+            </w:pPr>
             <w:r>
+              <w:rPr>
+                <w:color w:val="000000"/>
+                <w:sz w:val="20"/>
+              </w:rPr>
               <w:t>Time constraints</w:t>
             </w:r>
           </w:p>
         </w:tc>
         <w:tc>
           <w:tcPr>
-            <w:tcW w:type="dxa" w:w="5040"/>
+            <w:tcW w:type="dxa" w:w="7200"/>
+            <w:vAlign w:val="center"/>
           </w:tcPr>
           <w:p>
+            <w:pPr>
+              <w:keepNext w:val="0"/>
+              <w:spacing w:before="0" w:after="0" w:line="252" w:lineRule="auto"/>
+              <w:jc w:val="left"/>
+            </w:pPr>
             <w:r>
+              <w:rPr>
+                <w:color w:val="000000"/>
+                <w:sz w:val="20"/>
+              </w:rPr>
               <w:t>Automate repeatable backend tests and focus Release 1 scope.</w:t>
             </w:r>
           </w:p>
         </w:tc>
       </w:tr>
       <w:tr>
+        <w:trPr>
+          <w:cantSplit/>
+        </w:trPr>
         <w:tc>
           <w:tcPr>
-            <w:tcW w:type="dxa" w:w="5040"/>
+            <w:tcW w:type="dxa" w:w="2880"/>
+            <w:vAlign w:val="center"/>
           </w:tcPr>
           <w:p>
+            <w:pPr>
+              <w:keepNext w:val="0"/>
+              <w:spacing w:before="0" w:after="0" w:line="252" w:lineRule="auto"/>
+              <w:jc w:val="left"/>
+            </w:pPr>
             <w:r>
+              <w:rPr>
+                <w:color w:val="000000"/>
+                <w:sz w:val="20"/>
+              </w:rPr>
               <w:t>Requirement deviation</w:t>
             </w:r>
           </w:p>
         </w:tc>
         <w:tc>
           <w:tcPr>
-            <w:tcW w:type="dxa" w:w="5040"/>
+            <w:tcW w:type="dxa" w:w="7200"/>
+            <w:vAlign w:val="center"/>
           </w:tcPr>
           <w:p>
+            <w:pPr>
+              <w:keepNext w:val="0"/>
+              <w:spacing w:before="0" w:after="0" w:line="252" w:lineRule="auto"/>
+              <w:jc w:val="left"/>
+            </w:pPr>
             <w:r>
+              <w:rPr>
+                <w:color w:val="000000"/>
+                <w:sz w:val="20"/>
+              </w:rPr>
               <w:t>Update SRS/SAD/STP/RTM and explain deviations in final demo.</w:t>
             </w:r>
           </w:p>
@@ -1009,6 +1476,10 @@
         <w:pStyle w:val="Heading1"/>
       </w:pPr>
       <w:r>
+        <w:rPr>
+          <w:color w:val="000000"/>
+          <w:u w:val="none"/>
+        </w:rPr>
         <w:t>11. Assumptions &amp; Dependencies</w:t>
       </w:r>
     </w:p>
@@ -1049,6 +1520,10 @@
         <w:pStyle w:val="Heading1"/>
       </w:pPr>
       <w:r>
+        <w:rPr>
+          <w:color w:val="000000"/>
+          <w:u w:val="none"/>
+        </w:rPr>
         <w:t>12. Suspension &amp; Resumption Criteria</w:t>
       </w:r>
     </w:p>
@@ -1062,6 +1537,10 @@
         <w:pStyle w:val="Heading1"/>
       </w:pPr>
       <w:r>
+        <w:rPr>
+          <w:color w:val="000000"/>
+          <w:u w:val="none"/>
+        </w:rPr>
         <w:t>13. Test Case Management &amp; Traceability</w:t>
       </w:r>
     </w:p>
@@ -1071,10 +1550,19 @@
       </w:r>
     </w:p>
     <w:p>
+      <w:r>
+        <w:t>For each agreement case, record the tested commit, exact fixture/preconditions, observed result and run/report link when executed under its implementation issue and #53. Documentation review and passing repository checks are not application-test results.</w:t>
+      </w:r>
+    </w:p>
+    <w:p>
       <w:pPr>
         <w:pStyle w:val="Heading2"/>
       </w:pPr>
       <w:r>
+        <w:rPr>
+          <w:color w:val="000000"/>
+          <w:u w:val="none"/>
+        </w:rPr>
         <w:t>13.1 Planned Test Cases</w:t>
       </w:r>
     </w:p>
@@ -1083,59 +1571,99 @@
         <w:tblStyle w:val="TableGrid"/>
         <w:tblW w:type="auto" w:w="0"/>
         <w:jc w:val="center"/>
+        <w:tblLayout w:type="fixed"/>
         <w:tblLook w:firstColumn="1" w:firstRow="1" w:lastColumn="0" w:lastRow="0" w:noHBand="0" w:noVBand="1" w:val="04A0"/>
+        <w:tblBorders>
+          <w:top w:val="single" w:sz="4" w:color="D9D9D9"/>
+          <w:left w:val="single" w:sz="4" w:color="D9D9D9"/>
+          <w:bottom w:val="single" w:sz="4" w:color="D9D9D9"/>
+          <w:right w:val="single" w:sz="4" w:color="D9D9D9"/>
+          <w:insideH w:val="single" w:sz="4" w:color="D9D9D9"/>
+          <w:insideV w:val="single" w:sz="4" w:color="D9D9D9"/>
+        </w:tblBorders>
+        <w:tblCellMar>
+          <w:top w:w="70" w:type="dxa"/>
+          <w:bottom w:w="70" w:type="dxa"/>
+          <w:left w:w="70" w:type="dxa"/>
+          <w:right w:w="70" w:type="dxa"/>
+        </w:tblCellMar>
       </w:tblPr>
       <w:tblGrid>
-        <w:gridCol w:w="1260"/>
-        <w:gridCol w:w="1260"/>
-        <w:gridCol w:w="1260"/>
-        <w:gridCol w:w="1260"/>
-        <w:gridCol w:w="1260"/>
-        <w:gridCol w:w="1260"/>
-        <w:gridCol w:w="1260"/>
-        <w:gridCol w:w="1260"/>
+        <w:gridCol w:w="1080"/>
+        <w:gridCol w:w="1224"/>
+        <w:gridCol w:w="1368"/>
+        <w:gridCol w:w="1368"/>
+        <w:gridCol w:w="1584"/>
+        <w:gridCol w:w="1584"/>
+        <w:gridCol w:w="936"/>
+        <w:gridCol w:w="936"/>
       </w:tblGrid>
       <w:tr>
         <w:trPr>
           <w:tblHeader w:val="true"/>
+          <w:cantSplit/>
         </w:trPr>
         <w:tc>
           <w:tcPr>
-            <w:tcW w:type="dxa" w:w="1260"/>
+            <w:tcW w:type="dxa" w:w="1080"/>
             <w:vAlign w:val="center"/>
+            <w:shd w:fill="F1F1F1"/>
           </w:tcPr>
           <w:p>
+            <w:pPr>
+              <w:keepNext/>
+              <w:spacing w:before="0" w:after="0" w:line="252" w:lineRule="auto"/>
+              <w:jc w:val="left"/>
+            </w:pPr>
             <w:r>
               <w:rPr>
                 <w:b/>
+                <w:color w:val="000000"/>
+                <w:sz w:val="19"/>
               </w:rPr>
-              <w:t>Test Case ID</w:t>
+              <w:t>Case ID</w:t>
             </w:r>
           </w:p>
         </w:tc>
         <w:tc>
           <w:tcPr>
-            <w:tcW w:type="dxa" w:w="1260"/>
+            <w:tcW w:type="dxa" w:w="1224"/>
             <w:vAlign w:val="center"/>
+            <w:shd w:fill="F1F1F1"/>
           </w:tcPr>
           <w:p>
+            <w:pPr>
+              <w:keepNext/>
+              <w:spacing w:before="0" w:after="0" w:line="252" w:lineRule="auto"/>
+              <w:jc w:val="left"/>
+            </w:pPr>
             <w:r>
               <w:rPr>
                 <w:b/>
+                <w:color w:val="000000"/>
+                <w:sz w:val="19"/>
               </w:rPr>
-              <w:t>Requirement(s)</w:t>
+              <w:t>Req IDs</w:t>
             </w:r>
           </w:p>
         </w:tc>
         <w:tc>
           <w:tcPr>
-            <w:tcW w:type="dxa" w:w="1260"/>
+            <w:tcW w:type="dxa" w:w="1368"/>
             <w:vAlign w:val="center"/>
+            <w:shd w:fill="F1F1F1"/>
           </w:tcPr>
           <w:p>
+            <w:pPr>
+              <w:keepNext/>
+              <w:spacing w:before="0" w:after="0" w:line="252" w:lineRule="auto"/>
+              <w:jc w:val="left"/>
+            </w:pPr>
             <w:r>
               <w:rPr>
                 <w:b/>
+                <w:color w:val="000000"/>
+                <w:sz w:val="19"/>
               </w:rPr>
               <w:t>Description</w:t>
             </w:r>
@@ -1143,13 +1671,21 @@
         </w:tc>
         <w:tc>
           <w:tcPr>
-            <w:tcW w:type="dxa" w:w="1260"/>
+            <w:tcW w:type="dxa" w:w="1368"/>
             <w:vAlign w:val="center"/>
+            <w:shd w:fill="F1F1F1"/>
           </w:tcPr>
           <w:p>
+            <w:pPr>
+              <w:keepNext/>
+              <w:spacing w:before="0" w:after="0" w:line="252" w:lineRule="auto"/>
+              <w:jc w:val="left"/>
+            </w:pPr>
             <w:r>
               <w:rPr>
                 <w:b/>
+                <w:color w:val="000000"/>
+                <w:sz w:val="19"/>
               </w:rPr>
               <w:t>Preconditions</w:t>
             </w:r>
@@ -1157,13 +1693,21 @@
         </w:tc>
         <w:tc>
           <w:tcPr>
-            <w:tcW w:type="dxa" w:w="1260"/>
+            <w:tcW w:type="dxa" w:w="1584"/>
             <w:vAlign w:val="center"/>
+            <w:shd w:fill="F1F1F1"/>
           </w:tcPr>
           <w:p>
+            <w:pPr>
+              <w:keepNext/>
+              <w:spacing w:before="0" w:after="0" w:line="252" w:lineRule="auto"/>
+              <w:jc w:val="left"/>
+            </w:pPr>
             <w:r>
               <w:rPr>
                 <w:b/>
+                <w:color w:val="000000"/>
+                <w:sz w:val="19"/>
               </w:rPr>
               <w:t>Steps</w:t>
             </w:r>
@@ -1171,41 +1715,65 @@
         </w:tc>
         <w:tc>
           <w:tcPr>
-            <w:tcW w:type="dxa" w:w="1260"/>
+            <w:tcW w:type="dxa" w:w="1584"/>
             <w:vAlign w:val="center"/>
+            <w:shd w:fill="F1F1F1"/>
           </w:tcPr>
           <w:p>
+            <w:pPr>
+              <w:keepNext/>
+              <w:spacing w:before="0" w:after="0" w:line="252" w:lineRule="auto"/>
+              <w:jc w:val="left"/>
+            </w:pPr>
             <w:r>
               <w:rPr>
                 <w:b/>
+                <w:color w:val="000000"/>
+                <w:sz w:val="19"/>
               </w:rPr>
-              <w:t>Expected Result</w:t>
+              <w:t>Expected</w:t>
             </w:r>
           </w:p>
         </w:tc>
         <w:tc>
           <w:tcPr>
-            <w:tcW w:type="dxa" w:w="1260"/>
+            <w:tcW w:type="dxa" w:w="936"/>
             <w:vAlign w:val="center"/>
+            <w:shd w:fill="F1F1F1"/>
           </w:tcPr>
           <w:p>
+            <w:pPr>
+              <w:keepNext/>
+              <w:spacing w:before="0" w:after="0" w:line="252" w:lineRule="auto"/>
+              <w:jc w:val="center"/>
+            </w:pPr>
             <w:r>
               <w:rPr>
                 <w:b/>
+                <w:color w:val="000000"/>
+                <w:sz w:val="19"/>
               </w:rPr>
-              <w:t>Actual Result</w:t>
+              <w:t>Actual</w:t>
             </w:r>
           </w:p>
         </w:tc>
         <w:tc>
           <w:tcPr>
-            <w:tcW w:type="dxa" w:w="1260"/>
+            <w:tcW w:type="dxa" w:w="936"/>
             <w:vAlign w:val="center"/>
+            <w:shd w:fill="F1F1F1"/>
           </w:tcPr>
           <w:p>
+            <w:pPr>
+              <w:keepNext/>
+              <w:spacing w:before="0" w:after="0" w:line="252" w:lineRule="auto"/>
+              <w:jc w:val="center"/>
+            </w:pPr>
             <w:r>
               <w:rPr>
                 <w:b/>
+                <w:color w:val="000000"/>
+                <w:sz w:val="19"/>
               </w:rPr>
               <w:t>Status</w:t>
             </w:r>
@@ -1213,1312 +1781,2640 @@
         </w:tc>
       </w:tr>
       <w:tr>
+        <w:trPr>
+          <w:cantSplit/>
+        </w:trPr>
         <w:tc>
           <w:tcPr>
-            <w:tcW w:type="dxa" w:w="1260"/>
+            <w:tcW w:type="dxa" w:w="1080"/>
+            <w:vAlign w:val="center"/>
           </w:tcPr>
           <w:p>
+            <w:pPr>
+              <w:keepNext w:val="0"/>
+              <w:spacing w:before="0" w:after="0" w:line="252" w:lineRule="auto"/>
+              <w:jc w:val="left"/>
+            </w:pPr>
             <w:r>
+              <w:rPr>
+                <w:color w:val="000000"/>
+                <w:sz w:val="19"/>
+              </w:rPr>
               <w:t>TC-AUTH-01</w:t>
             </w:r>
           </w:p>
         </w:tc>
         <w:tc>
           <w:tcPr>
-            <w:tcW w:type="dxa" w:w="1260"/>
+            <w:tcW w:type="dxa" w:w="1224"/>
+            <w:vAlign w:val="center"/>
           </w:tcPr>
           <w:p>
+            <w:pPr>
+              <w:keepNext w:val="0"/>
+              <w:spacing w:before="0" w:after="0" w:line="252" w:lineRule="auto"/>
+              <w:jc w:val="left"/>
+            </w:pPr>
             <w:r>
+              <w:rPr>
+                <w:color w:val="000000"/>
+                <w:sz w:val="19"/>
+              </w:rPr>
               <w:t>AUTH-FR-01</w:t>
             </w:r>
           </w:p>
         </w:tc>
         <w:tc>
           <w:tcPr>
-            <w:tcW w:type="dxa" w:w="1260"/>
+            <w:tcW w:type="dxa" w:w="1368"/>
+            <w:vAlign w:val="center"/>
           </w:tcPr>
           <w:p>
+            <w:pPr>
+              <w:keepNext w:val="0"/>
+              <w:spacing w:before="0" w:after="0" w:line="252" w:lineRule="auto"/>
+              <w:jc w:val="left"/>
+            </w:pPr>
             <w:r>
+              <w:rPr>
+                <w:color w:val="000000"/>
+                <w:sz w:val="19"/>
+              </w:rPr>
               <w:t>Valid login</w:t>
             </w:r>
           </w:p>
         </w:tc>
         <w:tc>
           <w:tcPr>
-            <w:tcW w:type="dxa" w:w="1260"/>
+            <w:tcW w:type="dxa" w:w="1368"/>
+            <w:vAlign w:val="center"/>
           </w:tcPr>
           <w:p>
+            <w:pPr>
+              <w:keepNext w:val="0"/>
+              <w:spacing w:before="0" w:after="0" w:line="252" w:lineRule="auto"/>
+              <w:jc w:val="left"/>
+            </w:pPr>
             <w:r>
+              <w:rPr>
+                <w:color w:val="000000"/>
+                <w:sz w:val="19"/>
+              </w:rPr>
               <w:t>Registered Student exists</w:t>
             </w:r>
           </w:p>
         </w:tc>
         <w:tc>
           <w:tcPr>
-            <w:tcW w:type="dxa" w:w="1260"/>
+            <w:tcW w:type="dxa" w:w="1584"/>
+            <w:vAlign w:val="center"/>
           </w:tcPr>
           <w:p>
+            <w:pPr>
+              <w:keepNext w:val="0"/>
+              <w:spacing w:before="0" w:after="0" w:line="252" w:lineRule="auto"/>
+              <w:jc w:val="left"/>
+            </w:pPr>
             <w:r>
+              <w:rPr>
+                <w:color w:val="000000"/>
+                <w:sz w:val="19"/>
+              </w:rPr>
               <w:t>Enter valid email/password; submit</w:t>
             </w:r>
           </w:p>
         </w:tc>
         <w:tc>
           <w:tcPr>
-            <w:tcW w:type="dxa" w:w="1260"/>
+            <w:tcW w:type="dxa" w:w="1584"/>
+            <w:vAlign w:val="center"/>
           </w:tcPr>
           <w:p>
+            <w:pPr>
+              <w:keepNext w:val="0"/>
+              <w:spacing w:before="0" w:after="0" w:line="252" w:lineRule="auto"/>
+              <w:jc w:val="left"/>
+            </w:pPr>
             <w:r>
+              <w:rPr>
+                <w:color w:val="000000"/>
+                <w:sz w:val="19"/>
+              </w:rPr>
               <w:t>Student dashboard/authenticated state</w:t>
             </w:r>
           </w:p>
         </w:tc>
         <w:tc>
           <w:tcPr>
-            <w:tcW w:type="dxa" w:w="1260"/>
+            <w:tcW w:type="dxa" w:w="936"/>
+            <w:vAlign w:val="center"/>
           </w:tcPr>
           <w:p>
+            <w:pPr>
+              <w:keepNext w:val="0"/>
+              <w:spacing w:before="0" w:after="0" w:line="252" w:lineRule="auto"/>
+              <w:jc w:val="center"/>
+            </w:pPr>
             <w:r>
+              <w:rPr>
+                <w:color w:val="000000"/>
+                <w:sz w:val="19"/>
+              </w:rPr>
               <w:t>Not Executed</w:t>
             </w:r>
           </w:p>
         </w:tc>
         <w:tc>
           <w:tcPr>
-            <w:tcW w:type="dxa" w:w="1260"/>
+            <w:tcW w:type="dxa" w:w="936"/>
+            <w:vAlign w:val="center"/>
           </w:tcPr>
           <w:p>
+            <w:pPr>
+              <w:keepNext w:val="0"/>
+              <w:spacing w:before="0" w:after="0" w:line="252" w:lineRule="auto"/>
+              <w:jc w:val="center"/>
+            </w:pPr>
             <w:r>
+              <w:rPr>
+                <w:color w:val="000000"/>
+                <w:sz w:val="19"/>
+              </w:rPr>
               <w:t>Not Executed</w:t>
             </w:r>
           </w:p>
         </w:tc>
       </w:tr>
       <w:tr>
+        <w:trPr>
+          <w:cantSplit/>
+        </w:trPr>
         <w:tc>
           <w:tcPr>
-            <w:tcW w:type="dxa" w:w="1260"/>
+            <w:tcW w:type="dxa" w:w="1080"/>
+            <w:vAlign w:val="center"/>
           </w:tcPr>
           <w:p>
+            <w:pPr>
+              <w:keepNext w:val="0"/>
+              <w:spacing w:before="0" w:after="0" w:line="252" w:lineRule="auto"/>
+              <w:jc w:val="left"/>
+            </w:pPr>
             <w:r>
+              <w:rPr>
+                <w:color w:val="000000"/>
+                <w:sz w:val="19"/>
+              </w:rPr>
               <w:t>TC-AUTH-02</w:t>
             </w:r>
           </w:p>
         </w:tc>
         <w:tc>
           <w:tcPr>
-            <w:tcW w:type="dxa" w:w="1260"/>
+            <w:tcW w:type="dxa" w:w="1224"/>
+            <w:vAlign w:val="center"/>
           </w:tcPr>
           <w:p>
+            <w:pPr>
+              <w:keepNext w:val="0"/>
+              <w:spacing w:before="0" w:after="0" w:line="252" w:lineRule="auto"/>
+              <w:jc w:val="left"/>
+            </w:pPr>
             <w:r>
+              <w:rPr>
+                <w:color w:val="000000"/>
+                <w:sz w:val="19"/>
+              </w:rPr>
               <w:t>AUTH-FR-01</w:t>
             </w:r>
           </w:p>
         </w:tc>
         <w:tc>
           <w:tcPr>
-            <w:tcW w:type="dxa" w:w="1260"/>
+            <w:tcW w:type="dxa" w:w="1368"/>
+            <w:vAlign w:val="center"/>
           </w:tcPr>
           <w:p>
+            <w:pPr>
+              <w:keepNext w:val="0"/>
+              <w:spacing w:before="0" w:after="0" w:line="252" w:lineRule="auto"/>
+              <w:jc w:val="left"/>
+            </w:pPr>
             <w:r>
+              <w:rPr>
+                <w:color w:val="000000"/>
+                <w:sz w:val="19"/>
+              </w:rPr>
               <w:t>Invalid login rejected</w:t>
             </w:r>
           </w:p>
         </w:tc>
         <w:tc>
           <w:tcPr>
-            <w:tcW w:type="dxa" w:w="1260"/>
+            <w:tcW w:type="dxa" w:w="1368"/>
+            <w:vAlign w:val="center"/>
           </w:tcPr>
           <w:p>
+            <w:pPr>
+              <w:keepNext w:val="0"/>
+              <w:spacing w:before="0" w:after="0" w:line="252" w:lineRule="auto"/>
+              <w:jc w:val="left"/>
+            </w:pPr>
             <w:r>
+              <w:rPr>
+                <w:color w:val="000000"/>
+                <w:sz w:val="19"/>
+              </w:rPr>
               <w:t>Registered user exists</w:t>
             </w:r>
           </w:p>
         </w:tc>
         <w:tc>
           <w:tcPr>
-            <w:tcW w:type="dxa" w:w="1260"/>
+            <w:tcW w:type="dxa" w:w="1584"/>
+            <w:vAlign w:val="center"/>
           </w:tcPr>
           <w:p>
+            <w:pPr>
+              <w:keepNext w:val="0"/>
+              <w:spacing w:before="0" w:after="0" w:line="252" w:lineRule="auto"/>
+              <w:jc w:val="left"/>
+            </w:pPr>
             <w:r>
+              <w:rPr>
+                <w:color w:val="000000"/>
+                <w:sz w:val="19"/>
+              </w:rPr>
               <w:t>Enter correct email and wrong password</w:t>
             </w:r>
           </w:p>
         </w:tc>
         <w:tc>
           <w:tcPr>
-            <w:tcW w:type="dxa" w:w="1260"/>
+            <w:tcW w:type="dxa" w:w="1584"/>
+            <w:vAlign w:val="center"/>
           </w:tcPr>
           <w:p>
+            <w:pPr>
+              <w:keepNext w:val="0"/>
+              <w:spacing w:before="0" w:after="0" w:line="252" w:lineRule="auto"/>
+              <w:jc w:val="left"/>
+            </w:pPr>
             <w:r>
+              <w:rPr>
+                <w:color w:val="000000"/>
+                <w:sz w:val="19"/>
+              </w:rPr>
               <w:t>Login rejected; no authenticated state</w:t>
             </w:r>
           </w:p>
         </w:tc>
         <w:tc>
           <w:tcPr>
-            <w:tcW w:type="dxa" w:w="1260"/>
+            <w:tcW w:type="dxa" w:w="936"/>
+            <w:vAlign w:val="center"/>
           </w:tcPr>
           <w:p>
+            <w:pPr>
+              <w:keepNext w:val="0"/>
+              <w:spacing w:before="0" w:after="0" w:line="252" w:lineRule="auto"/>
+              <w:jc w:val="center"/>
+            </w:pPr>
             <w:r>
+              <w:rPr>
+                <w:color w:val="000000"/>
+                <w:sz w:val="19"/>
+              </w:rPr>
               <w:t>Not Executed</w:t>
             </w:r>
           </w:p>
         </w:tc>
         <w:tc>
           <w:tcPr>
-            <w:tcW w:type="dxa" w:w="1260"/>
+            <w:tcW w:type="dxa" w:w="936"/>
+            <w:vAlign w:val="center"/>
           </w:tcPr>
           <w:p>
+            <w:pPr>
+              <w:keepNext w:val="0"/>
+              <w:spacing w:before="0" w:after="0" w:line="252" w:lineRule="auto"/>
+              <w:jc w:val="center"/>
+            </w:pPr>
             <w:r>
+              <w:rPr>
+                <w:color w:val="000000"/>
+                <w:sz w:val="19"/>
+              </w:rPr>
               <w:t>Not Executed</w:t>
             </w:r>
           </w:p>
         </w:tc>
       </w:tr>
       <w:tr>
+        <w:trPr>
+          <w:cantSplit/>
+        </w:trPr>
         <w:tc>
           <w:tcPr>
-            <w:tcW w:type="dxa" w:w="1260"/>
+            <w:tcW w:type="dxa" w:w="1080"/>
+            <w:vAlign w:val="center"/>
           </w:tcPr>
           <w:p>
+            <w:pPr>
+              <w:keepNext w:val="0"/>
+              <w:spacing w:before="0" w:after="0" w:line="252" w:lineRule="auto"/>
+              <w:jc w:val="left"/>
+            </w:pPr>
             <w:r>
+              <w:rPr>
+                <w:color w:val="000000"/>
+                <w:sz w:val="19"/>
+              </w:rPr>
               <w:t>TC-SEC-01</w:t>
             </w:r>
           </w:p>
         </w:tc>
         <w:tc>
           <w:tcPr>
-            <w:tcW w:type="dxa" w:w="1260"/>
+            <w:tcW w:type="dxa" w:w="1224"/>
+            <w:vAlign w:val="center"/>
           </w:tcPr>
           <w:p>
+            <w:pPr>
+              <w:keepNext w:val="0"/>
+              <w:spacing w:before="0" w:after="0" w:line="252" w:lineRule="auto"/>
+              <w:jc w:val="left"/>
+            </w:pPr>
             <w:r>
+              <w:rPr>
+                <w:color w:val="000000"/>
+                <w:sz w:val="19"/>
+              </w:rPr>
               <w:t>AUTH-FR-03, OEP-SR-003</w:t>
             </w:r>
           </w:p>
         </w:tc>
         <w:tc>
           <w:tcPr>
-            <w:tcW w:type="dxa" w:w="1260"/>
+            <w:tcW w:type="dxa" w:w="1368"/>
+            <w:vAlign w:val="center"/>
           </w:tcPr>
           <w:p>
+            <w:pPr>
+              <w:keepNext w:val="0"/>
+              <w:spacing w:before="0" w:after="0" w:line="252" w:lineRule="auto"/>
+              <w:jc w:val="left"/>
+            </w:pPr>
             <w:r>
+              <w:rPr>
+                <w:color w:val="000000"/>
+                <w:sz w:val="19"/>
+              </w:rPr>
               <w:t>Student cannot access Instructor create-exam API</w:t>
             </w:r>
           </w:p>
         </w:tc>
         <w:tc>
           <w:tcPr>
-            <w:tcW w:type="dxa" w:w="1260"/>
+            <w:tcW w:type="dxa" w:w="1368"/>
+            <w:vAlign w:val="center"/>
           </w:tcPr>
           <w:p>
+            <w:pPr>
+              <w:keepNext w:val="0"/>
+              <w:spacing w:before="0" w:after="0" w:line="252" w:lineRule="auto"/>
+              <w:jc w:val="left"/>
+            </w:pPr>
             <w:r>
+              <w:rPr>
+                <w:color w:val="000000"/>
+                <w:sz w:val="19"/>
+              </w:rPr>
               <w:t>Authenticated Student</w:t>
             </w:r>
           </w:p>
         </w:tc>
         <w:tc>
           <w:tcPr>
-            <w:tcW w:type="dxa" w:w="1260"/>
+            <w:tcW w:type="dxa" w:w="1584"/>
+            <w:vAlign w:val="center"/>
           </w:tcPr>
           <w:p>
+            <w:pPr>
+              <w:keepNext w:val="0"/>
+              <w:spacing w:before="0" w:after="0" w:line="252" w:lineRule="auto"/>
+              <w:jc w:val="left"/>
+            </w:pPr>
             <w:r>
+              <w:rPr>
+                <w:color w:val="000000"/>
+                <w:sz w:val="19"/>
+              </w:rPr>
               <w:t>Send POST /api/exams with valid payload</w:t>
             </w:r>
           </w:p>
         </w:tc>
         <w:tc>
           <w:tcPr>
-            <w:tcW w:type="dxa" w:w="1260"/>
+            <w:tcW w:type="dxa" w:w="1584"/>
+            <w:vAlign w:val="center"/>
           </w:tcPr>
           <w:p>
+            <w:pPr>
+              <w:keepNext w:val="0"/>
+              <w:spacing w:before="0" w:after="0" w:line="252" w:lineRule="auto"/>
+              <w:jc w:val="left"/>
+            </w:pPr>
             <w:r>
+              <w:rPr>
+                <w:color w:val="000000"/>
+                <w:sz w:val="19"/>
+              </w:rPr>
               <w:t>403/authorization error; no exam created</w:t>
             </w:r>
           </w:p>
         </w:tc>
         <w:tc>
           <w:tcPr>
-            <w:tcW w:type="dxa" w:w="1260"/>
+            <w:tcW w:type="dxa" w:w="936"/>
+            <w:vAlign w:val="center"/>
           </w:tcPr>
           <w:p>
+            <w:pPr>
+              <w:keepNext w:val="0"/>
+              <w:spacing w:before="0" w:after="0" w:line="252" w:lineRule="auto"/>
+              <w:jc w:val="center"/>
+            </w:pPr>
             <w:r>
+              <w:rPr>
+                <w:color w:val="000000"/>
+                <w:sz w:val="19"/>
+              </w:rPr>
               <w:t>Not Executed</w:t>
             </w:r>
           </w:p>
         </w:tc>
         <w:tc>
           <w:tcPr>
-            <w:tcW w:type="dxa" w:w="1260"/>
+            <w:tcW w:type="dxa" w:w="936"/>
+            <w:vAlign w:val="center"/>
           </w:tcPr>
           <w:p>
+            <w:pPr>
+              <w:keepNext w:val="0"/>
+              <w:spacing w:before="0" w:after="0" w:line="252" w:lineRule="auto"/>
+              <w:jc w:val="center"/>
+            </w:pPr>
             <w:r>
+              <w:rPr>
+                <w:color w:val="000000"/>
+                <w:sz w:val="19"/>
+              </w:rPr>
               <w:t>Not Executed</w:t>
             </w:r>
           </w:p>
         </w:tc>
       </w:tr>
       <w:tr>
+        <w:trPr>
+          <w:cantSplit/>
+        </w:trPr>
         <w:tc>
           <w:tcPr>
-            <w:tcW w:type="dxa" w:w="1260"/>
+            <w:tcW w:type="dxa" w:w="1080"/>
+            <w:vAlign w:val="center"/>
           </w:tcPr>
           <w:p>
+            <w:pPr>
+              <w:keepNext w:val="0"/>
+              <w:spacing w:before="0" w:after="0" w:line="252" w:lineRule="auto"/>
+              <w:jc w:val="left"/>
+            </w:pPr>
             <w:r>
+              <w:rPr>
+                <w:color w:val="000000"/>
+                <w:sz w:val="19"/>
+              </w:rPr>
               <w:t>TC-EXAM-01</w:t>
             </w:r>
           </w:p>
         </w:tc>
         <w:tc>
           <w:tcPr>
-            <w:tcW w:type="dxa" w:w="1260"/>
+            <w:tcW w:type="dxa" w:w="1224"/>
+            <w:vAlign w:val="center"/>
           </w:tcPr>
           <w:p>
+            <w:pPr>
+              <w:keepNext w:val="0"/>
+              <w:spacing w:before="0" w:after="0" w:line="252" w:lineRule="auto"/>
+              <w:jc w:val="left"/>
+            </w:pPr>
             <w:r>
+              <w:rPr>
+                <w:color w:val="000000"/>
+                <w:sz w:val="19"/>
+              </w:rPr>
               <w:t>EXAM-FR-01</w:t>
             </w:r>
           </w:p>
         </w:tc>
         <w:tc>
           <w:tcPr>
-            <w:tcW w:type="dxa" w:w="1260"/>
+            <w:tcW w:type="dxa" w:w="1368"/>
+            <w:vAlign w:val="center"/>
           </w:tcPr>
           <w:p>
+            <w:pPr>
+              <w:keepNext w:val="0"/>
+              <w:spacing w:before="0" w:after="0" w:line="252" w:lineRule="auto"/>
+              <w:jc w:val="left"/>
+            </w:pPr>
             <w:r>
+              <w:rPr>
+                <w:color w:val="000000"/>
+                <w:sz w:val="19"/>
+              </w:rPr>
               <w:t>Instructor creates draft exam</w:t>
             </w:r>
           </w:p>
         </w:tc>
         <w:tc>
           <w:tcPr>
-            <w:tcW w:type="dxa" w:w="1260"/>
+            <w:tcW w:type="dxa" w:w="1368"/>
+            <w:vAlign w:val="center"/>
           </w:tcPr>
           <w:p>
+            <w:pPr>
+              <w:keepNext w:val="0"/>
+              <w:spacing w:before="0" w:after="0" w:line="252" w:lineRule="auto"/>
+              <w:jc w:val="left"/>
+            </w:pPr>
             <w:r>
+              <w:rPr>
+                <w:color w:val="000000"/>
+                <w:sz w:val="19"/>
+              </w:rPr>
               <w:t>Authenticated Instructor</w:t>
             </w:r>
           </w:p>
         </w:tc>
         <w:tc>
           <w:tcPr>
-            <w:tcW w:type="dxa" w:w="1260"/>
+            <w:tcW w:type="dxa" w:w="1584"/>
+            <w:vAlign w:val="center"/>
           </w:tcPr>
           <w:p>
+            <w:pPr>
+              <w:keepNext w:val="0"/>
+              <w:spacing w:before="0" w:after="0" w:line="252" w:lineRule="auto"/>
+              <w:jc w:val="left"/>
+            </w:pPr>
             <w:r>
+              <w:rPr>
+                <w:color w:val="000000"/>
+                <w:sz w:val="19"/>
+              </w:rPr>
               <w:t>Submit valid title/start/duration</w:t>
             </w:r>
           </w:p>
         </w:tc>
         <w:tc>
           <w:tcPr>
-            <w:tcW w:type="dxa" w:w="1260"/>
+            <w:tcW w:type="dxa" w:w="1584"/>
+            <w:vAlign w:val="center"/>
           </w:tcPr>
           <w:p>
+            <w:pPr>
+              <w:keepNext w:val="0"/>
+              <w:spacing w:before="0" w:after="0" w:line="252" w:lineRule="auto"/>
+              <w:jc w:val="left"/>
+            </w:pPr>
             <w:r>
+              <w:rPr>
+                <w:color w:val="000000"/>
+                <w:sz w:val="19"/>
+              </w:rPr>
               <w:t>Exam saved with Draft status and owner</w:t>
             </w:r>
           </w:p>
         </w:tc>
         <w:tc>
           <w:tcPr>
-            <w:tcW w:type="dxa" w:w="1260"/>
+            <w:tcW w:type="dxa" w:w="936"/>
+            <w:vAlign w:val="center"/>
           </w:tcPr>
           <w:p>
+            <w:pPr>
+              <w:keepNext w:val="0"/>
+              <w:spacing w:before="0" w:after="0" w:line="252" w:lineRule="auto"/>
+              <w:jc w:val="center"/>
+            </w:pPr>
             <w:r>
+              <w:rPr>
+                <w:color w:val="000000"/>
+                <w:sz w:val="19"/>
+              </w:rPr>
               <w:t>Not Executed</w:t>
             </w:r>
           </w:p>
         </w:tc>
         <w:tc>
           <w:tcPr>
-            <w:tcW w:type="dxa" w:w="1260"/>
+            <w:tcW w:type="dxa" w:w="936"/>
+            <w:vAlign w:val="center"/>
           </w:tcPr>
           <w:p>
+            <w:pPr>
+              <w:keepNext w:val="0"/>
+              <w:spacing w:before="0" w:after="0" w:line="252" w:lineRule="auto"/>
+              <w:jc w:val="center"/>
+            </w:pPr>
             <w:r>
+              <w:rPr>
+                <w:color w:val="000000"/>
+                <w:sz w:val="19"/>
+              </w:rPr>
               <w:t>Not Executed</w:t>
             </w:r>
           </w:p>
         </w:tc>
       </w:tr>
       <w:tr>
+        <w:trPr>
+          <w:cantSplit/>
+        </w:trPr>
         <w:tc>
           <w:tcPr>
-            <w:tcW w:type="dxa" w:w="1260"/>
+            <w:tcW w:type="dxa" w:w="1080"/>
+            <w:vAlign w:val="center"/>
           </w:tcPr>
           <w:p>
+            <w:pPr>
+              <w:keepNext w:val="0"/>
+              <w:spacing w:before="0" w:after="0" w:line="252" w:lineRule="auto"/>
+              <w:jc w:val="left"/>
+            </w:pPr>
             <w:r>
+              <w:rPr>
+                <w:color w:val="000000"/>
+                <w:sz w:val="19"/>
+              </w:rPr>
               <w:t>TC-EXAM-04</w:t>
             </w:r>
           </w:p>
         </w:tc>
         <w:tc>
           <w:tcPr>
-            <w:tcW w:type="dxa" w:w="1260"/>
+            <w:tcW w:type="dxa" w:w="1224"/>
+            <w:vAlign w:val="center"/>
           </w:tcPr>
           <w:p>
+            <w:pPr>
+              <w:keepNext w:val="0"/>
+              <w:spacing w:before="0" w:after="0" w:line="252" w:lineRule="auto"/>
+              <w:jc w:val="left"/>
+            </w:pPr>
             <w:r>
+              <w:rPr>
+                <w:color w:val="000000"/>
+                <w:sz w:val="19"/>
+              </w:rPr>
               <w:t>EXAM-FR-04, QUES-FR-03</w:t>
             </w:r>
           </w:p>
         </w:tc>
         <w:tc>
           <w:tcPr>
-            <w:tcW w:type="dxa" w:w="1260"/>
+            <w:tcW w:type="dxa" w:w="1368"/>
+            <w:vAlign w:val="center"/>
           </w:tcPr>
           <w:p>
+            <w:pPr>
+              <w:keepNext w:val="0"/>
+              <w:spacing w:before="0" w:after="0" w:line="252" w:lineRule="auto"/>
+              <w:jc w:val="left"/>
+            </w:pPr>
             <w:r>
+              <w:rPr>
+                <w:color w:val="000000"/>
+                <w:sz w:val="19"/>
+              </w:rPr>
               <w:t>Invalid incomplete exam cannot publish</w:t>
             </w:r>
           </w:p>
         </w:tc>
         <w:tc>
           <w:tcPr>
-            <w:tcW w:type="dxa" w:w="1260"/>
+            <w:tcW w:type="dxa" w:w="1368"/>
+            <w:vAlign w:val="center"/>
           </w:tcPr>
           <w:p>
+            <w:pPr>
+              <w:keepNext w:val="0"/>
+              <w:spacing w:before="0" w:after="0" w:line="252" w:lineRule="auto"/>
+              <w:jc w:val="left"/>
+            </w:pPr>
             <w:r>
+              <w:rPr>
+                <w:color w:val="000000"/>
+                <w:sz w:val="19"/>
+              </w:rPr>
               <w:t>Owned draft missing valid question configuration</w:t>
             </w:r>
           </w:p>
         </w:tc>
         <w:tc>
           <w:tcPr>
-            <w:tcW w:type="dxa" w:w="1260"/>
+            <w:tcW w:type="dxa" w:w="1584"/>
+            <w:vAlign w:val="center"/>
           </w:tcPr>
           <w:p>
+            <w:pPr>
+              <w:keepNext w:val="0"/>
+              <w:spacing w:before="0" w:after="0" w:line="252" w:lineRule="auto"/>
+              <w:jc w:val="left"/>
+            </w:pPr>
             <w:r>
+              <w:rPr>
+                <w:color w:val="000000"/>
+                <w:sz w:val="19"/>
+              </w:rPr>
               <w:t>Request publish</w:t>
             </w:r>
           </w:p>
         </w:tc>
         <w:tc>
           <w:tcPr>
-            <w:tcW w:type="dxa" w:w="1260"/>
+            <w:tcW w:type="dxa" w:w="1584"/>
+            <w:vAlign w:val="center"/>
           </w:tcPr>
           <w:p>
+            <w:pPr>
+              <w:keepNext w:val="0"/>
+              <w:spacing w:before="0" w:after="0" w:line="252" w:lineRule="auto"/>
+              <w:jc w:val="left"/>
+            </w:pPr>
             <w:r>
+              <w:rPr>
+                <w:color w:val="000000"/>
+                <w:sz w:val="19"/>
+              </w:rPr>
               <w:t>Publish rejected; status remains Draft</w:t>
             </w:r>
           </w:p>
         </w:tc>
         <w:tc>
           <w:tcPr>
-            <w:tcW w:type="dxa" w:w="1260"/>
+            <w:tcW w:type="dxa" w:w="936"/>
+            <w:vAlign w:val="center"/>
           </w:tcPr>
           <w:p>
+            <w:pPr>
+              <w:keepNext w:val="0"/>
+              <w:spacing w:before="0" w:after="0" w:line="252" w:lineRule="auto"/>
+              <w:jc w:val="center"/>
+            </w:pPr>
             <w:r>
+              <w:rPr>
+                <w:color w:val="000000"/>
+                <w:sz w:val="19"/>
+              </w:rPr>
               <w:t>Not Executed</w:t>
             </w:r>
           </w:p>
         </w:tc>
         <w:tc>
           <w:tcPr>
-            <w:tcW w:type="dxa" w:w="1260"/>
+            <w:tcW w:type="dxa" w:w="936"/>
+            <w:vAlign w:val="center"/>
           </w:tcPr>
           <w:p>
+            <w:pPr>
+              <w:keepNext w:val="0"/>
+              <w:spacing w:before="0" w:after="0" w:line="252" w:lineRule="auto"/>
+              <w:jc w:val="center"/>
+            </w:pPr>
             <w:r>
+              <w:rPr>
+                <w:color w:val="000000"/>
+                <w:sz w:val="19"/>
+              </w:rPr>
               <w:t>Not Executed</w:t>
             </w:r>
           </w:p>
         </w:tc>
       </w:tr>
       <w:tr>
+        <w:trPr>
+          <w:cantSplit/>
+        </w:trPr>
         <w:tc>
           <w:tcPr>
-            <w:tcW w:type="dxa" w:w="1260"/>
+            <w:tcW w:type="dxa" w:w="1080"/>
+            <w:vAlign w:val="center"/>
           </w:tcPr>
           <w:p>
+            <w:pPr>
+              <w:keepNext w:val="0"/>
+              <w:spacing w:before="0" w:after="0" w:line="252" w:lineRule="auto"/>
+              <w:jc w:val="left"/>
+            </w:pPr>
             <w:r>
+              <w:rPr>
+                <w:color w:val="000000"/>
+                <w:sz w:val="19"/>
+              </w:rPr>
               <w:t>TC-QUES-01</w:t>
             </w:r>
           </w:p>
         </w:tc>
         <w:tc>
           <w:tcPr>
-            <w:tcW w:type="dxa" w:w="1260"/>
+            <w:tcW w:type="dxa" w:w="1224"/>
+            <w:vAlign w:val="center"/>
           </w:tcPr>
           <w:p>
+            <w:pPr>
+              <w:keepNext w:val="0"/>
+              <w:spacing w:before="0" w:after="0" w:line="252" w:lineRule="auto"/>
+              <w:jc w:val="left"/>
+            </w:pPr>
             <w:r>
+              <w:rPr>
+                <w:color w:val="000000"/>
+                <w:sz w:val="19"/>
+              </w:rPr>
               <w:t>QUES-FR-01, QUES-FR-03</w:t>
             </w:r>
           </w:p>
         </w:tc>
         <w:tc>
           <w:tcPr>
-            <w:tcW w:type="dxa" w:w="1260"/>
+            <w:tcW w:type="dxa" w:w="1368"/>
+            <w:vAlign w:val="center"/>
           </w:tcPr>
           <w:p>
+            <w:pPr>
+              <w:keepNext w:val="0"/>
+              <w:spacing w:before="0" w:after="0" w:line="252" w:lineRule="auto"/>
+              <w:jc w:val="left"/>
+            </w:pPr>
             <w:r>
+              <w:rPr>
+                <w:color w:val="000000"/>
+                <w:sz w:val="19"/>
+              </w:rPr>
               <w:t>Add valid MCQ</w:t>
             </w:r>
           </w:p>
         </w:tc>
         <w:tc>
           <w:tcPr>
-            <w:tcW w:type="dxa" w:w="1260"/>
+            <w:tcW w:type="dxa" w:w="1368"/>
+            <w:vAlign w:val="center"/>
           </w:tcPr>
           <w:p>
+            <w:pPr>
+              <w:keepNext w:val="0"/>
+              <w:spacing w:before="0" w:after="0" w:line="252" w:lineRule="auto"/>
+              <w:jc w:val="left"/>
+            </w:pPr>
             <w:r>
+              <w:rPr>
+                <w:color w:val="000000"/>
+                <w:sz w:val="19"/>
+              </w:rPr>
               <w:t>Owned draft exists</w:t>
             </w:r>
           </w:p>
         </w:tc>
         <w:tc>
           <w:tcPr>
-            <w:tcW w:type="dxa" w:w="1260"/>
+            <w:tcW w:type="dxa" w:w="1584"/>
+            <w:vAlign w:val="center"/>
           </w:tcPr>
           <w:p>
+            <w:pPr>
+              <w:keepNext w:val="0"/>
+              <w:spacing w:before="0" w:after="0" w:line="252" w:lineRule="auto"/>
+              <w:jc w:val="left"/>
+            </w:pPr>
             <w:r>
+              <w:rPr>
+                <w:color w:val="000000"/>
+                <w:sz w:val="19"/>
+              </w:rPr>
               <w:t>Add question with &gt;=2 options and exactly one correct</w:t>
             </w:r>
           </w:p>
         </w:tc>
         <w:tc>
           <w:tcPr>
-            <w:tcW w:type="dxa" w:w="1260"/>
+            <w:tcW w:type="dxa" w:w="1584"/>
+            <w:vAlign w:val="center"/>
           </w:tcPr>
           <w:p>
+            <w:pPr>
+              <w:keepNext w:val="0"/>
+              <w:spacing w:before="0" w:after="0" w:line="252" w:lineRule="auto"/>
+              <w:jc w:val="left"/>
+            </w:pPr>
             <w:r>
+              <w:rPr>
+                <w:color w:val="000000"/>
+                <w:sz w:val="19"/>
+              </w:rPr>
               <w:t>Question saved under exam</w:t>
             </w:r>
           </w:p>
         </w:tc>
         <w:tc>
           <w:tcPr>
-            <w:tcW w:type="dxa" w:w="1260"/>
+            <w:tcW w:type="dxa" w:w="936"/>
+            <w:vAlign w:val="center"/>
           </w:tcPr>
           <w:p>
+            <w:pPr>
+              <w:keepNext w:val="0"/>
+              <w:spacing w:before="0" w:after="0" w:line="252" w:lineRule="auto"/>
+              <w:jc w:val="center"/>
+            </w:pPr>
             <w:r>
+              <w:rPr>
+                <w:color w:val="000000"/>
+                <w:sz w:val="19"/>
+              </w:rPr>
               <w:t>Not Executed</w:t>
             </w:r>
           </w:p>
         </w:tc>
         <w:tc>
           <w:tcPr>
-            <w:tcW w:type="dxa" w:w="1260"/>
+            <w:tcW w:type="dxa" w:w="936"/>
+            <w:vAlign w:val="center"/>
           </w:tcPr>
           <w:p>
+            <w:pPr>
+              <w:keepNext w:val="0"/>
+              <w:spacing w:before="0" w:after="0" w:line="252" w:lineRule="auto"/>
+              <w:jc w:val="center"/>
+            </w:pPr>
             <w:r>
+              <w:rPr>
+                <w:color w:val="000000"/>
+                <w:sz w:val="19"/>
+              </w:rPr>
               <w:t>Not Executed</w:t>
             </w:r>
           </w:p>
         </w:tc>
       </w:tr>
       <w:tr>
+        <w:trPr>
+          <w:cantSplit/>
+        </w:trPr>
         <w:tc>
           <w:tcPr>
-            <w:tcW w:type="dxa" w:w="1260"/>
+            <w:tcW w:type="dxa" w:w="1080"/>
+            <w:vAlign w:val="center"/>
           </w:tcPr>
           <w:p>
+            <w:pPr>
+              <w:keepNext w:val="0"/>
+              <w:spacing w:before="0" w:after="0" w:line="252" w:lineRule="auto"/>
+              <w:jc w:val="left"/>
+            </w:pPr>
             <w:r>
+              <w:rPr>
+                <w:color w:val="000000"/>
+                <w:sz w:val="19"/>
+              </w:rPr>
               <w:t>TC-ATT-01</w:t>
             </w:r>
           </w:p>
         </w:tc>
         <w:tc>
           <w:tcPr>
-            <w:tcW w:type="dxa" w:w="1260"/>
+            <w:tcW w:type="dxa" w:w="1224"/>
+            <w:vAlign w:val="center"/>
           </w:tcPr>
           <w:p>
+            <w:pPr>
+              <w:keepNext w:val="0"/>
+              <w:spacing w:before="0" w:after="0" w:line="252" w:lineRule="auto"/>
+              <w:jc w:val="left"/>
+            </w:pPr>
             <w:r>
+              <w:rPr>
+                <w:color w:val="000000"/>
+                <w:sz w:val="19"/>
+              </w:rPr>
               <w:t>ATT-FR-01</w:t>
             </w:r>
           </w:p>
         </w:tc>
         <w:tc>
           <w:tcPr>
-            <w:tcW w:type="dxa" w:w="1260"/>
+            <w:tcW w:type="dxa" w:w="1368"/>
+            <w:vAlign w:val="center"/>
           </w:tcPr>
           <w:p>
+            <w:pPr>
+              <w:keepNext w:val="0"/>
+              <w:spacing w:before="0" w:after="0" w:line="252" w:lineRule="auto"/>
+              <w:jc w:val="left"/>
+            </w:pPr>
             <w:r>
+              <w:rPr>
+                <w:color w:val="000000"/>
+                <w:sz w:val="19"/>
+              </w:rPr>
               <w:t>Student sees only eligible published exams</w:t>
             </w:r>
           </w:p>
         </w:tc>
         <w:tc>
           <w:tcPr>
-            <w:tcW w:type="dxa" w:w="1260"/>
+            <w:tcW w:type="dxa" w:w="1368"/>
+            <w:vAlign w:val="center"/>
           </w:tcPr>
           <w:p>
+            <w:pPr>
+              <w:keepNext w:val="0"/>
+              <w:spacing w:before="0" w:after="0" w:line="252" w:lineRule="auto"/>
+              <w:jc w:val="left"/>
+            </w:pPr>
             <w:r>
+              <w:rPr>
+                <w:color w:val="000000"/>
+                <w:sz w:val="19"/>
+              </w:rPr>
               <w:t>Student plus draft/published/future exams exist</w:t>
             </w:r>
           </w:p>
         </w:tc>
         <w:tc>
           <w:tcPr>
-            <w:tcW w:type="dxa" w:w="1260"/>
+            <w:tcW w:type="dxa" w:w="1584"/>
+            <w:vAlign w:val="center"/>
           </w:tcPr>
           <w:p>
+            <w:pPr>
+              <w:keepNext w:val="0"/>
+              <w:spacing w:before="0" w:after="0" w:line="252" w:lineRule="auto"/>
+              <w:jc w:val="left"/>
+            </w:pPr>
             <w:r>
+              <w:rPr>
+                <w:color w:val="000000"/>
+                <w:sz w:val="19"/>
+              </w:rPr>
               <w:t>Open available exams</w:t>
             </w:r>
           </w:p>
         </w:tc>
         <w:tc>
           <w:tcPr>
-            <w:tcW w:type="dxa" w:w="1260"/>
+            <w:tcW w:type="dxa" w:w="1584"/>
+            <w:vAlign w:val="center"/>
           </w:tcPr>
           <w:p>
+            <w:pPr>
+              <w:keepNext w:val="0"/>
+              <w:spacing w:before="0" w:after="0" w:line="252" w:lineRule="auto"/>
+              <w:jc w:val="left"/>
+            </w:pPr>
             <w:r>
+              <w:rPr>
+                <w:color w:val="000000"/>
+                <w:sz w:val="19"/>
+              </w:rPr>
               <w:t>Only eligible published exam listed</w:t>
             </w:r>
           </w:p>
         </w:tc>
         <w:tc>
           <w:tcPr>
-            <w:tcW w:type="dxa" w:w="1260"/>
+            <w:tcW w:type="dxa" w:w="936"/>
+            <w:vAlign w:val="center"/>
           </w:tcPr>
           <w:p>
+            <w:pPr>
+              <w:keepNext w:val="0"/>
+              <w:spacing w:before="0" w:after="0" w:line="252" w:lineRule="auto"/>
+              <w:jc w:val="center"/>
+            </w:pPr>
             <w:r>
+              <w:rPr>
+                <w:color w:val="000000"/>
+                <w:sz w:val="19"/>
+              </w:rPr>
               <w:t>Not Executed</w:t>
             </w:r>
           </w:p>
         </w:tc>
         <w:tc>
           <w:tcPr>
-            <w:tcW w:type="dxa" w:w="1260"/>
+            <w:tcW w:type="dxa" w:w="936"/>
+            <w:vAlign w:val="center"/>
           </w:tcPr>
           <w:p>
+            <w:pPr>
+              <w:keepNext w:val="0"/>
+              <w:spacing w:before="0" w:after="0" w:line="252" w:lineRule="auto"/>
+              <w:jc w:val="center"/>
+            </w:pPr>
             <w:r>
+              <w:rPr>
+                <w:color w:val="000000"/>
+                <w:sz w:val="19"/>
+              </w:rPr>
               <w:t>Not Executed</w:t>
             </w:r>
           </w:p>
         </w:tc>
       </w:tr>
       <w:tr>
+        <w:trPr>
+          <w:cantSplit/>
+        </w:trPr>
         <w:tc>
           <w:tcPr>
-            <w:tcW w:type="dxa" w:w="1260"/>
+            <w:tcW w:type="dxa" w:w="1080"/>
+            <w:vAlign w:val="center"/>
           </w:tcPr>
           <w:p>
+            <w:pPr>
+              <w:keepNext w:val="0"/>
+              <w:spacing w:before="0" w:after="0" w:line="252" w:lineRule="auto"/>
+              <w:jc w:val="left"/>
+            </w:pPr>
             <w:r>
+              <w:rPr>
+                <w:color w:val="000000"/>
+                <w:sz w:val="19"/>
+              </w:rPr>
               <w:t>TC-ATT-03</w:t>
             </w:r>
           </w:p>
         </w:tc>
         <w:tc>
           <w:tcPr>
-            <w:tcW w:type="dxa" w:w="1260"/>
+            <w:tcW w:type="dxa" w:w="1224"/>
+            <w:vAlign w:val="center"/>
           </w:tcPr>
           <w:p>
+            <w:pPr>
+              <w:keepNext w:val="0"/>
+              <w:spacing w:before="0" w:after="0" w:line="252" w:lineRule="auto"/>
+              <w:jc w:val="left"/>
+            </w:pPr>
             <w:r>
+              <w:rPr>
+                <w:color w:val="000000"/>
+                <w:sz w:val="19"/>
+              </w:rPr>
               <w:t>ATT-FR-03, OEP-NF-002</w:t>
             </w:r>
           </w:p>
         </w:tc>
         <w:tc>
           <w:tcPr>
-            <w:tcW w:type="dxa" w:w="1260"/>
+            <w:tcW w:type="dxa" w:w="1368"/>
+            <w:vAlign w:val="center"/>
           </w:tcPr>
           <w:p>
+            <w:pPr>
+              <w:keepNext w:val="0"/>
+              <w:spacing w:before="0" w:after="0" w:line="252" w:lineRule="auto"/>
+              <w:jc w:val="left"/>
+            </w:pPr>
             <w:r>
+              <w:rPr>
+                <w:color w:val="000000"/>
+                <w:sz w:val="19"/>
+              </w:rPr>
               <w:t>Saved answer persists across navigation/refresh</w:t>
             </w:r>
           </w:p>
         </w:tc>
         <w:tc>
           <w:tcPr>
-            <w:tcW w:type="dxa" w:w="1260"/>
+            <w:tcW w:type="dxa" w:w="1368"/>
+            <w:vAlign w:val="center"/>
           </w:tcPr>
           <w:p>
+            <w:pPr>
+              <w:keepNext w:val="0"/>
+              <w:spacing w:before="0" w:after="0" w:line="252" w:lineRule="auto"/>
+              <w:jc w:val="left"/>
+            </w:pPr>
             <w:r>
+              <w:rPr>
+                <w:color w:val="000000"/>
+                <w:sz w:val="19"/>
+              </w:rPr>
               <w:t>Active attempt exists</w:t>
             </w:r>
           </w:p>
         </w:tc>
         <w:tc>
           <w:tcPr>
-            <w:tcW w:type="dxa" w:w="1260"/>
+            <w:tcW w:type="dxa" w:w="1584"/>
+            <w:vAlign w:val="center"/>
           </w:tcPr>
           <w:p>
+            <w:pPr>
+              <w:keepNext w:val="0"/>
+              <w:spacing w:before="0" w:after="0" w:line="252" w:lineRule="auto"/>
+              <w:jc w:val="left"/>
+            </w:pPr>
             <w:r>
+              <w:rPr>
+                <w:color w:val="000000"/>
+                <w:sz w:val="19"/>
+              </w:rPr>
               <w:t>Select answer, save, navigate/refresh</w:t>
             </w:r>
           </w:p>
         </w:tc>
         <w:tc>
           <w:tcPr>
-            <w:tcW w:type="dxa" w:w="1260"/>
+            <w:tcW w:type="dxa" w:w="1584"/>
+            <w:vAlign w:val="center"/>
           </w:tcPr>
           <w:p>
+            <w:pPr>
+              <w:keepNext w:val="0"/>
+              <w:spacing w:before="0" w:after="0" w:line="252" w:lineRule="auto"/>
+              <w:jc w:val="left"/>
+            </w:pPr>
             <w:r>
+              <w:rPr>
+                <w:color w:val="000000"/>
+                <w:sz w:val="19"/>
+              </w:rPr>
               <w:t>Same selected response remains</w:t>
             </w:r>
           </w:p>
         </w:tc>
         <w:tc>
           <w:tcPr>
-            <w:tcW w:type="dxa" w:w="1260"/>
+            <w:tcW w:type="dxa" w:w="936"/>
+            <w:vAlign w:val="center"/>
           </w:tcPr>
           <w:p>
+            <w:pPr>
+              <w:keepNext w:val="0"/>
+              <w:spacing w:before="0" w:after="0" w:line="252" w:lineRule="auto"/>
+              <w:jc w:val="center"/>
+            </w:pPr>
             <w:r>
+              <w:rPr>
+                <w:color w:val="000000"/>
+                <w:sz w:val="19"/>
+              </w:rPr>
               <w:t>Not Executed</w:t>
             </w:r>
           </w:p>
         </w:tc>
         <w:tc>
           <w:tcPr>
-            <w:tcW w:type="dxa" w:w="1260"/>
+            <w:tcW w:type="dxa" w:w="936"/>
+            <w:vAlign w:val="center"/>
           </w:tcPr>
           <w:p>
+            <w:pPr>
+              <w:keepNext w:val="0"/>
+              <w:spacing w:before="0" w:after="0" w:line="252" w:lineRule="auto"/>
+              <w:jc w:val="center"/>
+            </w:pPr>
             <w:r>
+              <w:rPr>
+                <w:color w:val="000000"/>
+                <w:sz w:val="19"/>
+              </w:rPr>
               <w:t>Not Executed</w:t>
             </w:r>
           </w:p>
         </w:tc>
       </w:tr>
       <w:tr>
+        <w:trPr>
+          <w:cantSplit/>
+        </w:trPr>
         <w:tc>
           <w:tcPr>
-            <w:tcW w:type="dxa" w:w="1260"/>
+            <w:tcW w:type="dxa" w:w="1080"/>
+            <w:vAlign w:val="center"/>
           </w:tcPr>
           <w:p>
+            <w:pPr>
+              <w:keepNext w:val="0"/>
+              <w:spacing w:before="0" w:after="0" w:line="252" w:lineRule="auto"/>
+              <w:jc w:val="left"/>
+            </w:pPr>
             <w:r>
+              <w:rPr>
+                <w:color w:val="000000"/>
+                <w:sz w:val="19"/>
+              </w:rPr>
               <w:t>TC-TIME-01</w:t>
             </w:r>
           </w:p>
         </w:tc>
         <w:tc>
           <w:tcPr>
-            <w:tcW w:type="dxa" w:w="1260"/>
+            <w:tcW w:type="dxa" w:w="1224"/>
+            <w:vAlign w:val="center"/>
           </w:tcPr>
           <w:p>
+            <w:pPr>
+              <w:keepNext w:val="0"/>
+              <w:spacing w:before="0" w:after="0" w:line="252" w:lineRule="auto"/>
+              <w:jc w:val="left"/>
+            </w:pPr>
             <w:r>
+              <w:rPr>
+                <w:color w:val="000000"/>
+                <w:sz w:val="19"/>
+              </w:rPr>
               <w:t>ATT-FR-04</w:t>
             </w:r>
           </w:p>
         </w:tc>
         <w:tc>
           <w:tcPr>
-            <w:tcW w:type="dxa" w:w="1260"/>
+            <w:tcW w:type="dxa" w:w="1368"/>
+            <w:vAlign w:val="center"/>
           </w:tcPr>
           <w:p>
+            <w:pPr>
+              <w:keepNext w:val="0"/>
+              <w:spacing w:before="0" w:after="0" w:line="252" w:lineRule="auto"/>
+              <w:jc w:val="left"/>
+            </w:pPr>
             <w:r>
+              <w:rPr>
+                <w:color w:val="000000"/>
+                <w:sz w:val="19"/>
+              </w:rPr>
               <w:t>Refresh does not reset timer</w:t>
             </w:r>
           </w:p>
         </w:tc>
         <w:tc>
           <w:tcPr>
-            <w:tcW w:type="dxa" w:w="1260"/>
+            <w:tcW w:type="dxa" w:w="1368"/>
+            <w:vAlign w:val="center"/>
           </w:tcPr>
           <w:p>
+            <w:pPr>
+              <w:keepNext w:val="0"/>
+              <w:spacing w:before="0" w:after="0" w:line="252" w:lineRule="auto"/>
+              <w:jc w:val="left"/>
+            </w:pPr>
             <w:r>
+              <w:rPr>
+                <w:color w:val="000000"/>
+                <w:sz w:val="19"/>
+              </w:rPr>
               <w:t>Active timed attempt exists</w:t>
             </w:r>
           </w:p>
         </w:tc>
         <w:tc>
           <w:tcPr>
-            <w:tcW w:type="dxa" w:w="1260"/>
+            <w:tcW w:type="dxa" w:w="1584"/>
+            <w:vAlign w:val="center"/>
           </w:tcPr>
           <w:p>
+            <w:pPr>
+              <w:keepNext w:val="0"/>
+              <w:spacing w:before="0" w:after="0" w:line="252" w:lineRule="auto"/>
+              <w:jc w:val="left"/>
+            </w:pPr>
             <w:r>
+              <w:rPr>
+                <w:color w:val="000000"/>
+                <w:sz w:val="19"/>
+              </w:rPr>
               <w:t>Record remaining time, refresh page</w:t>
             </w:r>
           </w:p>
         </w:tc>
         <w:tc>
           <w:tcPr>
-            <w:tcW w:type="dxa" w:w="1260"/>
+            <w:tcW w:type="dxa" w:w="1584"/>
+            <w:vAlign w:val="center"/>
           </w:tcPr>
           <w:p>
+            <w:pPr>
+              <w:keepNext w:val="0"/>
+              <w:spacing w:before="0" w:after="0" w:line="252" w:lineRule="auto"/>
+              <w:jc w:val="left"/>
+            </w:pPr>
             <w:r>
+              <w:rPr>
+                <w:color w:val="000000"/>
+                <w:sz w:val="19"/>
+              </w:rPr>
               <w:t>Remaining time continues from server deadline</w:t>
             </w:r>
           </w:p>
         </w:tc>
         <w:tc>
           <w:tcPr>
-            <w:tcW w:type="dxa" w:w="1260"/>
+            <w:tcW w:type="dxa" w:w="936"/>
+            <w:vAlign w:val="center"/>
           </w:tcPr>
           <w:p>
+            <w:pPr>
+              <w:keepNext w:val="0"/>
+              <w:spacing w:before="0" w:after="0" w:line="252" w:lineRule="auto"/>
+              <w:jc w:val="center"/>
+            </w:pPr>
             <w:r>
+              <w:rPr>
+                <w:color w:val="000000"/>
+                <w:sz w:val="19"/>
+              </w:rPr>
               <w:t>Not Executed</w:t>
             </w:r>
           </w:p>
         </w:tc>
         <w:tc>
           <w:tcPr>
-            <w:tcW w:type="dxa" w:w="1260"/>
+            <w:tcW w:type="dxa" w:w="936"/>
+            <w:vAlign w:val="center"/>
           </w:tcPr>
           <w:p>
+            <w:pPr>
+              <w:keepNext w:val="0"/>
+              <w:spacing w:before="0" w:after="0" w:line="252" w:lineRule="auto"/>
+              <w:jc w:val="center"/>
+            </w:pPr>
             <w:r>
+              <w:rPr>
+                <w:color w:val="000000"/>
+                <w:sz w:val="19"/>
+              </w:rPr>
               <w:t>Not Executed</w:t>
             </w:r>
           </w:p>
         </w:tc>
       </w:tr>
       <w:tr>
+        <w:trPr>
+          <w:cantSplit/>
+        </w:trPr>
         <w:tc>
           <w:tcPr>
-            <w:tcW w:type="dxa" w:w="1260"/>
+            <w:tcW w:type="dxa" w:w="1080"/>
+            <w:vAlign w:val="center"/>
           </w:tcPr>
           <w:p>
+            <w:pPr>
+              <w:keepNext w:val="0"/>
+              <w:spacing w:before="0" w:after="0" w:line="252" w:lineRule="auto"/>
+              <w:jc w:val="left"/>
+            </w:pPr>
             <w:r>
+              <w:rPr>
+                <w:color w:val="000000"/>
+                <w:sz w:val="19"/>
+              </w:rPr>
               <w:t>TC-SUB-01</w:t>
             </w:r>
           </w:p>
         </w:tc>
         <w:tc>
           <w:tcPr>
-            <w:tcW w:type="dxa" w:w="1260"/>
+            <w:tcW w:type="dxa" w:w="1224"/>
+            <w:vAlign w:val="center"/>
           </w:tcPr>
           <w:p>
+            <w:pPr>
+              <w:keepNext w:val="0"/>
+              <w:spacing w:before="0" w:after="0" w:line="252" w:lineRule="auto"/>
+              <w:jc w:val="left"/>
+            </w:pPr>
             <w:r>
+              <w:rPr>
+                <w:color w:val="000000"/>
+                <w:sz w:val="19"/>
+              </w:rPr>
               <w:t>ATT-FR-05</w:t>
             </w:r>
           </w:p>
         </w:tc>
         <w:tc>
           <w:tcPr>
-            <w:tcW w:type="dxa" w:w="1260"/>
+            <w:tcW w:type="dxa" w:w="1368"/>
+            <w:vAlign w:val="center"/>
           </w:tcPr>
           <w:p>
+            <w:pPr>
+              <w:keepNext w:val="0"/>
+              <w:spacing w:before="0" w:after="0" w:line="252" w:lineRule="auto"/>
+              <w:jc w:val="left"/>
+            </w:pPr>
             <w:r>
+              <w:rPr>
+                <w:color w:val="000000"/>
+                <w:sz w:val="19"/>
+              </w:rPr>
               <w:t>Manual submission freezes attempt</w:t>
             </w:r>
           </w:p>
         </w:tc>
         <w:tc>
           <w:tcPr>
-            <w:tcW w:type="dxa" w:w="1260"/>
+            <w:tcW w:type="dxa" w:w="1368"/>
+            <w:vAlign w:val="center"/>
           </w:tcPr>
           <w:p>
+            <w:pPr>
+              <w:keepNext w:val="0"/>
+              <w:spacing w:before="0" w:after="0" w:line="252" w:lineRule="auto"/>
+              <w:jc w:val="left"/>
+            </w:pPr>
             <w:r>
+              <w:rPr>
+                <w:color w:val="000000"/>
+                <w:sz w:val="19"/>
+              </w:rPr>
               <w:t>Active attempt with answers</w:t>
             </w:r>
           </w:p>
         </w:tc>
         <w:tc>
           <w:tcPr>
-            <w:tcW w:type="dxa" w:w="1260"/>
+            <w:tcW w:type="dxa" w:w="1584"/>
+            <w:vAlign w:val="center"/>
           </w:tcPr>
           <w:p>
+            <w:pPr>
+              <w:keepNext w:val="0"/>
+              <w:spacing w:before="0" w:after="0" w:line="252" w:lineRule="auto"/>
+              <w:jc w:val="left"/>
+            </w:pPr>
             <w:r>
+              <w:rPr>
+                <w:color w:val="000000"/>
+                <w:sz w:val="19"/>
+              </w:rPr>
               <w:t>Submit and then attempt to change answer</w:t>
             </w:r>
           </w:p>
         </w:tc>
         <w:tc>
           <w:tcPr>
-            <w:tcW w:type="dxa" w:w="1260"/>
+            <w:tcW w:type="dxa" w:w="1584"/>
+            <w:vAlign w:val="center"/>
           </w:tcPr>
           <w:p>
+            <w:pPr>
+              <w:keepNext w:val="0"/>
+              <w:spacing w:before="0" w:after="0" w:line="252" w:lineRule="auto"/>
+              <w:jc w:val="left"/>
+            </w:pPr>
             <w:r>
+              <w:rPr>
+                <w:color w:val="000000"/>
+                <w:sz w:val="19"/>
+              </w:rPr>
               <w:t>Submitted state saved; later modification rejected</w:t>
             </w:r>
           </w:p>
         </w:tc>
         <w:tc>
           <w:tcPr>
-            <w:tcW w:type="dxa" w:w="1260"/>
+            <w:tcW w:type="dxa" w:w="936"/>
+            <w:vAlign w:val="center"/>
           </w:tcPr>
           <w:p>
+            <w:pPr>
+              <w:keepNext w:val="0"/>
+              <w:spacing w:before="0" w:after="0" w:line="252" w:lineRule="auto"/>
+              <w:jc w:val="center"/>
+            </w:pPr>
             <w:r>
+              <w:rPr>
+                <w:color w:val="000000"/>
+                <w:sz w:val="19"/>
+              </w:rPr>
               <w:t>Not Executed</w:t>
             </w:r>
           </w:p>
         </w:tc>
         <w:tc>
           <w:tcPr>
-            <w:tcW w:type="dxa" w:w="1260"/>
+            <w:tcW w:type="dxa" w:w="936"/>
+            <w:vAlign w:val="center"/>
           </w:tcPr>
           <w:p>
+            <w:pPr>
+              <w:keepNext w:val="0"/>
+              <w:spacing w:before="0" w:after="0" w:line="252" w:lineRule="auto"/>
+              <w:jc w:val="center"/>
+            </w:pPr>
             <w:r>
+              <w:rPr>
+                <w:color w:val="000000"/>
+                <w:sz w:val="19"/>
+              </w:rPr>
               <w:t>Not Executed</w:t>
             </w:r>
           </w:p>
         </w:tc>
       </w:tr>
       <w:tr>
+        <w:trPr>
+          <w:cantSplit/>
+        </w:trPr>
         <w:tc>
           <w:tcPr>
-            <w:tcW w:type="dxa" w:w="1260"/>
+            <w:tcW w:type="dxa" w:w="1080"/>
+            <w:vAlign w:val="center"/>
           </w:tcPr>
           <w:p>
+            <w:pPr>
+              <w:keepNext w:val="0"/>
+              <w:spacing w:before="0" w:after="0" w:line="252" w:lineRule="auto"/>
+              <w:jc w:val="left"/>
+            </w:pPr>
             <w:r>
+              <w:rPr>
+                <w:color w:val="000000"/>
+                <w:sz w:val="19"/>
+              </w:rPr>
               <w:t>TC-SUB-02</w:t>
             </w:r>
           </w:p>
         </w:tc>
         <w:tc>
           <w:tcPr>
-            <w:tcW w:type="dxa" w:w="1260"/>
+            <w:tcW w:type="dxa" w:w="1224"/>
+            <w:vAlign w:val="center"/>
           </w:tcPr>
           <w:p>
+            <w:pPr>
+              <w:keepNext w:val="0"/>
+              <w:spacing w:before="0" w:after="0" w:line="252" w:lineRule="auto"/>
+              <w:jc w:val="left"/>
+            </w:pPr>
             <w:r>
+              <w:rPr>
+                <w:color w:val="000000"/>
+                <w:sz w:val="19"/>
+              </w:rPr>
               <w:t>ATT-FR-06</w:t>
             </w:r>
           </w:p>
         </w:tc>
         <w:tc>
           <w:tcPr>
-            <w:tcW w:type="dxa" w:w="1260"/>
+            <w:tcW w:type="dxa" w:w="1368"/>
+            <w:vAlign w:val="center"/>
           </w:tcPr>
           <w:p>
+            <w:pPr>
+              <w:keepNext w:val="0"/>
+              <w:spacing w:before="0" w:after="0" w:line="252" w:lineRule="auto"/>
+              <w:jc w:val="left"/>
+            </w:pPr>
             <w:r>
+              <w:rPr>
+                <w:color w:val="000000"/>
+                <w:sz w:val="19"/>
+              </w:rPr>
               <w:t>Timeout finalizes attempt</w:t>
             </w:r>
           </w:p>
         </w:tc>
         <w:tc>
           <w:tcPr>
-            <w:tcW w:type="dxa" w:w="1260"/>
+            <w:tcW w:type="dxa" w:w="1368"/>
+            <w:vAlign w:val="center"/>
           </w:tcPr>
           <w:p>
+            <w:pPr>
+              <w:keepNext w:val="0"/>
+              <w:spacing w:before="0" w:after="0" w:line="252" w:lineRule="auto"/>
+              <w:jc w:val="left"/>
+            </w:pPr>
             <w:r>
+              <w:rPr>
+                <w:color w:val="000000"/>
+                <w:sz w:val="19"/>
+              </w:rPr>
               <w:t>Attempt reaches deadline</w:t>
             </w:r>
           </w:p>
         </w:tc>
         <w:tc>
           <w:tcPr>
-            <w:tcW w:type="dxa" w:w="1260"/>
+            <w:tcW w:type="dxa" w:w="1584"/>
+            <w:vAlign w:val="center"/>
           </w:tcPr>
           <w:p>
+            <w:pPr>
+              <w:keepNext w:val="0"/>
+              <w:spacing w:before="0" w:after="0" w:line="252" w:lineRule="auto"/>
+              <w:jc w:val="left"/>
+            </w:pPr>
             <w:r>
+              <w:rPr>
+                <w:color w:val="000000"/>
+                <w:sz w:val="19"/>
+              </w:rPr>
               <w:t>Allow timer to expire then try to save response</w:t>
             </w:r>
           </w:p>
         </w:tc>
         <w:tc>
           <w:tcPr>
-            <w:tcW w:type="dxa" w:w="1260"/>
+            <w:tcW w:type="dxa" w:w="1584"/>
+            <w:vAlign w:val="center"/>
           </w:tcPr>
           <w:p>
+            <w:pPr>
+              <w:keepNext w:val="0"/>
+              <w:spacing w:before="0" w:after="0" w:line="252" w:lineRule="auto"/>
+              <w:jc w:val="left"/>
+            </w:pPr>
             <w:r>
+              <w:rPr>
+                <w:color w:val="000000"/>
+                <w:sz w:val="19"/>
+              </w:rPr>
               <w:t>Attempt finalized/changes rejected</w:t>
             </w:r>
           </w:p>
         </w:tc>
         <w:tc>
           <w:tcPr>
-            <w:tcW w:type="dxa" w:w="1260"/>
+            <w:tcW w:type="dxa" w:w="936"/>
+            <w:vAlign w:val="center"/>
           </w:tcPr>
           <w:p>
+            <w:pPr>
+              <w:keepNext w:val="0"/>
+              <w:spacing w:before="0" w:after="0" w:line="252" w:lineRule="auto"/>
+              <w:jc w:val="center"/>
+            </w:pPr>
             <w:r>
+              <w:rPr>
+                <w:color w:val="000000"/>
+                <w:sz w:val="19"/>
+              </w:rPr>
               <w:t>Not Executed</w:t>
             </w:r>
           </w:p>
         </w:tc>
         <w:tc>
           <w:tcPr>
-            <w:tcW w:type="dxa" w:w="1260"/>
+            <w:tcW w:type="dxa" w:w="936"/>
+            <w:vAlign w:val="center"/>
           </w:tcPr>
           <w:p>
+            <w:pPr>
+              <w:keepNext w:val="0"/>
+              <w:spacing w:before="0" w:after="0" w:line="252" w:lineRule="auto"/>
+              <w:jc w:val="center"/>
+            </w:pPr>
             <w:r>
+              <w:rPr>
+                <w:color w:val="000000"/>
+                <w:sz w:val="19"/>
+              </w:rPr>
               <w:t>Not Executed</w:t>
             </w:r>
           </w:p>
         </w:tc>
       </w:tr>
       <w:tr>
+        <w:trPr>
+          <w:cantSplit/>
+        </w:trPr>
         <w:tc>
           <w:tcPr>
-            <w:tcW w:type="dxa" w:w="1260"/>
+            <w:tcW w:type="dxa" w:w="1080"/>
+            <w:vAlign w:val="center"/>
           </w:tcPr>
           <w:p>
+            <w:pPr>
+              <w:keepNext w:val="0"/>
+              <w:spacing w:before="0" w:after="0" w:line="252" w:lineRule="auto"/>
+              <w:jc w:val="left"/>
+            </w:pPr>
             <w:r>
+              <w:rPr>
+                <w:color w:val="000000"/>
+                <w:sz w:val="19"/>
+              </w:rPr>
               <w:t>TC-EVAL-01</w:t>
             </w:r>
           </w:p>
         </w:tc>
         <w:tc>
           <w:tcPr>
-            <w:tcW w:type="dxa" w:w="1260"/>
+            <w:tcW w:type="dxa" w:w="1224"/>
+            <w:vAlign w:val="center"/>
           </w:tcPr>
           <w:p>
+            <w:pPr>
+              <w:keepNext w:val="0"/>
+              <w:spacing w:before="0" w:after="0" w:line="252" w:lineRule="auto"/>
+              <w:jc w:val="left"/>
+            </w:pPr>
             <w:r>
+              <w:rPr>
+                <w:color w:val="000000"/>
+                <w:sz w:val="19"/>
+              </w:rPr>
               <w:t>EVAL-FR-01, EVAL-FR-02</w:t>
             </w:r>
           </w:p>
         </w:tc>
         <w:tc>
           <w:tcPr>
-            <w:tcW w:type="dxa" w:w="1260"/>
+            <w:tcW w:type="dxa" w:w="1368"/>
+            <w:vAlign w:val="center"/>
           </w:tcPr>
           <w:p>
+            <w:pPr>
+              <w:keepNext w:val="0"/>
+              <w:spacing w:before="0" w:after="0" w:line="252" w:lineRule="auto"/>
+              <w:jc w:val="left"/>
+            </w:pPr>
             <w:r>
+              <w:rPr>
+                <w:color w:val="000000"/>
+                <w:sz w:val="19"/>
+              </w:rPr>
               <w:t>Score calculated correctly</w:t>
             </w:r>
           </w:p>
         </w:tc>
         <w:tc>
           <w:tcPr>
-            <w:tcW w:type="dxa" w:w="1260"/>
+            <w:tcW w:type="dxa" w:w="1368"/>
+            <w:vAlign w:val="center"/>
           </w:tcPr>
           <w:p>
+            <w:pPr>
+              <w:keepNext w:val="0"/>
+              <w:spacing w:before="0" w:after="0" w:line="252" w:lineRule="auto"/>
+              <w:jc w:val="left"/>
+            </w:pPr>
             <w:r>
+              <w:rPr>
+                <w:color w:val="000000"/>
+                <w:sz w:val="19"/>
+              </w:rPr>
               <w:t>Submitted attempt with known correct/incorrect/unanswered answers</w:t>
             </w:r>
           </w:p>
         </w:tc>
         <w:tc>
           <w:tcPr>
-            <w:tcW w:type="dxa" w:w="1260"/>
+            <w:tcW w:type="dxa" w:w="1584"/>
+            <w:vAlign w:val="center"/>
           </w:tcPr>
           <w:p>
+            <w:pPr>
+              <w:keepNext w:val="0"/>
+              <w:spacing w:before="0" w:after="0" w:line="252" w:lineRule="auto"/>
+              <w:jc w:val="left"/>
+            </w:pPr>
             <w:r>
+              <w:rPr>
+                <w:color w:val="000000"/>
+                <w:sz w:val="19"/>
+              </w:rPr>
               <w:t>Trigger/complete submission</w:t>
             </w:r>
           </w:p>
         </w:tc>
         <w:tc>
           <w:tcPr>
-            <w:tcW w:type="dxa" w:w="1260"/>
+            <w:tcW w:type="dxa" w:w="1584"/>
+            <w:vAlign w:val="center"/>
           </w:tcPr>
           <w:p>
+            <w:pPr>
+              <w:keepNext w:val="0"/>
+              <w:spacing w:before="0" w:after="0" w:line="252" w:lineRule="auto"/>
+              <w:jc w:val="left"/>
+            </w:pPr>
             <w:r>
-              <w:t>Stored score equals expected marks; no negative marking</w:t>
+              <w:rPr>
+                <w:color w:val="000000"/>
+                <w:sz w:val="19"/>
+              </w:rPr>
+              <w:t>Stored score is 1 per correct and 0 per incorrect/unanswered response; maximum equals published question count.</w:t>
             </w:r>
           </w:p>
         </w:tc>
         <w:tc>
           <w:tcPr>
-            <w:tcW w:type="dxa" w:w="1260"/>
+            <w:tcW w:type="dxa" w:w="936"/>
+            <w:vAlign w:val="center"/>
           </w:tcPr>
           <w:p>
+            <w:pPr>
+              <w:keepNext w:val="0"/>
+              <w:spacing w:before="0" w:after="0" w:line="252" w:lineRule="auto"/>
+              <w:jc w:val="center"/>
+            </w:pPr>
             <w:r>
+              <w:rPr>
+                <w:color w:val="000000"/>
+                <w:sz w:val="19"/>
+              </w:rPr>
               <w:t>Not Executed</w:t>
             </w:r>
           </w:p>
         </w:tc>
         <w:tc>
           <w:tcPr>
-            <w:tcW w:type="dxa" w:w="1260"/>
+            <w:tcW w:type="dxa" w:w="936"/>
+            <w:vAlign w:val="center"/>
           </w:tcPr>
           <w:p>
+            <w:pPr>
+              <w:keepNext w:val="0"/>
+              <w:spacing w:before="0" w:after="0" w:line="252" w:lineRule="auto"/>
+              <w:jc w:val="center"/>
+            </w:pPr>
             <w:r>
+              <w:rPr>
+                <w:color w:val="000000"/>
+                <w:sz w:val="19"/>
+              </w:rPr>
               <w:t>Not Executed</w:t>
             </w:r>
           </w:p>
         </w:tc>
       </w:tr>
       <w:tr>
+        <w:trPr>
+          <w:cantSplit/>
+        </w:trPr>
         <w:tc>
           <w:tcPr>
-            <w:tcW w:type="dxa" w:w="1260"/>
+            <w:tcW w:type="dxa" w:w="1080"/>
+            <w:vAlign w:val="center"/>
           </w:tcPr>
           <w:p>
+            <w:pPr>
+              <w:keepNext w:val="0"/>
+              <w:spacing w:before="0" w:after="0" w:line="252" w:lineRule="auto"/>
+              <w:jc w:val="left"/>
+            </w:pPr>
             <w:r>
+              <w:rPr>
+                <w:color w:val="000000"/>
+                <w:sz w:val="19"/>
+              </w:rPr>
               <w:t>TC-SEC-02</w:t>
             </w:r>
           </w:p>
         </w:tc>
         <w:tc>
           <w:tcPr>
-            <w:tcW w:type="dxa" w:w="1260"/>
+            <w:tcW w:type="dxa" w:w="1224"/>
+            <w:vAlign w:val="center"/>
           </w:tcPr>
           <w:p>
+            <w:pPr>
+              <w:keepNext w:val="0"/>
+              <w:spacing w:before="0" w:after="0" w:line="252" w:lineRule="auto"/>
+              <w:jc w:val="left"/>
+            </w:pPr>
             <w:r>
+              <w:rPr>
+                <w:color w:val="000000"/>
+                <w:sz w:val="19"/>
+              </w:rPr>
               <w:t>RES-FR-01, OEP-SR-004</w:t>
             </w:r>
           </w:p>
         </w:tc>
         <w:tc>
           <w:tcPr>
-            <w:tcW w:type="dxa" w:w="1260"/>
+            <w:tcW w:type="dxa" w:w="1368"/>
+            <w:vAlign w:val="center"/>
           </w:tcPr>
           <w:p>
+            <w:pPr>
+              <w:keepNext w:val="0"/>
+              <w:spacing w:before="0" w:after="0" w:line="252" w:lineRule="auto"/>
+              <w:jc w:val="left"/>
+            </w:pPr>
             <w:r>
+              <w:rPr>
+                <w:color w:val="000000"/>
+                <w:sz w:val="19"/>
+              </w:rPr>
               <w:t>Student cannot view another student result</w:t>
             </w:r>
           </w:p>
         </w:tc>
         <w:tc>
           <w:tcPr>
-            <w:tcW w:type="dxa" w:w="1260"/>
+            <w:tcW w:type="dxa" w:w="1368"/>
+            <w:vAlign w:val="center"/>
           </w:tcPr>
           <w:p>
+            <w:pPr>
+              <w:keepNext w:val="0"/>
+              <w:spacing w:before="0" w:after="0" w:line="252" w:lineRule="auto"/>
+              <w:jc w:val="left"/>
+            </w:pPr>
             <w:r>
+              <w:rPr>
+                <w:color w:val="000000"/>
+                <w:sz w:val="19"/>
+              </w:rPr>
               <w:t>Two Students and one result each</w:t>
             </w:r>
           </w:p>
         </w:tc>
         <w:tc>
           <w:tcPr>
-            <w:tcW w:type="dxa" w:w="1260"/>
+            <w:tcW w:type="dxa" w:w="1584"/>
+            <w:vAlign w:val="center"/>
           </w:tcPr>
           <w:p>
+            <w:pPr>
+              <w:keepNext w:val="0"/>
+              <w:spacing w:before="0" w:after="0" w:line="252" w:lineRule="auto"/>
+              <w:jc w:val="left"/>
+            </w:pPr>
             <w:r>
+              <w:rPr>
+                <w:color w:val="000000"/>
+                <w:sz w:val="19"/>
+              </w:rPr>
               <w:t>Student A requests Student B result/resource</w:t>
             </w:r>
           </w:p>
         </w:tc>
         <w:tc>
           <w:tcPr>
-            <w:tcW w:type="dxa" w:w="1260"/>
+            <w:tcW w:type="dxa" w:w="1584"/>
+            <w:vAlign w:val="center"/>
           </w:tcPr>
           <w:p>
+            <w:pPr>
+              <w:keepNext w:val="0"/>
+              <w:spacing w:before="0" w:after="0" w:line="252" w:lineRule="auto"/>
+              <w:jc w:val="left"/>
+            </w:pPr>
             <w:r>
+              <w:rPr>
+                <w:color w:val="000000"/>
+                <w:sz w:val="19"/>
+              </w:rPr>
               <w:t>Access denied</w:t>
             </w:r>
           </w:p>
         </w:tc>
         <w:tc>
           <w:tcPr>
-            <w:tcW w:type="dxa" w:w="1260"/>
+            <w:tcW w:type="dxa" w:w="936"/>
+            <w:vAlign w:val="center"/>
           </w:tcPr>
           <w:p>
+            <w:pPr>
+              <w:keepNext w:val="0"/>
+              <w:spacing w:before="0" w:after="0" w:line="252" w:lineRule="auto"/>
+              <w:jc w:val="center"/>
+            </w:pPr>
             <w:r>
+              <w:rPr>
+                <w:color w:val="000000"/>
+                <w:sz w:val="19"/>
+              </w:rPr>
               <w:t>Not Executed</w:t>
             </w:r>
           </w:p>
         </w:tc>
         <w:tc>
           <w:tcPr>
-            <w:tcW w:type="dxa" w:w="1260"/>
+            <w:tcW w:type="dxa" w:w="936"/>
+            <w:vAlign w:val="center"/>
           </w:tcPr>
           <w:p>
+            <w:pPr>
+              <w:keepNext w:val="0"/>
+              <w:spacing w:before="0" w:after="0" w:line="252" w:lineRule="auto"/>
+              <w:jc w:val="center"/>
+            </w:pPr>
             <w:r>
+              <w:rPr>
+                <w:color w:val="000000"/>
+                <w:sz w:val="19"/>
+              </w:rPr>
               <w:t>Not Executed</w:t>
             </w:r>
           </w:p>
         </w:tc>
       </w:tr>
       <w:tr>
+        <w:trPr>
+          <w:cantSplit/>
+        </w:trPr>
         <w:tc>
           <w:tcPr>
-            <w:tcW w:type="dxa" w:w="1260"/>
+            <w:tcW w:type="dxa" w:w="1080"/>
+            <w:vAlign w:val="center"/>
           </w:tcPr>
           <w:p>
+            <w:pPr>
+              <w:keepNext w:val="0"/>
+              <w:spacing w:before="0" w:after="0" w:line="252" w:lineRule="auto"/>
+              <w:jc w:val="left"/>
+            </w:pPr>
             <w:r>
+              <w:rPr>
+                <w:color w:val="000000"/>
+                <w:sz w:val="19"/>
+              </w:rPr>
               <w:t>TC-SEC-06</w:t>
             </w:r>
           </w:p>
         </w:tc>
         <w:tc>
           <w:tcPr>
-            <w:tcW w:type="dxa" w:w="1260"/>
+            <w:tcW w:type="dxa" w:w="1224"/>
+            <w:vAlign w:val="center"/>
           </w:tcPr>
           <w:p>
+            <w:pPr>
+              <w:keepNext w:val="0"/>
+              <w:spacing w:before="0" w:after="0" w:line="252" w:lineRule="auto"/>
+              <w:jc w:val="left"/>
+            </w:pPr>
             <w:r>
+              <w:rPr>
+                <w:color w:val="000000"/>
+                <w:sz w:val="19"/>
+              </w:rPr>
               <w:t>OEP-SR-005</w:t>
             </w:r>
           </w:p>
         </w:tc>
         <w:tc>
           <w:tcPr>
-            <w:tcW w:type="dxa" w:w="1260"/>
+            <w:tcW w:type="dxa" w:w="1368"/>
+            <w:vAlign w:val="center"/>
           </w:tcPr>
           <w:p>
+            <w:pPr>
+              <w:keepNext w:val="0"/>
+              <w:spacing w:before="0" w:after="0" w:line="252" w:lineRule="auto"/>
+              <w:jc w:val="left"/>
+            </w:pPr>
             <w:r>
+              <w:rPr>
+                <w:color w:val="000000"/>
+                <w:sz w:val="19"/>
+              </w:rPr>
               <w:t>Correct answers hidden during active attempt</w:t>
             </w:r>
           </w:p>
         </w:tc>
         <w:tc>
           <w:tcPr>
-            <w:tcW w:type="dxa" w:w="1260"/>
+            <w:tcW w:type="dxa" w:w="1368"/>
+            <w:vAlign w:val="center"/>
           </w:tcPr>
           <w:p>
+            <w:pPr>
+              <w:keepNext w:val="0"/>
+              <w:spacing w:before="0" w:after="0" w:line="252" w:lineRule="auto"/>
+              <w:jc w:val="left"/>
+            </w:pPr>
             <w:r>
+              <w:rPr>
+                <w:color w:val="000000"/>
+                <w:sz w:val="19"/>
+              </w:rPr>
               <w:t>Active Student attempt</w:t>
             </w:r>
           </w:p>
         </w:tc>
         <w:tc>
           <w:tcPr>
-            <w:tcW w:type="dxa" w:w="1260"/>
+            <w:tcW w:type="dxa" w:w="1584"/>
+            <w:vAlign w:val="center"/>
           </w:tcPr>
           <w:p>
+            <w:pPr>
+              <w:keepNext w:val="0"/>
+              <w:spacing w:before="0" w:after="0" w:line="252" w:lineRule="auto"/>
+              <w:jc w:val="left"/>
+            </w:pPr>
             <w:r>
+              <w:rPr>
+                <w:color w:val="000000"/>
+                <w:sz w:val="19"/>
+              </w:rPr>
               <w:t>Inspect question API/network response</w:t>
             </w:r>
           </w:p>
         </w:tc>
         <w:tc>
           <w:tcPr>
-            <w:tcW w:type="dxa" w:w="1260"/>
+            <w:tcW w:type="dxa" w:w="1584"/>
+            <w:vAlign w:val="center"/>
           </w:tcPr>
           <w:p>
+            <w:pPr>
+              <w:keepNext w:val="0"/>
+              <w:spacing w:before="0" w:after="0" w:line="252" w:lineRule="auto"/>
+              <w:jc w:val="left"/>
+            </w:pPr>
             <w:r>
+              <w:rPr>
+                <w:color w:val="000000"/>
+                <w:sz w:val="19"/>
+              </w:rPr>
               <w:t>No correctOption/correct-answer data returned</w:t>
             </w:r>
           </w:p>
         </w:tc>
         <w:tc>
           <w:tcPr>
-            <w:tcW w:type="dxa" w:w="1260"/>
+            <w:tcW w:type="dxa" w:w="936"/>
+            <w:vAlign w:val="center"/>
           </w:tcPr>
           <w:p>
+            <w:pPr>
+              <w:keepNext w:val="0"/>
+              <w:spacing w:before="0" w:after="0" w:line="252" w:lineRule="auto"/>
+              <w:jc w:val="center"/>
+            </w:pPr>
             <w:r>
+              <w:rPr>
+                <w:color w:val="000000"/>
+                <w:sz w:val="19"/>
+              </w:rPr>
               <w:t>Not Executed</w:t>
             </w:r>
           </w:p>
         </w:tc>
         <w:tc>
           <w:tcPr>
-            <w:tcW w:type="dxa" w:w="1260"/>
+            <w:tcW w:type="dxa" w:w="936"/>
+            <w:vAlign w:val="center"/>
           </w:tcPr>
           <w:p>
+            <w:pPr>
+              <w:keepNext w:val="0"/>
+              <w:spacing w:before="0" w:after="0" w:line="252" w:lineRule="auto"/>
+              <w:jc w:val="center"/>
+            </w:pPr>
             <w:r>
+              <w:rPr>
+                <w:color w:val="000000"/>
+                <w:sz w:val="19"/>
+              </w:rPr>
               <w:t>Not Executed</w:t>
             </w:r>
           </w:p>
         </w:tc>
       </w:tr>
       <w:tr>
+        <w:trPr>
+          <w:cantSplit/>
+        </w:trPr>
         <w:tc>
           <w:tcPr>
-            <w:tcW w:type="dxa" w:w="1260"/>
+            <w:tcW w:type="dxa" w:w="1080"/>
+            <w:vAlign w:val="center"/>
           </w:tcPr>
           <w:p>
+            <w:pPr>
+              <w:keepNext w:val="0"/>
+              <w:spacing w:before="0" w:after="0" w:line="252" w:lineRule="auto"/>
+              <w:jc w:val="left"/>
+            </w:pPr>
             <w:r>
+              <w:rPr>
+                <w:color w:val="000000"/>
+                <w:sz w:val="19"/>
+              </w:rPr>
               <w:t>TC-NF-PERF-01</w:t>
             </w:r>
           </w:p>
         </w:tc>
         <w:tc>
           <w:tcPr>
-            <w:tcW w:type="dxa" w:w="1260"/>
+            <w:tcW w:type="dxa" w:w="1224"/>
+            <w:vAlign w:val="center"/>
           </w:tcPr>
           <w:p>
+            <w:pPr>
+              <w:keepNext w:val="0"/>
+              <w:spacing w:before="0" w:after="0" w:line="252" w:lineRule="auto"/>
+              <w:jc w:val="left"/>
+            </w:pPr>
             <w:r>
+              <w:rPr>
+                <w:color w:val="000000"/>
+                <w:sz w:val="19"/>
+              </w:rPr>
               <w:t>OEP-NF-001</w:t>
             </w:r>
           </w:p>
         </w:tc>
         <w:tc>
           <w:tcPr>
-            <w:tcW w:type="dxa" w:w="1260"/>
+            <w:tcW w:type="dxa" w:w="1368"/>
+            <w:vAlign w:val="center"/>
           </w:tcPr>
           <w:p>
+            <w:pPr>
+              <w:keepNext w:val="0"/>
+              <w:spacing w:before="0" w:after="0" w:line="252" w:lineRule="auto"/>
+              <w:jc w:val="left"/>
+            </w:pPr>
             <w:r>
+              <w:rPr>
+                <w:color w:val="000000"/>
+                <w:sz w:val="19"/>
+              </w:rPr>
               <w:t>API response-time target</w:t>
             </w:r>
           </w:p>
         </w:tc>
         <w:tc>
           <w:tcPr>
-            <w:tcW w:type="dxa" w:w="1260"/>
+            <w:tcW w:type="dxa" w:w="1368"/>
+            <w:vAlign w:val="center"/>
           </w:tcPr>
           <w:p>
+            <w:pPr>
+              <w:keepNext w:val="0"/>
+              <w:spacing w:before="0" w:after="0" w:line="252" w:lineRule="auto"/>
+              <w:jc w:val="left"/>
+            </w:pPr>
             <w:r>
+              <w:rPr>
+                <w:color w:val="000000"/>
+                <w:sz w:val="19"/>
+              </w:rPr>
               <w:t>Test environment and representative endpoints</w:t>
             </w:r>
           </w:p>
         </w:tc>
         <w:tc>
           <w:tcPr>
-            <w:tcW w:type="dxa" w:w="1260"/>
+            <w:tcW w:type="dxa" w:w="1584"/>
+            <w:vAlign w:val="center"/>
           </w:tcPr>
           <w:p>
+            <w:pPr>
+              <w:keepNext w:val="0"/>
+              <w:spacing w:before="0" w:after="0" w:line="252" w:lineRule="auto"/>
+              <w:jc w:val="left"/>
+            </w:pPr>
             <w:r>
+              <w:rPr>
+                <w:color w:val="000000"/>
+                <w:sz w:val="19"/>
+              </w:rPr>
               <w:t>Generate classroom-scale load up to 30 concurrent users</w:t>
             </w:r>
           </w:p>
         </w:tc>
         <w:tc>
           <w:tcPr>
-            <w:tcW w:type="dxa" w:w="1260"/>
+            <w:tcW w:type="dxa" w:w="1584"/>
+            <w:vAlign w:val="center"/>
           </w:tcPr>
           <w:p>
+            <w:pPr>
+              <w:keepNext w:val="0"/>
+              <w:spacing w:before="0" w:after="0" w:line="252" w:lineRule="auto"/>
+              <w:jc w:val="left"/>
+            </w:pPr>
             <w:r>
+              <w:rPr>
+                <w:color w:val="000000"/>
+                <w:sz w:val="19"/>
+              </w:rPr>
               <w:t>95th percentile non-file API &lt;= 2 seconds</w:t>
             </w:r>
           </w:p>
         </w:tc>
         <w:tc>
           <w:tcPr>
-            <w:tcW w:type="dxa" w:w="1260"/>
+            <w:tcW w:type="dxa" w:w="936"/>
+            <w:vAlign w:val="center"/>
           </w:tcPr>
           <w:p>
+            <w:pPr>
+              <w:keepNext w:val="0"/>
+              <w:spacing w:before="0" w:after="0" w:line="252" w:lineRule="auto"/>
+              <w:jc w:val="center"/>
+            </w:pPr>
             <w:r>
+              <w:rPr>
+                <w:color w:val="000000"/>
+                <w:sz w:val="19"/>
+              </w:rPr>
               <w:t>Not Executed</w:t>
             </w:r>
           </w:p>
         </w:tc>
         <w:tc>
           <w:tcPr>
-            <w:tcW w:type="dxa" w:w="1260"/>
+            <w:tcW w:type="dxa" w:w="936"/>
+            <w:vAlign w:val="center"/>
           </w:tcPr>
           <w:p>
+            <w:pPr>
+              <w:keepNext w:val="0"/>
+              <w:spacing w:before="0" w:after="0" w:line="252" w:lineRule="auto"/>
+              <w:jc w:val="center"/>
+            </w:pPr>
             <w:r>
+              <w:rPr>
+                <w:color w:val="000000"/>
+                <w:sz w:val="19"/>
+              </w:rPr>
               <w:t>Not Executed</w:t>
             </w:r>
           </w:p>
         </w:tc>
       </w:tr>
       <w:tr>
+        <w:trPr>
+          <w:cantSplit/>
+        </w:trPr>
         <w:tc>
           <w:tcPr>
-            <w:tcW w:type="dxa" w:w="1260"/>
+            <w:tcW w:type="dxa" w:w="1080"/>
+            <w:vAlign w:val="center"/>
           </w:tcPr>
           <w:p>
+            <w:pPr>
+              <w:keepNext w:val="0"/>
+              <w:spacing w:before="0" w:after="0" w:line="252" w:lineRule="auto"/>
+              <w:jc w:val="left"/>
+            </w:pPr>
             <w:r>
+              <w:rPr>
+                <w:color w:val="000000"/>
+                <w:sz w:val="19"/>
+              </w:rPr>
               <w:t>TC-NF-COMP-01</w:t>
             </w:r>
           </w:p>
         </w:tc>
         <w:tc>
           <w:tcPr>
-            <w:tcW w:type="dxa" w:w="1260"/>
+            <w:tcW w:type="dxa" w:w="1224"/>
+            <w:vAlign w:val="center"/>
           </w:tcPr>
           <w:p>
+            <w:pPr>
+              <w:keepNext w:val="0"/>
+              <w:spacing w:before="0" w:after="0" w:line="252" w:lineRule="auto"/>
+              <w:jc w:val="left"/>
+            </w:pPr>
             <w:r>
+              <w:rPr>
+                <w:color w:val="000000"/>
+                <w:sz w:val="19"/>
+              </w:rPr>
               <w:t>OEP-NF-003</w:t>
             </w:r>
           </w:p>
         </w:tc>
         <w:tc>
           <w:tcPr>
-            <w:tcW w:type="dxa" w:w="1260"/>
+            <w:tcW w:type="dxa" w:w="1368"/>
+            <w:vAlign w:val="center"/>
           </w:tcPr>
           <w:p>
+            <w:pPr>
+              <w:keepNext w:val="0"/>
+              <w:spacing w:before="0" w:after="0" w:line="252" w:lineRule="auto"/>
+              <w:jc w:val="left"/>
+            </w:pPr>
             <w:r>
+              <w:rPr>
+                <w:color w:val="000000"/>
+                <w:sz w:val="19"/>
+              </w:rPr>
               <w:t>Browser compatibility</w:t>
             </w:r>
           </w:p>
         </w:tc>
         <w:tc>
           <w:tcPr>
-            <w:tcW w:type="dxa" w:w="1260"/>
+            <w:tcW w:type="dxa" w:w="1368"/>
+            <w:vAlign w:val="center"/>
           </w:tcPr>
           <w:p>
+            <w:pPr>
+              <w:keepNext w:val="0"/>
+              <w:spacing w:before="0" w:after="0" w:line="252" w:lineRule="auto"/>
+              <w:jc w:val="left"/>
+            </w:pPr>
             <w:r>
+              <w:rPr>
+                <w:color w:val="000000"/>
+                <w:sz w:val="19"/>
+              </w:rPr>
               <w:t>Deployed test build</w:t>
             </w:r>
           </w:p>
         </w:tc>
         <w:tc>
           <w:tcPr>
-            <w:tcW w:type="dxa" w:w="1260"/>
+            <w:tcW w:type="dxa" w:w="1584"/>
+            <w:vAlign w:val="center"/>
           </w:tcPr>
           <w:p>
+            <w:pPr>
+              <w:keepNext w:val="0"/>
+              <w:spacing w:before="0" w:after="0" w:line="252" w:lineRule="auto"/>
+              <w:jc w:val="left"/>
+            </w:pPr>
             <w:r>
+              <w:rPr>
+                <w:color w:val="000000"/>
+                <w:sz w:val="19"/>
+              </w:rPr>
               <w:t>Run core login-&gt;exam-&gt;result flow in Chrome and Edge</w:t>
             </w:r>
           </w:p>
         </w:tc>
         <w:tc>
           <w:tcPr>
-            <w:tcW w:type="dxa" w:w="1260"/>
+            <w:tcW w:type="dxa" w:w="1584"/>
+            <w:vAlign w:val="center"/>
           </w:tcPr>
           <w:p>
+            <w:pPr>
+              <w:keepNext w:val="0"/>
+              <w:spacing w:before="0" w:after="0" w:line="252" w:lineRule="auto"/>
+              <w:jc w:val="left"/>
+            </w:pPr>
             <w:r>
+              <w:rPr>
+                <w:color w:val="000000"/>
+                <w:sz w:val="19"/>
+              </w:rPr>
               <w:t>Core workflow succeeds in both browsers</w:t>
             </w:r>
           </w:p>
         </w:tc>
         <w:tc>
           <w:tcPr>
-            <w:tcW w:type="dxa" w:w="1260"/>
+            <w:tcW w:type="dxa" w:w="936"/>
+            <w:vAlign w:val="center"/>
           </w:tcPr>
           <w:p>
+            <w:pPr>
+              <w:keepNext w:val="0"/>
+              <w:spacing w:before="0" w:after="0" w:line="252" w:lineRule="auto"/>
+              <w:jc w:val="center"/>
+            </w:pPr>
             <w:r>
+              <w:rPr>
+                <w:color w:val="000000"/>
+                <w:sz w:val="19"/>
+              </w:rPr>
               <w:t>Not Executed</w:t>
             </w:r>
           </w:p>
         </w:tc>
         <w:tc>
           <w:tcPr>
-            <w:tcW w:type="dxa" w:w="1260"/>
+            <w:tcW w:type="dxa" w:w="936"/>
+            <w:vAlign w:val="center"/>
           </w:tcPr>
           <w:p>
+            <w:pPr>
+              <w:keepNext w:val="0"/>
+              <w:spacing w:before="0" w:after="0" w:line="252" w:lineRule="auto"/>
+              <w:jc w:val="center"/>
+            </w:pPr>
             <w:r>
+              <w:rPr>
+                <w:color w:val="000000"/>
+                <w:sz w:val="19"/>
+              </w:rPr>
               <w:t>Not Executed</w:t>
             </w:r>
           </w:p>
@@ -2530,6 +4426,10 @@
         <w:pStyle w:val="Heading1"/>
       </w:pPr>
       <w:r>
+        <w:rPr>
+          <w:color w:val="000000"/>
+          <w:u w:val="none"/>
+        </w:rPr>
         <w:t>14. Test Metrics &amp; Reporting</w:t>
       </w:r>
     </w:p>
@@ -2586,6 +4486,10 @@
         <w:pStyle w:val="Heading1"/>
       </w:pPr>
       <w:r>
+        <w:rPr>
+          <w:color w:val="000000"/>
+          <w:u w:val="none"/>
+        </w:rPr>
         <w:t>15. Approvals</w:t>
       </w:r>
     </w:p>
@@ -2594,26 +4498,50 @@
         <w:tblStyle w:val="TableGrid"/>
         <w:tblW w:type="auto" w:w="0"/>
         <w:jc w:val="center"/>
+        <w:tblLayout w:type="fixed"/>
         <w:tblLook w:firstColumn="1" w:firstRow="1" w:lastColumn="0" w:lastRow="0" w:noHBand="0" w:noVBand="1" w:val="04A0"/>
+        <w:tblBorders>
+          <w:top w:val="single" w:sz="4" w:color="D9D9D9"/>
+          <w:left w:val="single" w:sz="4" w:color="D9D9D9"/>
+          <w:bottom w:val="single" w:sz="4" w:color="D9D9D9"/>
+          <w:right w:val="single" w:sz="4" w:color="D9D9D9"/>
+          <w:insideH w:val="single" w:sz="4" w:color="D9D9D9"/>
+          <w:insideV w:val="single" w:sz="4" w:color="D9D9D9"/>
+        </w:tblBorders>
+        <w:tblCellMar>
+          <w:top w:w="70" w:type="dxa"/>
+          <w:bottom w:w="70" w:type="dxa"/>
+          <w:left w:w="70" w:type="dxa"/>
+          <w:right w:w="70" w:type="dxa"/>
+        </w:tblCellMar>
       </w:tblPr>
       <w:tblGrid>
-        <w:gridCol w:w="3360"/>
-        <w:gridCol w:w="3360"/>
-        <w:gridCol w:w="3360"/>
+        <w:gridCol w:w="3024"/>
+        <w:gridCol w:w="3312"/>
+        <w:gridCol w:w="3744"/>
       </w:tblGrid>
       <w:tr>
         <w:trPr>
           <w:tblHeader w:val="true"/>
+          <w:cantSplit/>
         </w:trPr>
         <w:tc>
           <w:tcPr>
-            <w:tcW w:type="dxa" w:w="3360"/>
+            <w:tcW w:type="dxa" w:w="3024"/>
             <w:vAlign w:val="center"/>
+            <w:shd w:fill="F1F1F1"/>
           </w:tcPr>
           <w:p>
+            <w:pPr>
+              <w:keepNext/>
+              <w:spacing w:before="0" w:after="0" w:line="252" w:lineRule="auto"/>
+              <w:jc w:val="left"/>
+            </w:pPr>
             <w:r>
               <w:rPr>
                 <w:b/>
+                <w:color w:val="000000"/>
+                <w:sz w:val="20"/>
               </w:rPr>
               <w:t>Role</w:t>
             </w:r>
@@ -2621,13 +4549,21 @@
         </w:tc>
         <w:tc>
           <w:tcPr>
-            <w:tcW w:type="dxa" w:w="3360"/>
+            <w:tcW w:type="dxa" w:w="3312"/>
             <w:vAlign w:val="center"/>
+            <w:shd w:fill="F1F1F1"/>
           </w:tcPr>
           <w:p>
+            <w:pPr>
+              <w:keepNext/>
+              <w:spacing w:before="0" w:after="0" w:line="252" w:lineRule="auto"/>
+              <w:jc w:val="left"/>
+            </w:pPr>
             <w:r>
               <w:rPr>
                 <w:b/>
+                <w:color w:val="000000"/>
+                <w:sz w:val="20"/>
               </w:rPr>
               <w:t>Name</w:t>
             </w:r>
@@ -2635,13 +4571,21 @@
         </w:tc>
         <w:tc>
           <w:tcPr>
-            <w:tcW w:type="dxa" w:w="3360"/>
+            <w:tcW w:type="dxa" w:w="3744"/>
             <w:vAlign w:val="center"/>
+            <w:shd w:fill="F1F1F1"/>
           </w:tcPr>
           <w:p>
+            <w:pPr>
+              <w:keepNext/>
+              <w:spacing w:before="0" w:after="0" w:line="252" w:lineRule="auto"/>
+              <w:jc w:val="left"/>
+            </w:pPr>
             <w:r>
               <w:rPr>
                 <w:b/>
+                <w:color w:val="000000"/>
+                <w:sz w:val="20"/>
               </w:rPr>
               <w:t>Signature / Date</w:t>
             </w:r>
@@ -2649,58 +4593,128 @@
         </w:tc>
       </w:tr>
       <w:tr>
+        <w:trPr>
+          <w:cantSplit/>
+        </w:trPr>
         <w:tc>
           <w:tcPr>
-            <w:tcW w:type="dxa" w:w="3360"/>
+            <w:tcW w:type="dxa" w:w="3024"/>
+            <w:vAlign w:val="center"/>
           </w:tcPr>
           <w:p>
+            <w:pPr>
+              <w:keepNext w:val="0"/>
+              <w:spacing w:before="0" w:after="0" w:line="252" w:lineRule="auto"/>
+              <w:jc w:val="left"/>
+            </w:pPr>
             <w:r>
+              <w:rPr>
+                <w:color w:val="000000"/>
+                <w:sz w:val="20"/>
+              </w:rPr>
               <w:t>Team Reviewer</w:t>
             </w:r>
           </w:p>
         </w:tc>
         <w:tc>
           <w:tcPr>
-            <w:tcW w:type="dxa" w:w="3360"/>
+            <w:tcW w:type="dxa" w:w="3312"/>
+            <w:vAlign w:val="center"/>
           </w:tcPr>
           <w:p>
-            <w:r/>
+            <w:pPr>
+              <w:keepNext w:val="0"/>
+              <w:spacing w:before="0" w:after="0" w:line="252" w:lineRule="auto"/>
+              <w:jc w:val="left"/>
+            </w:pPr>
+            <w:r>
+              <w:rPr>
+                <w:color w:val="000000"/>
+                <w:sz w:val="20"/>
+              </w:rPr>
+            </w:r>
           </w:p>
         </w:tc>
         <w:tc>
           <w:tcPr>
-            <w:tcW w:type="dxa" w:w="3360"/>
+            <w:tcW w:type="dxa" w:w="3744"/>
+            <w:vAlign w:val="center"/>
           </w:tcPr>
           <w:p>
-            <w:r/>
+            <w:pPr>
+              <w:keepNext w:val="0"/>
+              <w:spacing w:before="0" w:after="0" w:line="252" w:lineRule="auto"/>
+              <w:jc w:val="left"/>
+            </w:pPr>
+            <w:r>
+              <w:rPr>
+                <w:color w:val="000000"/>
+                <w:sz w:val="20"/>
+              </w:rPr>
+            </w:r>
           </w:p>
         </w:tc>
       </w:tr>
       <w:tr>
+        <w:trPr>
+          <w:cantSplit/>
+        </w:trPr>
         <w:tc>
           <w:tcPr>
-            <w:tcW w:type="dxa" w:w="3360"/>
+            <w:tcW w:type="dxa" w:w="3024"/>
+            <w:vAlign w:val="center"/>
           </w:tcPr>
           <w:p>
+            <w:pPr>
+              <w:keepNext w:val="0"/>
+              <w:spacing w:before="0" w:after="0" w:line="252" w:lineRule="auto"/>
+              <w:jc w:val="left"/>
+            </w:pPr>
             <w:r>
+              <w:rPr>
+                <w:color w:val="000000"/>
+                <w:sz w:val="20"/>
+              </w:rPr>
               <w:t>Course Evaluator</w:t>
             </w:r>
           </w:p>
         </w:tc>
         <w:tc>
           <w:tcPr>
-            <w:tcW w:type="dxa" w:w="3360"/>
+            <w:tcW w:type="dxa" w:w="3312"/>
+            <w:vAlign w:val="center"/>
           </w:tcPr>
           <w:p>
-            <w:r/>
+            <w:pPr>
+              <w:keepNext w:val="0"/>
+              <w:spacing w:before="0" w:after="0" w:line="252" w:lineRule="auto"/>
+              <w:jc w:val="left"/>
+            </w:pPr>
+            <w:r>
+              <w:rPr>
+                <w:color w:val="000000"/>
+                <w:sz w:val="20"/>
+              </w:rPr>
+            </w:r>
           </w:p>
         </w:tc>
         <w:tc>
           <w:tcPr>
-            <w:tcW w:type="dxa" w:w="3360"/>
+            <w:tcW w:type="dxa" w:w="3744"/>
+            <w:vAlign w:val="center"/>
           </w:tcPr>
           <w:p>
-            <w:r/>
+            <w:pPr>
+              <w:keepNext w:val="0"/>
+              <w:spacing w:before="0" w:after="0" w:line="252" w:lineRule="auto"/>
+              <w:jc w:val="left"/>
+            </w:pPr>
+            <w:r>
+              <w:rPr>
+                <w:color w:val="000000"/>
+                <w:sz w:val="20"/>
+              </w:rPr>
+            </w:r>
           </w:p>
         </w:tc>
       </w:tr>
@@ -3145,7 +5159,7 @@
       <w:rFonts w:asciiTheme="majorHAnsi" w:eastAsiaTheme="majorEastAsia" w:hAnsiTheme="majorHAnsi" w:cstheme="majorBidi" w:ascii="Arial" w:hAnsi="Arial"/>
       <w:b/>
       <w:bCs/>
-      <w:color w:val="365F91" w:themeColor="accent1" w:themeShade="BF"/>
+      <w:color w:val="000000"/>
       <w:sz w:val="28"/>
       <w:szCs w:val="28"/>
     </w:rPr>
@@ -3169,7 +5183,7 @@
       <w:rFonts w:asciiTheme="majorHAnsi" w:eastAsiaTheme="majorEastAsia" w:hAnsiTheme="majorHAnsi" w:cstheme="majorBidi" w:ascii="Arial" w:hAnsi="Arial"/>
       <w:b/>
       <w:bCs/>
-      <w:color w:val="4F81BD" w:themeColor="accent1"/>
+      <w:color w:val="000000"/>
       <w:sz w:val="26"/>
       <w:szCs w:val="26"/>
     </w:rPr>
@@ -3193,7 +5207,7 @@
       <w:rFonts w:asciiTheme="majorHAnsi" w:eastAsiaTheme="majorEastAsia" w:hAnsiTheme="majorHAnsi" w:cstheme="majorBidi" w:ascii="Arial" w:hAnsi="Arial"/>
       <w:b/>
       <w:bCs/>
-      <w:color w:val="4F81BD" w:themeColor="accent1"/>
+      <w:color w:val="000000"/>
     </w:rPr>
   </w:style>
   <w:style w:type="paragraph" w:styleId="Heading4">
@@ -3218,7 +5232,7 @@
       <w:bCs/>
       <w:i/>
       <w:iCs/>
-      <w:color w:val="4F81BD" w:themeColor="accent1"/>
+      <w:color w:val="000000"/>
     </w:rPr>
   </w:style>
   <w:style w:type="paragraph" w:styleId="Heading5">
@@ -3239,7 +5253,7 @@
     </w:pPr>
     <w:rPr>
       <w:rFonts w:asciiTheme="majorHAnsi" w:eastAsiaTheme="majorEastAsia" w:hAnsiTheme="majorHAnsi" w:cstheme="majorBidi"/>
-      <w:color w:val="243F60" w:themeColor="accent1" w:themeShade="7F"/>
+      <w:color w:val="000000"/>
     </w:rPr>
   </w:style>
   <w:style w:type="paragraph" w:styleId="Heading6">
@@ -3262,7 +5276,7 @@
       <w:rFonts w:asciiTheme="majorHAnsi" w:eastAsiaTheme="majorEastAsia" w:hAnsiTheme="majorHAnsi" w:cstheme="majorBidi"/>
       <w:i/>
       <w:iCs/>
-      <w:color w:val="243F60" w:themeColor="accent1" w:themeShade="7F"/>
+      <w:color w:val="000000"/>
     </w:rPr>
   </w:style>
   <w:style w:type="paragraph" w:styleId="Heading7">
@@ -3285,7 +5299,7 @@
       <w:rFonts w:asciiTheme="majorHAnsi" w:eastAsiaTheme="majorEastAsia" w:hAnsiTheme="majorHAnsi" w:cstheme="majorBidi"/>
       <w:i/>
       <w:iCs/>
-      <w:color w:val="404040" w:themeColor="text1" w:themeTint="BF"/>
+      <w:color w:val="000000"/>
     </w:rPr>
   </w:style>
   <w:style w:type="paragraph" w:styleId="Heading8">
@@ -3306,7 +5320,7 @@
     </w:pPr>
     <w:rPr>
       <w:rFonts w:asciiTheme="majorHAnsi" w:eastAsiaTheme="majorEastAsia" w:hAnsiTheme="majorHAnsi" w:cstheme="majorBidi"/>
-      <w:color w:val="4F81BD" w:themeColor="accent1"/>
+      <w:color w:val="000000"/>
       <w:sz w:val="20"/>
       <w:szCs w:val="20"/>
     </w:rPr>
@@ -3331,7 +5345,7 @@
       <w:rFonts w:asciiTheme="majorHAnsi" w:eastAsiaTheme="majorEastAsia" w:hAnsiTheme="majorHAnsi" w:cstheme="majorBidi"/>
       <w:i/>
       <w:iCs/>
-      <w:color w:val="404040" w:themeColor="text1" w:themeTint="BF"/>
+      <w:color w:val="000000"/>
       <w:sz w:val="20"/>
       <w:szCs w:val="20"/>
     </w:rPr>
@@ -3382,7 +5396,7 @@
       <w:rFonts w:asciiTheme="majorHAnsi" w:eastAsiaTheme="majorEastAsia" w:hAnsiTheme="majorHAnsi" w:cstheme="majorBidi"/>
       <w:b/>
       <w:bCs/>
-      <w:color w:val="365F91" w:themeColor="accent1" w:themeShade="BF"/>
+      <w:color w:val="000000"/>
       <w:sz w:val="28"/>
       <w:szCs w:val="28"/>
     </w:rPr>
@@ -3397,7 +5411,7 @@
       <w:rFonts w:asciiTheme="majorHAnsi" w:eastAsiaTheme="majorEastAsia" w:hAnsiTheme="majorHAnsi" w:cstheme="majorBidi"/>
       <w:b/>
       <w:bCs/>
-      <w:color w:val="4F81BD" w:themeColor="accent1"/>
+      <w:color w:val="000000"/>
       <w:sz w:val="26"/>
       <w:szCs w:val="26"/>
     </w:rPr>
@@ -3412,7 +5426,7 @@
       <w:rFonts w:asciiTheme="majorHAnsi" w:eastAsiaTheme="majorEastAsia" w:hAnsiTheme="majorHAnsi" w:cstheme="majorBidi"/>
       <w:b/>
       <w:bCs/>
-      <w:color w:val="4F81BD" w:themeColor="accent1"/>
+      <w:color w:val="000000"/>
     </w:rPr>
   </w:style>
   <w:style w:type="paragraph" w:styleId="Title">
@@ -3432,7 +5446,7 @@
     </w:pPr>
     <w:rPr>
       <w:rFonts w:asciiTheme="majorHAnsi" w:eastAsiaTheme="majorEastAsia" w:hAnsiTheme="majorHAnsi" w:cstheme="majorBidi" w:ascii="Arial" w:hAnsi="Arial"/>
-      <w:color w:val="17365D" w:themeColor="text2" w:themeShade="BF"/>
+      <w:color w:val="000000"/>
       <w:spacing w:val="5"/>
       <w:kern w:val="28"/>
       <w:sz w:val="52"/>
@@ -3787,7 +5801,7 @@
       <w:bCs/>
       <w:i/>
       <w:iCs/>
-      <w:color w:val="4F81BD" w:themeColor="accent1"/>
+      <w:color w:val="000000"/>
     </w:rPr>
   </w:style>
   <w:style w:type="character" w:customStyle="1" w:styleId="Heading5Char">
@@ -3799,7 +5813,7 @@
     <w:rsid w:val="00FC693F"/>
     <w:rPr>
       <w:rFonts w:asciiTheme="majorHAnsi" w:eastAsiaTheme="majorEastAsia" w:hAnsiTheme="majorHAnsi" w:cstheme="majorBidi"/>
-      <w:color w:val="243F60" w:themeColor="accent1" w:themeShade="7F"/>
+      <w:color w:val="000000"/>
     </w:rPr>
   </w:style>
   <w:style w:type="character" w:customStyle="1" w:styleId="Heading6Char">
@@ -3813,7 +5827,7 @@
       <w:rFonts w:asciiTheme="majorHAnsi" w:eastAsiaTheme="majorEastAsia" w:hAnsiTheme="majorHAnsi" w:cstheme="majorBidi"/>
       <w:i/>
       <w:iCs/>
-      <w:color w:val="243F60" w:themeColor="accent1" w:themeShade="7F"/>
+      <w:color w:val="000000"/>
     </w:rPr>
   </w:style>
   <w:style w:type="character" w:customStyle="1" w:styleId="Heading7Char">
@@ -3827,7 +5841,7 @@
       <w:rFonts w:asciiTheme="majorHAnsi" w:eastAsiaTheme="majorEastAsia" w:hAnsiTheme="majorHAnsi" w:cstheme="majorBidi"/>
       <w:i/>
       <w:iCs/>
-      <w:color w:val="404040" w:themeColor="text1" w:themeTint="BF"/>
+      <w:color w:val="000000"/>
     </w:rPr>
   </w:style>
   <w:style w:type="character" w:customStyle="1" w:styleId="Heading8Char">
@@ -3839,7 +5853,7 @@
     <w:rsid w:val="00FC693F"/>
     <w:rPr>
       <w:rFonts w:asciiTheme="majorHAnsi" w:eastAsiaTheme="majorEastAsia" w:hAnsiTheme="majorHAnsi" w:cstheme="majorBidi"/>
-      <w:color w:val="4F81BD" w:themeColor="accent1"/>
+      <w:color w:val="000000"/>
       <w:sz w:val="20"/>
       <w:szCs w:val="20"/>
     </w:rPr>
@@ -3855,7 +5869,7 @@
       <w:rFonts w:asciiTheme="majorHAnsi" w:eastAsiaTheme="majorEastAsia" w:hAnsiTheme="majorHAnsi" w:cstheme="majorBidi"/>
       <w:i/>
       <w:iCs/>
-      <w:color w:val="404040" w:themeColor="text1" w:themeTint="BF"/>
+      <w:color w:val="000000"/>
       <w:sz w:val="20"/>
       <w:szCs w:val="20"/>
     </w:rPr>
